--- a/downloads/Escape-Room-Network-Business-Plan.docx
+++ b/downloads/Escape-Room-Network-Business-Plan.docx
@@ -16,7 +16,7 @@
         <w:pStyle w:val="Subtitle"/>
       </w:pPr>
       <w:r>
-        <w:t>An Australian network business plan</w:t>
+        <w:t>ROUND ONE Australian escape room network business plan</w:t>
       </w:r>
     </w:p>
     <w:p>
@@ -25,7 +25,7 @@
         <w:keepNext/>
       </w:pPr>
       <w:r>
-        <w:t>Luke Nathan Hayes  |  29 October 2026  |  Business plan 1.0</w:t>
+        <w:t>Luke Nathan Hayes  |  29 October 2026  |  ROUND ONE research and comparison edition</w:t>
       </w:r>
     </w:p>
     <w:p>
@@ -46,35 +46,53 @@
         <w:rPr>
           <w:b/>
         </w:rPr>
-        <w:t>Build a national adventure network that brings visitors to local businesses, turns shared challenges into skills for life, and gives Australians a fair go in the age of superintelligence.</w:t>
-      </w:r>
-    </w:p>
-    <w:p>
-      <w:bookmarkStart w:id="2" w:name="s_index_The_business_dd25d2"/>
+        <w:t>Distinctive escape rooms across Australia, connected by journeys worth taking, skills worth carrying forward and fresh reasons to return.</w:t>
+      </w:r>
+    </w:p>
+    <w:p>
+      <w:bookmarkStart w:id="2" w:name="s_index_The_business_propositio_776625"/>
       <w:pPr>
         <w:pStyle w:val="Heading2"/>
       </w:pPr>
       <w:r>
-        <w:t>The business</w:t>
+        <w:t>The business proposition</w:t>
       </w:r>
       <w:bookmarkEnd w:id="2"/>
     </w:p>
     <w:p>
       <w:pPr/>
       <w:r>
-        <w:t>I am building an Australian escape-room network alongside Aura of Intelligence and p4a-xyz-cinema. The business designs and deploys distinctive rooms, helps local operators run them, connects those experiences into tourism routes, and renews the catalogue so groups have a reason to return. Visitors buy an enjoyable shared adventure. Schools and employers can buy a deeper programme, and participating venues gain a route to repeat bookings, new customers and continuing practical support.</w:t>
+        <w:t>An Australia-wide escape-room network is the business concept under investigation: design distinctive rooms, connect local experiences into tourism journeys, and renew the catalogue so people have a reason to return. Enjoyment brings people through the door; reflection, just-in-time learning and practice in new settings could extend the value beyond the visit.</w:t>
       </w:r>
     </w:p>
     <w:p>
       <w:pPr/>
       <w:r>
-        <w:t>I lead the business with a proposed suite of AI agents. Paid labourers, tradespeople, designers, facilitators and specialist contractors carry out the work that needs their skills. The agents prepare research, specifications, schedules, comparisons, records and decision packs. The operating system described in this plan awaits my approval before any role is activated or given authority to contact people, hire, purchase or operate customer services.</w:t>
-      </w:r>
-    </w:p>
-    <w:p>
-      <w:pPr/>
-      <w:r>
-        <w:t>Joyful Responsible Abundance gives the business its direction: experiences worth enjoying, responsibility for our effect on other people, and wider access to useful work, learning, ownership and opportunity.</w:t>
+        <w:t xml:space="preserve">The intended connections with </w:t>
+      </w:r>
+      <w:hyperlink r:id="rId10">
+        <w:r>
+          <w:rPr>
+            <w:color w:val="275E67"/>
+            <w:u w:val="single"/>
+          </w:rPr>
+          <w:t xml:space="preserve">Aura of Intelligence</w:t>
+        </w:r>
+      </w:hyperlink>
+      <w:r>
+        <w:t xml:space="preserve"> and </w:t>
+      </w:r>
+      <w:hyperlink r:id="rId11">
+        <w:r>
+          <w:rPr>
+            <w:color w:val="275E67"/>
+            <w:u w:val="single"/>
+          </w:rPr>
+          <w:t xml:space="preserve">p4a-xyz-cinema</w:t>
+        </w:r>
+      </w:hyperlink>
+      <w:r>
+        <w:t xml:space="preserve"> bring personal learning, creative scenarios and civic participation into the research. Local stories and paid creative, technical and trade work are part of the opportunity. Joyful Responsible Abundance provides the wider direction: worthwhile experiences, responsibility to others and wider access to useful learning, work and opportunity.</w:t>
       </w:r>
     </w:p>
     <w:p>
@@ -83,6 +101,30 @@
       </w:pPr>
       <w:r>
         <w:t xml:space="preserve">Sources: </w:t>
+      </w:r>
+      <w:hyperlink w:anchor="source_D05">
+        <w:r>
+          <w:rPr>
+            <w:color w:val="275E67"/>
+            <w:u w:val="single"/>
+          </w:rPr>
+          <w:t xml:space="preserve">D05</w:t>
+        </w:r>
+      </w:hyperlink>
+      <w:r>
+        <w:t xml:space="preserve">, </w:t>
+      </w:r>
+      <w:hyperlink w:anchor="source_D07">
+        <w:r>
+          <w:rPr>
+            <w:color w:val="275E67"/>
+            <w:u w:val="single"/>
+          </w:rPr>
+          <w:t xml:space="preserve">D07</w:t>
+        </w:r>
+      </w:hyperlink>
+      <w:r>
+        <w:t xml:space="preserve">, </w:t>
       </w:r>
       <w:hyperlink w:anchor="source_P01">
         <w:r>
@@ -119,31 +161,25 @@
       </w:hyperlink>
     </w:p>
     <w:p>
-      <w:bookmarkStart w:id="3" w:name="s_index_What_customers_and_part_db6381"/>
+      <w:bookmarkStart w:id="3" w:name="s_index_What_ROUND_ONE_establis_8d6cf9"/>
       <w:pPr>
         <w:pStyle w:val="Heading2"/>
       </w:pPr>
       <w:r>
-        <w:t>What customers and partners buy</w:t>
+        <w:t>What ROUND ONE establishes</w:t>
       </w:r>
       <w:bookmarkEnd w:id="3"/>
     </w:p>
     <w:p>
       <w:pPr/>
       <w:r>
-        <w:t>The opening product catalogue has a $39 school and youth visit, a $59 public visit and a $99 facilitated team workshop, all proposed consumer prices including GST. A $169 direct three-room network pass connects different experiences and destinations. The pass is a proposed commercial product, with a specific venue-settlement model later in this plan.</w:t>
+        <w:t>This first round brings together market evidence, examples from existing venues, itemised cost comparisons and calculations for Luke Nathan Hayes to review. It tests how the business could work and what further evidence would make a decision worthwhile.</w:t>
       </w:r>
     </w:p>
     <w:p>
       <w:pPr/>
       <w:r>
-        <w:t>Local businesses can participate through a hosted room, an independently operated venue, a room-deployment contract or a tourism partnership. Co-operatives can own local assets where that suits their members. Accommodation, food, cultural experiences, transport and other activities remain distinct businesses with agreed responsibilities and payments.</w:t>
-      </w:r>
-    </w:p>
-    <w:p>
-      <w:pPr/>
-      <w:r>
-        <w:t>The revenue model has three ledgers: local venue admissions and workshops; paid design, installation and renewal contracts; and separately agreed network services and distribution. Each ledger records its own payer, delivery cost and margin. Visitor spending at a partner cafe is valuable local activity and remains that cafe's revenue.</w:t>
+        <w:t>Existing operators demonstrate a market for leisure, school and corporate experiences, varied room counts and multi-game offers. They do not establish demand for this particular concept, its price or a future site. Local customer research, delivered costs and evidence of repeat use remain central to the commercial case.</w:t>
       </w:r>
     </w:p>
     <w:p>
@@ -152,93 +188,6 @@
       </w:pPr>
       <w:r>
         <w:t xml:space="preserve">Sources: </w:t>
-      </w:r>
-      <w:hyperlink w:anchor="source_D07">
-        <w:r>
-          <w:rPr>
-            <w:color w:val="275E67"/>
-            <w:u w:val="single"/>
-          </w:rPr>
-          <w:t xml:space="preserve">D07</w:t>
-        </w:r>
-      </w:hyperlink>
-      <w:r>
-        <w:t xml:space="preserve">, </w:t>
-      </w:r>
-      <w:hyperlink w:anchor="source_P03">
-        <w:r>
-          <w:rPr>
-            <w:color w:val="275E67"/>
-            <w:u w:val="single"/>
-          </w:rPr>
-          <w:t xml:space="preserve">P03</w:t>
-        </w:r>
-      </w:hyperlink>
-      <w:r>
-        <w:t xml:space="preserve">, </w:t>
-      </w:r>
-      <w:hyperlink w:anchor="source_P05">
-        <w:r>
-          <w:rPr>
-            <w:color w:val="275E67"/>
-            <w:u w:val="single"/>
-          </w:rPr>
-          <w:t xml:space="preserve">P05</w:t>
-        </w:r>
-      </w:hyperlink>
-    </w:p>
-    <w:p>
-      <w:bookmarkStart w:id="4" w:name="s_index_Why_this_is_a_commercia_7934db"/>
-      <w:pPr>
-        <w:pStyle w:val="Heading2"/>
-      </w:pPr>
-      <w:r>
-        <w:t>Why this is a commercial opportunity</w:t>
-      </w:r>
-      <w:bookmarkEnd w:id="4"/>
-    </w:p>
-    <w:p>
-      <w:pPr/>
-      <w:r>
-        <w:t>Australia already has an established escape-room market. The operator sample in this plan ranges from three to fourteen rooms at one venue, alongside larger mixed attractions. Existing operators sell corporate events, multiple-game packages and touring or relocated game content. The opportunity is to combine good rooms, useful reflection, repeat progression, local stories and an intentionally connected visitor network.</w:t>
-      </w:r>
-    </w:p>
-    <w:p>
-      <w:pPr/>
-      <w:r>
-        <w:t>Tourism, school excursions, public leisure and workplace development serve different parts of the calendar. Each candidate location gets its own demand case, built from reachable customers, competitor offers, partner accommodation, transport, opening hours and actual bookings. National tourism and education statistics supply context. Deployment follows local commercial cases and available delivery capacity.</w:t>
-      </w:r>
-    </w:p>
-    <w:p>
-      <w:pPr>
-        <w:pStyle w:val="SourceNote"/>
-      </w:pPr>
-      <w:r>
-        <w:t xml:space="preserve">Sources: </w:t>
-      </w:r>
-      <w:hyperlink w:anchor="source_M01">
-        <w:r>
-          <w:rPr>
-            <w:color w:val="275E67"/>
-            <w:u w:val="single"/>
-          </w:rPr>
-          <w:t xml:space="preserve">M01</w:t>
-        </w:r>
-      </w:hyperlink>
-      <w:r>
-        <w:t xml:space="preserve">, </w:t>
-      </w:r>
-      <w:hyperlink w:anchor="source_M03">
-        <w:r>
-          <w:rPr>
-            <w:color w:val="275E67"/>
-            <w:u w:val="single"/>
-          </w:rPr>
-          <w:t xml:space="preserve">M03</w:t>
-        </w:r>
-      </w:hyperlink>
-      <w:r>
-        <w:t xml:space="preserve">, </w:t>
       </w:r>
       <w:hyperlink w:anchor="source_M07">
         <w:r>
@@ -276,62 +225,68 @@
       <w:r>
         <w:t xml:space="preserve">, </w:t>
       </w:r>
-      <w:hyperlink w:anchor="source_M16">
+      <w:hyperlink w:anchor="source_M18">
         <w:r>
           <w:rPr>
             <w:color w:val="275E67"/>
             <w:u w:val="single"/>
           </w:rPr>
-          <w:t xml:space="preserve">M16</w:t>
+          <w:t xml:space="preserve">M18</w:t>
         </w:r>
       </w:hyperlink>
-    </w:p>
-    <w:p>
-      <w:bookmarkStart w:id="5" w:name="s_index_The_first_deployment_an_a0e46e"/>
-      <w:pPr>
-        <w:pStyle w:val="Heading2"/>
-      </w:pPr>
-      <w:r>
-        <w:t>The first deployment and the financial approach</w:t>
-      </w:r>
-      <w:bookmarkEnd w:id="5"/>
-    </w:p>
-    <w:p>
-      <w:pPr/>
-      <w:r>
-        <w:t>The first delivery unit is a two-room hosted pilot with a complete operating and renewal record. A four-room venue is the reference operating case, with a selected 400 m² space programme and up to six paying players per game. Larger class and event formats require their own room count, reflection spaces and staffing.</w:t>
-      </w:r>
-    </w:p>
-    <w:p>
-      <w:pPr/>
-      <w:r>
-        <w:t>The cost schedule distinguishes published supplier prices, stated design quantities, work-package hours, current wage benchmarks and items requiring a site-specific quotation. It compares second-hand and new furnishings. The priced subtotal is visible; unquoted work is never entered as zero or disguised inside a broad allowance.</w:t>
-      </w:r>
-    </w:p>
-    <w:p>
-      <w:pPr/>
-      <w:r>
-        <w:t>The plan carries the just-in-time learning method from Installing the Missing Middle into room deployment. Each installation produces a spatial record, asset register, reset procedure, commissioning evidence and short lessons for the next paid crew. Renewal is designed into the room, the cash model and the contract from the beginning.</w:t>
-      </w:r>
-    </w:p>
-    <w:p>
-      <w:pPr>
-        <w:pStyle w:val="SourceNote"/>
-      </w:pPr>
-      <w:r>
-        <w:t xml:space="preserve">Sources: </w:t>
-      </w:r>
-      <w:hyperlink w:anchor="source_D05">
+      <w:r>
+        <w:t xml:space="preserve">, </w:t>
+      </w:r>
+      <w:hyperlink w:anchor="source_M19">
         <w:r>
           <w:rPr>
             <w:color w:val="275E67"/>
             <w:u w:val="single"/>
           </w:rPr>
-          <w:t xml:space="preserve">D05</w:t>
+          <w:t xml:space="preserve">M19</w:t>
         </w:r>
       </w:hyperlink>
       <w:r>
         <w:t xml:space="preserve">, </w:t>
+      </w:r>
+      <w:hyperlink w:anchor="source_M20">
+        <w:r>
+          <w:rPr>
+            <w:color w:val="275E67"/>
+            <w:u w:val="single"/>
+          </w:rPr>
+          <w:t xml:space="preserve">M20</w:t>
+        </w:r>
+      </w:hyperlink>
+    </w:p>
+    <w:p>
+      <w:bookmarkStart w:id="4" w:name="s_index_Options_and_calculation_5467b2"/>
+      <w:pPr>
+        <w:pStyle w:val="Heading2"/>
+      </w:pPr>
+      <w:r>
+        <w:t>Options and calculations for review</w:t>
+      </w:r>
+      <w:bookmarkEnd w:id="4"/>
+    </w:p>
+    <w:p>
+      <w:pPr/>
+      <w:r>
+        <w:t>The chapters compare hosted rooms, a dedicated venue, installation and renewal services, and possible network distribution. They retain new and second-hand furnishing comparisons, supplier room packages, explicit labour hours and software usage calculations. A two-room format, a four-room 400 m² layout and the ticket and pass figures are worked illustrations, with their assumptions identified beside the calculations.</w:t>
+      </w:r>
+    </w:p>
+    <w:p>
+      <w:pPr/>
+      <w:r>
+        <w:t>No premises, room count, price, calendar, technology, business structure, contractor arrangement or AI model is selected by those examples. Costs without a reliable scope and price stay unpriced. The financial tables show partial results under stated inputs, rather than a fully quoted startup requirement or profit forecast.</w:t>
+      </w:r>
+    </w:p>
+    <w:p>
+      <w:pPr>
+        <w:pStyle w:val="SourceNote"/>
+      </w:pPr>
+      <w:r>
+        <w:t xml:space="preserve">Sources: </w:t>
       </w:r>
       <w:hyperlink w:anchor="source_M14">
         <w:r>
@@ -345,66 +300,91 @@
       <w:r>
         <w:t xml:space="preserve">, </w:t>
       </w:r>
-      <w:hyperlink w:anchor="source_P02">
+      <w:hyperlink w:anchor="source_R101">
         <w:r>
           <w:rPr>
             <w:color w:val="275E67"/>
             <w:u w:val="single"/>
           </w:rPr>
-          <w:t xml:space="preserve">P02</w:t>
+          <w:t xml:space="preserve">R101</w:t>
         </w:r>
       </w:hyperlink>
       <w:r>
         <w:t xml:space="preserve">, </w:t>
       </w:r>
-      <w:hyperlink w:anchor="source_P14">
+      <w:hyperlink w:anchor="source_R103">
         <w:r>
           <w:rPr>
             <w:color w:val="275E67"/>
             <w:u w:val="single"/>
           </w:rPr>
-          <w:t xml:space="preserve">P14</w:t>
+          <w:t xml:space="preserve">R103</w:t>
         </w:r>
       </w:hyperlink>
-    </w:p>
-    <w:p>
-      <w:bookmarkStart w:id="6" w:name="s_index_The_development_decisio_6b87f4"/>
-      <w:pPr>
-        <w:pStyle w:val="Heading2"/>
-      </w:pPr>
-      <w:r>
-        <w:t>The development decision</w:t>
-      </w:r>
-      <w:bookmarkEnd w:id="6"/>
-    </w:p>
-    <w:p>
-      <w:pPr/>
-      <w:r>
-        <w:t>The immediate decision is whether to adopt the proposed operating system and authorise its first defined work packages. The decision pack covers the role charters, account access, contractor engagement, expenditure limits, external communications and evidence required for acceptance. Site selection and purchase commitments follow their own completed cost and delivery packs.</w:t>
-      </w:r>
-    </w:p>
-    <w:p>
-      <w:pPr/>
-      <w:r>
-        <w:t>This publication provides the full business scope, market evidence, itemised cost basis, tourism settlement design, agent responsibilities and staged programme. No operating agent has been activated by publishing it.</w:t>
-      </w:r>
-    </w:p>
-    <w:p>
-      <w:pPr>
-        <w:pStyle w:val="SourceNote"/>
-      </w:pPr>
-      <w:r>
-        <w:t xml:space="preserve">Sources: </w:t>
-      </w:r>
-      <w:hyperlink w:anchor="source_P14">
+      <w:r>
+        <w:t xml:space="preserve">, </w:t>
+      </w:r>
+      <w:hyperlink w:anchor="source_R117">
         <w:r>
           <w:rPr>
             <w:color w:val="275E67"/>
             <w:u w:val="single"/>
           </w:rPr>
-          <w:t xml:space="preserve">P14</w:t>
+          <w:t xml:space="preserve">R117</w:t>
         </w:r>
       </w:hyperlink>
+      <w:r>
+        <w:t xml:space="preserve">, </w:t>
+      </w:r>
+      <w:hyperlink w:anchor="source_R118">
+        <w:r>
+          <w:rPr>
+            <w:color w:val="275E67"/>
+            <w:u w:val="single"/>
+          </w:rPr>
+          <w:t xml:space="preserve">R118</w:t>
+        </w:r>
+      </w:hyperlink>
+      <w:r>
+        <w:t xml:space="preserve">, </w:t>
+      </w:r>
+      <w:hyperlink w:anchor="source_R119">
+        <w:r>
+          <w:rPr>
+            <w:color w:val="275E67"/>
+            <w:u w:val="single"/>
+          </w:rPr>
+          <w:t xml:space="preserve">R119</w:t>
+        </w:r>
+      </w:hyperlink>
+    </w:p>
+    <w:p>
+      <w:bookmarkStart w:id="5" w:name="s_index_How_to_read_the_evidenc_eb455f"/>
+      <w:pPr>
+        <w:pStyle w:val="Heading2"/>
+      </w:pPr>
+      <w:r>
+        <w:t>How to read the evidence</w:t>
+      </w:r>
+      <w:bookmarkEnd w:id="5"/>
+    </w:p>
+    <w:p>
+      <w:pPr/>
+      <w:r>
+        <w:t>Source observations describe what a named operator, supplier or publication reports. Model assumptions describe quantities or relationships introduced to explore an option. Founder decisions record choices Luke actually makes. These are kept separate throughout the plan and its financial inputs.</w:t>
+      </w:r>
+    </w:p>
+    <w:p>
+      <w:pPr/>
+      <w:r>
+        <w:t>The research date is 29 October 2026. Each source entry distinguishes a page rechecked for this revision from an inherited reference that still needs verification. Advertised prices carry their observation date; no requested supplier quotation is recorded. Worked illustrations are labelled at section level so their figures can be read together without repeating a caveat in every paragraph.</w:t>
+      </w:r>
+    </w:p>
+    <w:p>
+      <w:pPr/>
+      <w:r>
+        <w:t>The immediate purpose is review of the opportunity, evidence gaps and alternatives. AI can extend research and computation; it does not determine the business or replace the founder's judgment.</w:t>
+      </w:r>
     </w:p>
     <w:p>
       <w:pPr>
@@ -428,7 +408,7 @@
                     <pic:cNvPicPr/>
                   </pic:nvPicPr>
                   <pic:blipFill>
-                    <a:blip r:embed="rId10"/>
+                    <a:blip r:embed="rId12"/>
                     <a:stretch>
                       <a:fillRect/>
                     </a:stretch>
@@ -458,7 +438,7 @@
       </w:r>
     </w:p>
     <w:p>
-      <w:bookmarkStart w:id="7" w:name="contents"/>
+      <w:bookmarkStart w:id="6" w:name="contents"/>
       <w:pPr>
         <w:pStyle w:val="Heading1"/>
         <w:pageBreakBefore w:val="0"/>
@@ -467,7 +447,7 @@
       <w:r>
         <w:t>CONTENTS</w:t>
       </w:r>
-      <w:bookmarkEnd w:id="7"/>
+      <w:bookmarkEnd w:id="6"/>
     </w:p>
     <w:p>
       <w:pPr>
@@ -482,24 +462,6 @@
           <w:t xml:space="preserve">Executive summary</w:t>
         </w:r>
       </w:hyperlink>
-      <w:r>
-        <w:tab/>
-      </w:r>
-      <w:r>
-        <w:fldChar w:fldCharType="begin"/>
-      </w:r>
-      <w:r>
-        <w:instrText xml:space="preserve"> PAGEREF chapter_index \h </w:instrText>
-      </w:r>
-      <w:r>
-        <w:fldChar w:fldCharType="separate"/>
-      </w:r>
-      <w:r>
-        <w:t>1</w:t>
-      </w:r>
-      <w:r>
-        <w:fldChar w:fldCharType="end"/>
-      </w:r>
     </w:p>
     <w:p>
       <w:pPr>
@@ -514,24 +476,6 @@
           <w:t xml:space="preserve">Market and venue evidence</w:t>
         </w:r>
       </w:hyperlink>
-      <w:r>
-        <w:tab/>
-      </w:r>
-      <w:r>
-        <w:fldChar w:fldCharType="begin"/>
-      </w:r>
-      <w:r>
-        <w:instrText xml:space="preserve"> PAGEREF chapter_market \h </w:instrText>
-      </w:r>
-      <w:r>
-        <w:fldChar w:fldCharType="separate"/>
-      </w:r>
-      <w:r>
-        <w:t>4</w:t>
-      </w:r>
-      <w:r>
-        <w:fldChar w:fldCharType="end"/>
-      </w:r>
     </w:p>
     <w:p>
       <w:pPr>
@@ -546,24 +490,6 @@
           <w:t xml:space="preserve">A tourism network that rewards return visits</w:t>
         </w:r>
       </w:hyperlink>
-      <w:r>
-        <w:tab/>
-      </w:r>
-      <w:r>
-        <w:fldChar w:fldCharType="begin"/>
-      </w:r>
-      <w:r>
-        <w:instrText xml:space="preserve"> PAGEREF chapter_network_tourism \h </w:instrText>
-      </w:r>
-      <w:r>
-        <w:fldChar w:fldCharType="separate"/>
-      </w:r>
-      <w:r>
-        <w:t>7</w:t>
-      </w:r>
-      <w:r>
-        <w:fldChar w:fldCharType="end"/>
-      </w:r>
     </w:p>
     <w:p>
       <w:pPr>
@@ -578,24 +504,6 @@
           <w:t xml:space="preserve">Room design and deployment</w:t>
         </w:r>
       </w:hyperlink>
-      <w:r>
-        <w:tab/>
-      </w:r>
-      <w:r>
-        <w:fldChar w:fldCharType="begin"/>
-      </w:r>
-      <w:r>
-        <w:instrText xml:space="preserve"> PAGEREF chapter_deployment \h </w:instrText>
-      </w:r>
-      <w:r>
-        <w:fldChar w:fldCharType="separate"/>
-      </w:r>
-      <w:r>
-        <w:t>9</w:t>
-      </w:r>
-      <w:r>
-        <w:fldChar w:fldCharType="end"/>
-      </w:r>
     </w:p>
     <w:p>
       <w:pPr>
@@ -610,24 +518,6 @@
           <w:t xml:space="preserve">Itemised setup and operating economics</w:t>
         </w:r>
       </w:hyperlink>
-      <w:r>
-        <w:tab/>
-      </w:r>
-      <w:r>
-        <w:fldChar w:fldCharType="begin"/>
-      </w:r>
-      <w:r>
-        <w:instrText xml:space="preserve"> PAGEREF chapter_economics \h </w:instrText>
-      </w:r>
-      <w:r>
-        <w:fldChar w:fldCharType="separate"/>
-      </w:r>
-      <w:r>
-        <w:t>12</w:t>
-      </w:r>
-      <w:r>
-        <w:fldChar w:fldCharType="end"/>
-      </w:r>
     </w:p>
     <w:p>
       <w:pPr>
@@ -642,24 +532,6 @@
           <w:t xml:space="preserve">Finance, settlements and local ownership</w:t>
         </w:r>
       </w:hyperlink>
-      <w:r>
-        <w:tab/>
-      </w:r>
-      <w:r>
-        <w:fldChar w:fldCharType="begin"/>
-      </w:r>
-      <w:r>
-        <w:instrText xml:space="preserve"> PAGEREF chapter_finance \h </w:instrText>
-      </w:r>
-      <w:r>
-        <w:fldChar w:fldCharType="separate"/>
-      </w:r>
-      <w:r>
-        <w:t>19</w:t>
-      </w:r>
-      <w:r>
-        <w:fldChar w:fldCharType="end"/>
-      </w:r>
     </w:p>
     <w:p>
       <w:pPr>
@@ -674,24 +546,6 @@
           <w:t xml:space="preserve">Language, teamwork and whole-life learning</w:t>
         </w:r>
       </w:hyperlink>
-      <w:r>
-        <w:tab/>
-      </w:r>
-      <w:r>
-        <w:fldChar w:fldCharType="begin"/>
-      </w:r>
-      <w:r>
-        <w:instrText xml:space="preserve"> PAGEREF chapter_learning \h </w:instrText>
-      </w:r>
-      <w:r>
-        <w:fldChar w:fldCharType="separate"/>
-      </w:r>
-      <w:r>
-        <w:t>24</w:t>
-      </w:r>
-      <w:r>
-        <w:fldChar w:fldCharType="end"/>
-      </w:r>
     </w:p>
     <w:p>
       <w:pPr>
@@ -703,27 +557,9 @@
             <w:color w:val="275E67"/>
             <w:u w:val="single"/>
           </w:rPr>
-          <w:t xml:space="preserve">Luke and the proposed agent suite</w:t>
+          <w:t xml:space="preserve">Research computation and paid work</w:t>
         </w:r>
       </w:hyperlink>
-      <w:r>
-        <w:tab/>
-      </w:r>
-      <w:r>
-        <w:fldChar w:fldCharType="begin"/>
-      </w:r>
-      <w:r>
-        <w:instrText xml:space="preserve"> PAGEREF chapter_agent_roles \h </w:instrText>
-      </w:r>
-      <w:r>
-        <w:fldChar w:fldCharType="separate"/>
-      </w:r>
-      <w:r>
-        <w:t>27</w:t>
-      </w:r>
-      <w:r>
-        <w:fldChar w:fldCharType="end"/>
-      </w:r>
     </w:p>
     <w:p>
       <w:pPr>
@@ -738,24 +574,6 @@
           <w:t xml:space="preserve">Renewal, rotation and useful asset life</w:t>
         </w:r>
       </w:hyperlink>
-      <w:r>
-        <w:tab/>
-      </w:r>
-      <w:r>
-        <w:fldChar w:fldCharType="begin"/>
-      </w:r>
-      <w:r>
-        <w:instrText xml:space="preserve"> PAGEREF chapter_renewal \h </w:instrText>
-      </w:r>
-      <w:r>
-        <w:fldChar w:fldCharType="separate"/>
-      </w:r>
-      <w:r>
-        <w:t>29</w:t>
-      </w:r>
-      <w:r>
-        <w:fldChar w:fldCharType="end"/>
-      </w:r>
     </w:p>
     <w:p>
       <w:pPr>
@@ -770,24 +588,6 @@
           <w:t xml:space="preserve">Local enterprise, councils and a fair go</w:t>
         </w:r>
       </w:hyperlink>
-      <w:r>
-        <w:tab/>
-      </w:r>
-      <w:r>
-        <w:fldChar w:fldCharType="begin"/>
-      </w:r>
-      <w:r>
-        <w:instrText xml:space="preserve"> PAGEREF chapter_partnerships \h </w:instrText>
-      </w:r>
-      <w:r>
-        <w:fldChar w:fldCharType="separate"/>
-      </w:r>
-      <w:r>
-        <w:t>31</w:t>
-      </w:r>
-      <w:r>
-        <w:fldChar w:fldCharType="end"/>
-      </w:r>
     </w:p>
     <w:p>
       <w:pPr>
@@ -799,27 +599,9 @@
             <w:color w:val="275E67"/>
             <w:u w:val="single"/>
           </w:rPr>
-          <w:t xml:space="preserve">Programme, decisions and delivery milestones</w:t>
+          <w:t xml:space="preserve">Research questions and possible development sequence</w:t>
         </w:r>
       </w:hyperlink>
-      <w:r>
-        <w:tab/>
-      </w:r>
-      <w:r>
-        <w:fldChar w:fldCharType="begin"/>
-      </w:r>
-      <w:r>
-        <w:instrText xml:space="preserve"> PAGEREF chapter_roadmap \h </w:instrText>
-      </w:r>
-      <w:r>
-        <w:fldChar w:fldCharType="separate"/>
-      </w:r>
-      <w:r>
-        <w:t>33</w:t>
-      </w:r>
-      <w:r>
-        <w:fldChar w:fldCharType="end"/>
-      </w:r>
     </w:p>
     <w:p>
       <w:pPr>
@@ -834,24 +616,6 @@
           <w:t xml:space="preserve">Sources and project inventory</w:t>
         </w:r>
       </w:hyperlink>
-      <w:r>
-        <w:tab/>
-      </w:r>
-      <w:r>
-        <w:fldChar w:fldCharType="begin"/>
-      </w:r>
-      <w:r>
-        <w:instrText xml:space="preserve"> PAGEREF source_register \h </w:instrText>
-      </w:r>
-      <w:r>
-        <w:fldChar w:fldCharType="separate"/>
-      </w:r>
-      <w:r>
-        <w:t>35</w:t>
-      </w:r>
-      <w:r>
-        <w:fldChar w:fldCharType="end"/>
-      </w:r>
     </w:p>
     <w:p>
       <w:pPr>
@@ -866,24 +630,6 @@
           <w:t xml:space="preserve">Rights and provenance</w:t>
         </w:r>
       </w:hyperlink>
-      <w:r>
-        <w:tab/>
-      </w:r>
-      <w:r>
-        <w:fldChar w:fldCharType="begin"/>
-      </w:r>
-      <w:r>
-        <w:instrText xml:space="preserve"> PAGEREF rights \h </w:instrText>
-      </w:r>
-      <w:r>
-        <w:fldChar w:fldCharType="separate"/>
-      </w:r>
-      <w:r>
-        <w:t>45</w:t>
-      </w:r>
-      <w:r>
-        <w:fldChar w:fldCharType="end"/>
-      </w:r>
     </w:p>
     <w:p>
       <w:pPr>
@@ -898,30 +644,12 @@
           <w:t xml:space="preserve">Strange But True Public Source Licence</w:t>
         </w:r>
       </w:hyperlink>
-      <w:r>
-        <w:tab/>
-      </w:r>
-      <w:r>
-        <w:fldChar w:fldCharType="begin"/>
-      </w:r>
-      <w:r>
-        <w:instrText xml:space="preserve"> PAGEREF licence \h </w:instrText>
-      </w:r>
-      <w:r>
-        <w:fldChar w:fldCharType="separate"/>
-      </w:r>
-      <w:r>
-        <w:t>45</w:t>
-      </w:r>
-      <w:r>
-        <w:fldChar w:fldCharType="end"/>
-      </w:r>
     </w:p>
     <w:p>
       <w:pPr>
         <w:pStyle w:val="SourceNote"/>
       </w:pPr>
-      <w:hyperlink r:id="rId11">
+      <w:hyperlink r:id="rId13">
         <w:r>
           <w:rPr>
             <w:color w:val="275E67"/>
@@ -933,7 +661,7 @@
       <w:r>
         <w:t xml:space="preserve">  |  </w:t>
       </w:r>
-      <w:hyperlink r:id="rId12">
+      <w:hyperlink r:id="rId14">
         <w:r>
           <w:rPr>
             <w:color w:val="275E67"/>
@@ -944,7 +672,7 @@
       </w:hyperlink>
     </w:p>
     <w:p>
-      <w:bookmarkStart w:id="8" w:name="chapter_market"/>
+      <w:bookmarkStart w:id="7" w:name="chapter_market"/>
       <w:pPr>
         <w:pStyle w:val="Heading1"/>
         <w:pageBreakBefore/>
@@ -952,25 +680,34 @@
       <w:r>
         <w:t>Market and venue evidence</w:t>
       </w:r>
+      <w:bookmarkEnd w:id="7"/>
+    </w:p>
+    <w:p>
+      <w:pPr>
+        <w:pStyle w:val="Lead"/>
+      </w:pPr>
+      <w:r>
+        <w:t>Compare existing venues and customer segments, then examine which local opportunities could support this business concept.</w:t>
+      </w:r>
+    </w:p>
+    <w:p>
+      <w:bookmarkStart w:id="8" w:name="s_market_Four_customer_markets_684dbf"/>
+      <w:pPr>
+        <w:pStyle w:val="Heading2"/>
+      </w:pPr>
+      <w:r>
+        <w:t>Four customer markets</w:t>
+      </w:r>
       <w:bookmarkEnd w:id="8"/>
     </w:p>
     <w:p>
       <w:pPr>
-        <w:pStyle w:val="Lead"/>
-      </w:pPr>
-      <w:r>
-        <w:t>Enter through a specific local opportunity, with a clear offer for each customer and a measured plan for every room.</w:t>
-      </w:r>
-    </w:p>
-    <w:p>
-      <w:bookmarkStart w:id="9" w:name="s_market_Four_customer_markets_684dbf"/>
-      <w:pPr>
-        <w:pStyle w:val="Heading2"/>
-      </w:pPr>
-      <w:r>
-        <w:t>Four customer markets</w:t>
-      </w:r>
-      <w:bookmarkEnd w:id="9"/>
+        <w:pStyle w:val="SourceNote"/>
+        <w:keepNext/>
+      </w:pPr>
+      <w:r>
+        <w:t>Source comparison | Recorded observation date 29 October 2026 | Verification status and reference periods are in the source register.</w:t>
+      </w:r>
     </w:p>
     <w:tbl>
       <w:tblPr>
@@ -1303,7 +1040,7 @@
     <w:p>
       <w:pPr/>
       <w:r>
-        <w:t>Tourism Research Australia reports 112.5 million domestic overnight trips and $108.1 billion in spending, plus 288.4 million day trips and $52.0 billion in spending, for the year ending June 2026. These are travel occasions and spending across tourism. The escape-room opportunity is assessed locally within those flows.</w:t>
+        <w:t>Tourism Research Australia reports 112.5 million domestic overnight trips and $108.1 billion in spending, plus 288.4 million day trips and $52.0 billion in spending, for the year ending June 2026. These are travel occasions and spending across tourism. These figures give tourism context, rather than a share of spending available to this business. A local escape-room opportunity would need its own demand evidence.</w:t>
       </w:r>
     </w:p>
     <w:p>
@@ -1366,14 +1103,23 @@
       </w:hyperlink>
     </w:p>
     <w:p>
-      <w:bookmarkStart w:id="10" w:name="s_market_Published_room_counts__a454ce"/>
+      <w:bookmarkStart w:id="9" w:name="s_market_Published_room_counts__a454ce"/>
       <w:pPr>
         <w:pStyle w:val="Heading2"/>
       </w:pPr>
       <w:r>
         <w:t>Published room counts and simultaneous capacity</w:t>
       </w:r>
-      <w:bookmarkEnd w:id="10"/>
+      <w:bookmarkEnd w:id="9"/>
+    </w:p>
+    <w:p>
+      <w:pPr>
+        <w:pStyle w:val="SourceNote"/>
+        <w:keepNext/>
+      </w:pPr>
+      <w:r>
+        <w:t>Source comparison | Recorded observation date 29 October 2026 | Verification status and reference periods are in the source register.</w:t>
+      </w:r>
     </w:p>
     <w:tbl>
       <w:tblPr>
@@ -1965,14 +1711,23 @@
       </w:hyperlink>
     </w:p>
     <w:p>
-      <w:bookmarkStart w:id="11" w:name="s_market_Published_physical_are_b4e6ab"/>
+      <w:bookmarkStart w:id="10" w:name="s_market_Published_physical_are_b4e6ab"/>
       <w:pPr>
         <w:pStyle w:val="Heading2"/>
       </w:pPr>
       <w:r>
         <w:t>Published physical area and what it measures</w:t>
       </w:r>
-      <w:bookmarkEnd w:id="11"/>
+      <w:bookmarkEnd w:id="10"/>
+    </w:p>
+    <w:p>
+      <w:pPr>
+        <w:pStyle w:val="SourceNote"/>
+        <w:keepNext/>
+      </w:pPr>
+      <w:r>
+        <w:t>Source comparison | Recorded observation date 29 October 2026 | Verification status and reference periods are in the source register.</w:t>
+      </w:r>
     </w:p>
     <w:tbl>
       <w:tblPr>
@@ -2417,13 +2172,13 @@
     <w:p>
       <w:pPr/>
       <w:r>
-        <w:t>This sample supports a range of formats. It does not provide a national mean room size. The selected 45 m² game module in this plan sits within the published supplier ranges. Reflection, storage, circulation, access and staff facilities are budgeted separately. A measured building plan will establish the eventual area.</w:t>
+        <w:t>This sample supports a range of formats. It does not provide a national mean room size. The 45 m² module used in one worked illustration falls within the published supplier ranges. It is an assumption for comparison. Reflection, storage, circulation, access and staff facilities would require additional measured space and separate costing.</w:t>
       </w:r>
     </w:p>
     <w:p>
       <w:pPr/>
       <w:r>
-        <w:t>The larger venue examples show where growth can lead. The first premises should match the actual room catalogue, buyer groups and delivery capacity.</w:t>
+        <w:t>The larger venue examples show where growth can lead. A premises comparison would need to match the room catalogue, buyer groups and delivery capacity under consideration.</w:t>
       </w:r>
     </w:p>
     <w:p>
@@ -2492,14 +2247,23 @@
       </w:hyperlink>
     </w:p>
     <w:p>
-      <w:bookmarkStart w:id="12" w:name="s_market_Competitors__pricing_a_87930c"/>
+      <w:bookmarkStart w:id="11" w:name="s_market_Competitors__pricing_a_87930c"/>
       <w:pPr>
         <w:pStyle w:val="Heading2"/>
       </w:pPr>
       <w:r>
         <w:t>Competitors, pricing and differentiation</w:t>
       </w:r>
-      <w:bookmarkEnd w:id="12"/>
+      <w:bookmarkEnd w:id="11"/>
+    </w:p>
+    <w:p>
+      <w:pPr>
+        <w:pStyle w:val="SourceNote"/>
+        <w:keepNext/>
+      </w:pPr>
+      <w:r>
+        <w:t>Source comparison | Recorded observation date 29 October 2026 | Verification status and reference periods are in the source register.</w:t>
+      </w:r>
     </w:p>
     <w:tbl>
       <w:tblPr>
@@ -2782,13 +2546,13 @@
     <w:p>
       <w:pPr/>
       <w:r>
-        <w:t>The proposed $59 public price includes a structured reflection on the actual experience. The $99 workshop adds application to a chosen team or life situation. The quality of the rooms and facilitation must make those inclusions worth buying.</w:t>
+        <w:t>For comparison, the finance chapter retains $59 for a public visit with reflection and $99 for a workshop. These are inherited model inputs, not researched willingness-to-pay findings or asking prices for this business. Their relationship to the published competitor offers needs testing, including whether customers value the additional time and facilitation.</w:t>
       </w:r>
     </w:p>
     <w:p>
       <w:pPr/>
       <w:r>
-        <w:t>The distinctive offer joins independent play without hints, contextual noticing of language and teamwork, progression across life, local content, cross-venue travel and continuing personal Aura records chosen by the participant. Existing team-building operators also offer communication and reflection, so the business will compete through delivery quality, integration and repeat value.</w:t>
+        <w:t>The differentiation hypothesis joins independent play without hints, contextual noticing of language and teamwork, progression across life, local content, cross-venue travel and continuing personal Aura records chosen by the participant. Existing team-building operators also offer communication and reflection, so integration and repeat value need evidence beyond the presence of a debrief.</w:t>
       </w:r>
     </w:p>
     <w:p>
@@ -2869,31 +2633,31 @@
       </w:hyperlink>
     </w:p>
     <w:p>
-      <w:bookmarkStart w:id="13" w:name="s_market_A_site_level_market_ca_c2690f"/>
+      <w:bookmarkStart w:id="12" w:name="s_market_A_site_level_market_ca_c2690f"/>
       <w:pPr>
         <w:pStyle w:val="Heading2"/>
       </w:pPr>
       <w:r>
         <w:t>A site-level market case</w:t>
       </w:r>
-      <w:bookmarkEnd w:id="13"/>
+      <w:bookmarkEnd w:id="12"/>
     </w:p>
     <w:p>
       <w:pPr/>
       <w:r>
-        <w:t>Each candidate record contains the measured premises and permitted use; local competitor prices, capacities and availability; reachable schools and employers; visitor nights and seasonal patterns; accommodation and event partners; transport and parking; suitable local contractors; and customers at each stage of interest, quotation and paid booking.</w:t>
+        <w:t>A useful candidate-site comparison would contain the measured premises and permitted use; local competitor prices, capacities and availability; reachable schools and employers; visitor nights and seasonal patterns; accommodation and event partners; transport and parking; suitable local contractors; and customers at each stage of interest, quotation and paid booking.</w:t>
       </w:r>
     </w:p>
     <w:p>
       <w:pPr/>
       <w:r>
-        <w:t>The sales forecast is assembled by customer segment, month, room session and expected group size. A school class that needs six room sessions consumes six sessions. A traveller playing three destinations generates three admissions and remains one customer in the customer count.</w:t>
+        <w:t>A sales forecast could be assembled by customer segment, month, room session and expected group size. A school class that needs six room sessions consumes six sessions. A traveller playing three destinations generates three admissions and remains one customer in the customer count.</w:t>
       </w:r>
     </w:p>
     <w:p>
       <w:pPr/>
       <w:r>
-        <w:t>Compare direct bookings, partner referrals and tourism distribution separately. Retain the net amount after each channel's commission and payment fees. Track enquiries, conversion, advance bookings, cancellations, repeat visits, room utilisation and contribution per staffed opening block. Those results guide the next deployment.</w:t>
+        <w:t>Compare direct bookings, partner referrals and tourism distribution separately. Retain the net amount after each channel's commission and payment fees. Track enquiries, conversion, advance bookings, cancellations, repeat visits, room utilisation and contribution per staffed opening block. Those results would inform whether to develop a location further.</w:t>
       </w:r>
     </w:p>
     <w:p>
@@ -2950,7 +2714,7 @@
       </w:hyperlink>
     </w:p>
     <w:p>
-      <w:bookmarkStart w:id="14" w:name="chapter_network_tourism"/>
+      <w:bookmarkStart w:id="13" w:name="chapter_network_tourism"/>
       <w:pPr>
         <w:pStyle w:val="Heading1"/>
         <w:pageBreakBefore/>
@@ -2958,42 +2722,42 @@
       <w:r>
         <w:t>A tourism network that rewards return visits</w:t>
       </w:r>
+      <w:bookmarkEnd w:id="13"/>
+    </w:p>
+    <w:p>
+      <w:pPr>
+        <w:pStyle w:val="Lead"/>
+      </w:pPr>
+      <w:r>
+        <w:t>Explore how distinctive local rooms, linked travel and renewed experiences could support repeat visits across Australia.</w:t>
+      </w:r>
+    </w:p>
+    <w:p>
+      <w:bookmarkStart w:id="14" w:name="s_network_tourism_The_network_p_76c679"/>
+      <w:pPr>
+        <w:pStyle w:val="Heading2"/>
+      </w:pPr>
+      <w:r>
+        <w:t>The network product</w:t>
+      </w:r>
       <w:bookmarkEnd w:id="14"/>
     </w:p>
     <w:p>
-      <w:pPr>
-        <w:pStyle w:val="Lead"/>
-      </w:pPr>
-      <w:r>
-        <w:t>Give every destination its own character and every returning group a fresh reason to travel, contribute and learn.</w:t>
-      </w:r>
-    </w:p>
-    <w:p>
-      <w:bookmarkStart w:id="15" w:name="s_network_tourism_The_network_p_76c679"/>
-      <w:pPr>
-        <w:pStyle w:val="Heading2"/>
-      </w:pPr>
-      <w:r>
-        <w:t>The network product</w:t>
-      </w:r>
-      <w:bookmarkEnd w:id="15"/>
-    </w:p>
-    <w:p>
       <w:pPr/>
       <w:r>
-        <w:t>A visitor can enjoy one room as a complete experience, then choose a linked journey through other participating venues. Each room has a different story, task structure and local connection. The network maintains room and scenario versions so returning groups can find genuinely unfamiliar experiences.</w:t>
+        <w:t>A connected visitor journey is one way to develop the national network aim. A room could remain a complete local experience while also giving visitors a reason to try another destination. Distinctive stories, task structures and local connections would be important to the value of the journey.</w:t>
       </w:r>
     </w:p>
     <w:p>
       <w:pPr/>
       <w:r>
-        <w:t>Three product lengths serve different customers: a local day with two experiences and an independent food or cultural stop; a regional weekend with several rooms and accommodation; and a longer passport used across a journey. Employer retreats add a workshop tied to actual work. School series can revisit the same capabilities through different room settings.</w:t>
+        <w:t>Formats to compare include a local day with linked activities, a regional weekend with rooms and accommodation, and a passport used across a longer journey. Employer retreats and school series could add different forms of reflection and application. These are product concepts to research with their intended buyers.</w:t>
       </w:r>
     </w:p>
     <w:p>
       <w:pPr/>
       <w:r>
-        <w:t>Partner businesses publish their actual offer, price, capacity, accessibility and booking arrangements. A package can be sold by a named contracting operator, or customers can buy linked services directly. The selling and settlement model is clear before bookings open.</w:t>
+        <w:t>Direct referrals, separately booked linked services and a package sold by a contracting operator create different support, pricing and settlement requirements. Comparing them does not establish partner participation or choose a selling structure.</w:t>
       </w:r>
     </w:p>
     <w:p>
@@ -3050,14 +2814,23 @@
       </w:hyperlink>
     </w:p>
     <w:p>
-      <w:bookmarkStart w:id="16" w:name="s_network_tourism_A_proposed_th_dfed49"/>
+      <w:bookmarkStart w:id="15" w:name="s_network_tourism_A_proposed_th_dfed49"/>
       <w:pPr>
         <w:pStyle w:val="Heading2"/>
       </w:pPr>
       <w:r>
         <w:t>A proposed three-destination journey</w:t>
       </w:r>
-      <w:bookmarkEnd w:id="16"/>
+      <w:bookmarkEnd w:id="15"/>
+    </w:p>
+    <w:p>
+      <w:pPr>
+        <w:pStyle w:val="SourceNote"/>
+        <w:keepNext/>
+      </w:pPr>
+      <w:r>
+        <w:t>Worked illustration | 29 October 2026 | Quantities and business inputs are assumptions for comparison.</w:t>
+      </w:r>
     </w:p>
     <w:tbl>
       <w:tblPr>
@@ -3385,37 +3158,40 @@
       </w:hyperlink>
     </w:p>
     <w:p>
-      <w:bookmarkStart w:id="17" w:name="s_network_tourism_The_direct_ne_56c083"/>
+      <w:bookmarkStart w:id="16" w:name="s_network_tourism_The_direct_ne_56c083"/>
       <w:pPr>
         <w:pStyle w:val="Heading2"/>
       </w:pPr>
       <w:r>
         <w:t>The direct network pass and settlement</w:t>
       </w:r>
-      <w:bookmarkEnd w:id="17"/>
+      <w:bookmarkEnd w:id="16"/>
+    </w:p>
+    <w:p>
+      <w:pPr>
+        <w:pStyle w:val="SourceNote"/>
+        <w:keepNext/>
+      </w:pPr>
+      <w:r>
+        <w:t>Worked illustration | 29 October 2026 | Quantities and business inputs are assumptions for comparison.</w:t>
+      </w:r>
     </w:p>
     <w:p>
       <w:pPr/>
       <w:r>
-        <w:t>The proposed direct pass is $169 per person for three participating rooms. Its allocation is $53 to each receiving venue and $10 for the network service, all stated as GST-inclusive cash amounts where applicable. Compared with three individual $59 admissions, the pass saves $8 and offers a connected journey.</w:t>
+        <w:t>Worked illustration, 29 October 2026: a three-room pass at $169 per person, with $53 allocated to each venue redemption and $10 to a network service. The prices and allocations are inherited model assumptions. They are not competitor facts, negotiated terms or a selected tariff.</w:t>
       </w:r>
     </w:p>
     <w:p>
       <w:pPr/>
       <w:r>
-        <w:t>The venue allocations remain committed to future admissions until the relevant service is delivered or the booking is otherwise resolved under the agreed terms. A venue records its own admission revenue. The network records its service amount under its agreed agency or principal arrangement. Accounting and tax treatment are confirmed in the operating agreements.</w:t>
+        <w:t>Against three assumed $59 admissions, the arithmetic difference is $8. For five passes in one transaction, receipts would be $845, comprising $795 for venue admissions and $50 for the network service before processing and delivery costs. The finance chapter shows why the amount collected and the network's own revenue must be distinguished.</w:t>
       </w:r>
     </w:p>
     <w:p>
       <w:pPr/>
       <w:r>
-        <w:t>For five passes bought in one domestic-card transaction, $845 is collected, $795 is allocated to venue admissions and $50 to the network service. Payment processing and the network's own delivery costs come out of the network amount in this example. The finance chapter shows the calculation and the limits of this tariff.</w:t>
-      </w:r>
-    </w:p>
-    <w:p>
-      <w:pPr/>
-      <w:r>
-        <w:t>Wholesale and high-commission channels need a separately priced offer. The direct pass cannot absorb every distribution fee while preserving the same venue payments. Refunds, cancellations, unredeemed admissions, partner departure and failed delivery each have an assigned payer and settlement procedure.</w:t>
+        <w:t>Separate bookings, referral payments and other pass structures remain alternatives. A useful comparison would examine redemption patterns, customer value, provider costs, cancellations and distribution fees. Actual accounting treatment would depend on the contracting relationship and current professional advice.</w:t>
       </w:r>
     </w:p>
     <w:p>
@@ -3448,19 +3224,19 @@
       </w:hyperlink>
     </w:p>
     <w:p>
-      <w:bookmarkStart w:id="18" w:name="s_network_tourism_How_neighbour_77d95b"/>
+      <w:bookmarkStart w:id="17" w:name="s_network_tourism_How_neighbour_77d95b"/>
       <w:pPr>
         <w:pStyle w:val="Heading2"/>
       </w:pPr>
       <w:r>
         <w:t>How neighbouring businesses benefit</w:t>
       </w:r>
-      <w:bookmarkEnd w:id="18"/>
+      <w:bookmarkEnd w:id="17"/>
     </w:p>
     <w:p>
       <w:pPr/>
       <w:r>
-        <w:t>Accommodation providers gain a reason for an extra night. Cafes and restaurants gain groups with a planned break. Galleries, museums, guides and cultural hosts can offer their own experiences between rooms. Local makers can supply set dressing, props, repairs and original stories. Councils and tourism organisations can help connect venues with precincts, visitor information and relevant regional programmes.</w:t>
+        <w:t>The commercial hypothesis is that linked activities could support an extra night or a planned meal break. These benefits would need to be measured through actual bookings. Galleries, museums, guides and cultural hosts can offer their own experiences between rooms. Local makers can supply set dressing, props, repairs and original stories. Councils and tourism organisations can help connect venues with precincts, visitor information and relevant regional programmes.</w:t>
       </w:r>
     </w:p>
     <w:p>
@@ -3472,7 +3248,7 @@
     <w:p>
       <w:pPr/>
       <w:r>
-        <w:t>Participants can retain a chosen learning thread in their personal Aura. Tourism partners receive the booking information needed to deliver their service. Personal reflections are not a condition of cross-venue ticket redemption.</w:t>
+        <w:t>A participant-directed Aura connection could retain a chosen learning thread. A booking design would need to limit tourism partners to the information required for their service. Personal reflections are not a condition of cross-venue ticket redemption.</w:t>
       </w:r>
     </w:p>
     <w:p>
@@ -3529,14 +3305,14 @@
       </w:hyperlink>
     </w:p>
     <w:p>
-      <w:bookmarkStart w:id="19" w:name="s_network_tourism_Rotation_make_9b021b"/>
+      <w:bookmarkStart w:id="18" w:name="s_network_tourism_Rotation_make_9b021b"/>
       <w:pPr>
         <w:pStyle w:val="Heading2"/>
       </w:pPr>
       <w:r>
         <w:t>Rotation makes the network more valuable</w:t>
       </w:r>
-      <w:bookmarkEnd w:id="19"/>
+      <w:bookmarkEnd w:id="18"/>
     </w:p>
     <w:p>
       <w:pPr/>
@@ -3547,7 +3323,7 @@
     <w:p>
       <w:pPr/>
       <w:r>
-        <w:t>Our rooms are designed with documented interfaces, transportable components and a version history. A room can gain a new audience in another region while its previous venue receives a fresh experience. The renewal contract accounts for deinstallation, condition checks, freight, receiving-site works, commissioning, training and downtime. The venue and network each earn only the revenue their agreement provides.</w:t>
+        <w:t>Documented interfaces, transportable components and a version history are design options to examine for future rooms. A room can gain a new audience in another region while its previous venue receives a fresh experience. A rotation cost comparison would account for deinstallation, condition checks, freight, receiving-site works, commissioning, training and downtime. The venue and network each earn only the revenue their agreement provides.</w:t>
       </w:r>
     </w:p>
     <w:p>
@@ -3580,7 +3356,7 @@
       </w:hyperlink>
     </w:p>
     <w:p>
-      <w:bookmarkStart w:id="20" w:name="chapter_deployment"/>
+      <w:bookmarkStart w:id="19" w:name="chapter_deployment"/>
       <w:pPr>
         <w:pStyle w:val="Heading1"/>
         <w:pageBreakBefore/>
@@ -3588,25 +3364,40 @@
       <w:r>
         <w:t>Room design and deployment</w:t>
       </w:r>
+      <w:bookmarkEnd w:id="19"/>
+    </w:p>
+    <w:p>
+      <w:pPr>
+        <w:pStyle w:val="Lead"/>
+      </w:pPr>
+      <w:r>
+        <w:t>Compare room formats, space requirements and delivery methods before choosing a premises or installation approach.</w:t>
+      </w:r>
+    </w:p>
+    <w:p>
+      <w:bookmarkStart w:id="20" w:name="s_deployment_Three_deployment_f_d86777"/>
+      <w:pPr>
+        <w:pStyle w:val="Heading2"/>
+      </w:pPr>
+      <w:r>
+        <w:t>Three deployment formats</w:t>
+      </w:r>
       <w:bookmarkEnd w:id="20"/>
     </w:p>
     <w:p>
       <w:pPr>
-        <w:pStyle w:val="Lead"/>
-      </w:pPr>
-      <w:r>
-        <w:t>Build a complete operating room, then turn each installation into practical knowledge for the next paid crew.</w:t>
-      </w:r>
-    </w:p>
-    <w:p>
-      <w:bookmarkStart w:id="21" w:name="s_deployment_Three_deployment_f_d86777"/>
-      <w:pPr>
-        <w:pStyle w:val="Heading2"/>
-      </w:pPr>
-      <w:r>
-        <w:t>Three deployment formats</w:t>
-      </w:r>
-      <w:bookmarkEnd w:id="21"/>
+        <w:pStyle w:val="SourceNote"/>
+        <w:keepNext/>
+      </w:pPr>
+      <w:r>
+        <w:t>Worked illustration | 29 October 2026 | Quantities and business inputs are assumptions for comparison.</w:t>
+      </w:r>
+    </w:p>
+    <w:p>
+      <w:pPr/>
+      <w:r>
+        <w:t>The following formats are comparisons, not a rollout sequence. Their areas and room quantities are model assumptions dated 29 October 2026.</w:t>
+      </w:r>
     </w:p>
     <w:tbl>
       <w:tblPr>
@@ -3631,9 +3422,9 @@
         </w:tblCellMar>
       </w:tblPr>
       <w:tblGrid>
-        <w:gridCol w:w="2387"/>
-        <w:gridCol w:w="4299"/>
-        <w:gridCol w:w="3466"/>
+        <w:gridCol w:w="2355"/>
+        <w:gridCol w:w="3784"/>
+        <w:gridCol w:w="4013"/>
       </w:tblGrid>
       <w:tr>
         <w:trPr>
@@ -3642,7 +3433,7 @@
         </w:trPr>
         <w:tc>
           <w:tcPr>
-            <w:tcW w:type="dxa" w:w="2387"/>
+            <w:tcW w:type="dxa" w:w="2355"/>
             <w:vAlign w:val="center"/>
             <w:shd w:fill="203B4C"/>
           </w:tcPr>
@@ -3656,13 +3447,13 @@
               <w:rPr>
                 <w:color w:val="FFFFFF"/>
               </w:rPr>
-              <w:t>Format</w:t>
-            </w:r>
-          </w:p>
-        </w:tc>
-        <w:tc>
-          <w:tcPr>
-            <w:tcW w:type="dxa" w:w="4299"/>
+              <w:t>Format to examine</w:t>
+            </w:r>
+          </w:p>
+        </w:tc>
+        <w:tc>
+          <w:tcPr>
+            <w:tcW w:type="dxa" w:w="3784"/>
             <w:vAlign w:val="center"/>
             <w:shd w:fill="203B4C"/>
           </w:tcPr>
@@ -3676,13 +3467,13 @@
               <w:rPr>
                 <w:color w:val="FFFFFF"/>
               </w:rPr>
-              <w:t>Physical scope</w:t>
-            </w:r>
-          </w:p>
-        </w:tc>
-        <w:tc>
-          <w:tcPr>
-            <w:tcW w:type="dxa" w:w="3466"/>
+              <w:t>Illustrative physical scope</w:t>
+            </w:r>
+          </w:p>
+        </w:tc>
+        <w:tc>
+          <w:tcPr>
+            <w:tcW w:type="dxa" w:w="4013"/>
             <w:vAlign w:val="center"/>
             <w:shd w:fill="203B4C"/>
           </w:tcPr>
@@ -3696,7 +3487,7 @@
               <w:rPr>
                 <w:color w:val="FFFFFF"/>
               </w:rPr>
-              <w:t>Commercial purpose</w:t>
+              <w:t>Research question</w:t>
             </w:r>
           </w:p>
         </w:tc>
@@ -3707,7 +3498,7 @@
         </w:trPr>
         <w:tc>
           <w:tcPr>
-            <w:tcW w:type="dxa" w:w="2387"/>
+            <w:tcW w:type="dxa" w:w="2355"/>
             <w:vAlign w:val="top"/>
             <w:shd w:fill="EDF2EE"/>
           </w:tcPr>
@@ -3718,13 +3509,13 @@
               <w:keepLines/>
             </w:pPr>
             <w:r>
-              <w:t>Hosted two-room pilot</w:t>
-            </w:r>
-          </w:p>
-        </w:tc>
-        <w:tc>
-          <w:tcPr>
-            <w:tcW w:type="dxa" w:w="4299"/>
+              <w:t>Hosted room format</w:t>
+            </w:r>
+          </w:p>
+        </w:tc>
+        <w:tc>
+          <w:tcPr>
+            <w:tcW w:type="dxa" w:w="3784"/>
             <w:vAlign w:val="top"/>
             <w:shd w:fill="EDF2EE"/>
           </w:tcPr>
@@ -3735,13 +3526,13 @@
               <w:keepLines/>
             </w:pPr>
             <w:r>
-              <w:t>Two game modules, selected at 40 to 50 m² each, plus measured shared briefing, reflection, storage and access facilities</w:t>
-            </w:r>
-          </w:p>
-        </w:tc>
-        <w:tc>
-          <w:tcPr>
-            <w:tcW w:type="dxa" w:w="3466"/>
+              <w:t>Two game modules at an assumed 40 to 50 m² each, plus measured shared facilities</w:t>
+            </w:r>
+          </w:p>
+        </w:tc>
+        <w:tc>
+          <w:tcPr>
+            <w:tcW w:type="dxa" w:w="4013"/>
             <w:vAlign w:val="top"/>
             <w:shd w:fill="EDF2EE"/>
           </w:tcPr>
@@ -3752,7 +3543,7 @@
               <w:keepLines/>
             </w:pPr>
             <w:r>
-              <w:t>Establish the complete visitor, reset, training and cost record with a host.</w:t>
+              <w:t>Could a suitable host reduce duplicated support space while preserving quality and access?</w:t>
             </w:r>
           </w:p>
         </w:tc>
@@ -3763,7 +3554,7 @@
         </w:trPr>
         <w:tc>
           <w:tcPr>
-            <w:tcW w:type="dxa" w:w="2387"/>
+            <w:tcW w:type="dxa" w:w="2355"/>
             <w:vAlign w:val="top"/>
             <w:shd w:fill="FFFFFF"/>
           </w:tcPr>
@@ -3774,13 +3565,13 @@
               <w:keepLines/>
             </w:pPr>
             <w:r>
-              <w:t>Four-room reference venue</w:t>
-            </w:r>
-          </w:p>
-        </w:tc>
-        <w:tc>
-          <w:tcPr>
-            <w:tcW w:type="dxa" w:w="4299"/>
+              <w:t>Dedicated venue</w:t>
+            </w:r>
+          </w:p>
+        </w:tc>
+        <w:tc>
+          <w:tcPr>
+            <w:tcW w:type="dxa" w:w="3784"/>
             <w:vAlign w:val="top"/>
             <w:shd w:fill="FFFFFF"/>
           </w:tcPr>
@@ -3791,13 +3582,13 @@
               <w:keepLines/>
             </w:pPr>
             <w:r>
-              <w:t>Four selected 45 m² games with dedicated reflection and support spaces in a 400 m² programme</w:t>
-            </w:r>
-          </w:p>
-        </w:tc>
-        <w:tc>
-          <w:tcPr>
-            <w:tcW w:type="dxa" w:w="3466"/>
+              <w:t>Four assumed 45 m² game modules and a 400 m² whole-venue space illustration</w:t>
+            </w:r>
+          </w:p>
+        </w:tc>
+        <w:tc>
+          <w:tcPr>
+            <w:tcW w:type="dxa" w:w="4013"/>
             <w:vAlign w:val="top"/>
             <w:shd w:fill="FFFFFF"/>
           </w:tcPr>
@@ -3808,7 +3599,7 @@
               <w:keepLines/>
             </w:pPr>
             <w:r>
-              <w:t>Serve several segments across the week and support a broader repeat catalogue.</w:t>
+              <w:t>Could the additional catalogue and capacity justify the premises and staffing cost?</w:t>
             </w:r>
           </w:p>
         </w:tc>
@@ -3819,7 +3610,7 @@
         </w:trPr>
         <w:tc>
           <w:tcPr>
-            <w:tcW w:type="dxa" w:w="2387"/>
+            <w:tcW w:type="dxa" w:w="2355"/>
             <w:vAlign w:val="top"/>
             <w:shd w:fill="EDF2EE"/>
           </w:tcPr>
@@ -3830,13 +3621,13 @@
               <w:keepLines/>
             </w:pPr>
             <w:r>
-              <w:t>Partner expansion or room replacement</w:t>
-            </w:r>
-          </w:p>
-        </w:tc>
-        <w:tc>
-          <w:tcPr>
-            <w:tcW w:type="dxa" w:w="4299"/>
+              <w:t>Partner addition or replacement</w:t>
+            </w:r>
+          </w:p>
+        </w:tc>
+        <w:tc>
+          <w:tcPr>
+            <w:tcW w:type="dxa" w:w="3784"/>
             <w:vAlign w:val="top"/>
             <w:shd w:fill="EDF2EE"/>
           </w:tcPr>
@@ -3847,13 +3638,13 @@
               <w:keepLines/>
             </w:pPr>
             <w:r>
-              <w:t>One or more measured modules integrated into a working host venue</w:t>
-            </w:r>
-          </w:p>
-        </w:tc>
-        <w:tc>
-          <w:tcPr>
-            <w:tcW w:type="dxa" w:w="3466"/>
+              <w:t>A measured module integrated into an existing venue</w:t>
+            </w:r>
+          </w:p>
+        </w:tc>
+        <w:tc>
+          <w:tcPr>
+            <w:tcW w:type="dxa" w:w="4013"/>
             <w:vAlign w:val="top"/>
             <w:shd w:fill="EDF2EE"/>
           </w:tcPr>
@@ -3864,7 +3655,7 @@
               <w:keepLines/>
             </w:pPr>
             <w:r>
-              <w:t>Add a new experience or rotate content without rebuilding the whole business.</w:t>
+              <w:t>Could design, installation and renewal services work without operating a dedicated venue?</w:t>
             </w:r>
           </w:p>
         </w:tc>
@@ -3883,7 +3674,7 @@
     <w:p>
       <w:pPr/>
       <w:r>
-        <w:t>The project register records the actual host, property owner, operator, room owner and contracting seller. Those roles can belong to different entities. Capacity is calculated from games, people, cycle times and staffed hours. The premises is selected against that brief.</w:t>
+        <w:t>The comparison would identify the property owner, room owner, operator and contracting seller for each option. Capacity depends on rooms, group sizes, cycle times, staffed hours and demand. No property or allocation of those responsibilities has been selected.</w:t>
       </w:r>
     </w:p>
     <w:p>
@@ -3928,14 +3719,23 @@
       </w:hyperlink>
     </w:p>
     <w:p>
-      <w:bookmarkStart w:id="22" w:name="s_deployment_The_four_room_spac_2130c5"/>
+      <w:bookmarkStart w:id="21" w:name="s_deployment_The_four_room_spac_2130c5"/>
       <w:pPr>
         <w:pStyle w:val="Heading2"/>
       </w:pPr>
       <w:r>
         <w:t>The four-room space programme</w:t>
       </w:r>
-      <w:bookmarkEnd w:id="22"/>
+      <w:bookmarkEnd w:id="21"/>
+    </w:p>
+    <w:p>
+      <w:pPr>
+        <w:pStyle w:val="SourceNote"/>
+        <w:keepNext/>
+      </w:pPr>
+      <w:r>
+        <w:t>Worked illustration | 29 October 2026 | Quantities and business inputs are assumptions for comparison.</w:t>
+      </w:r>
     </w:p>
     <w:tbl>
       <w:tblPr>
@@ -4574,7 +4374,7 @@
               <w:rPr>
                 <w:b/>
               </w:rPr>
-              <w:t>Selected design programme</w:t>
+              <w:t>Worked layout assumption</w:t>
             </w:r>
           </w:p>
         </w:tc>
@@ -4613,13 +4413,13 @@
     <w:p>
       <w:pPr/>
       <w:r>
-        <w:t>The selected game size falls within the supplier examples in the market chapter. The other areas describe the intended operation. A measured layout and building assessment determine the final dimensions, usable capacity and works. The priced equipment basket does not imply that any unselected building already contains these spaces.</w:t>
+        <w:t>This worked layout, dated 29 October 2026, uses a game size within the supplier examples in the market chapter. All other areas are modelling allocations, including the amenities and circulation figures. This is not a measured design or an access assessment. A premises and delivery format would need their own layout, usable capacity and works calculation.</w:t>
       </w:r>
     </w:p>
     <w:p>
       <w:pPr/>
       <w:r>
-        <w:t>Four six-player rooms accommodate twenty-four paying players at once. A fifth room takes game capacity to thirty, but it also changes reflection, supervision and circulation requirements. A class of thirty can instead use two cohorts of fifteen in three teams of five, consuming six room sessions with a supervised parallel activity.</w:t>
+        <w:t>Under the assumed six-player limit, four rooms would accommodate twenty-four paying players at once. A fifth room takes game capacity to thirty, but it also changes reflection, supervision and circulation requirements. A class of thirty can instead use two cohorts of fifteen in three teams of five, consuming six room sessions with a supervised parallel activity.</w:t>
       </w:r>
     </w:p>
     <w:p>
@@ -4652,25 +4452,25 @@
       </w:hyperlink>
     </w:p>
     <w:p>
-      <w:bookmarkStart w:id="23" w:name="s_deployment_A_reusable_physica_9972f4"/>
+      <w:bookmarkStart w:id="22" w:name="s_deployment_A_reusable_physica_9972f4"/>
       <w:pPr>
         <w:pStyle w:val="Heading2"/>
       </w:pPr>
       <w:r>
         <w:t>A reusable physical and story system</w:t>
       </w:r>
-      <w:bookmarkEnd w:id="23"/>
+      <w:bookmarkEnd w:id="22"/>
     </w:p>
     <w:p>
       <w:pPr/>
       <w:r>
-        <w:t>Four initial room families cover practical coordination, investigation, shared-place decisions and a journey through changing conditions. Each uses three parallel task paths before a combined decision. Different participants can contribute information, observation, making, organising or explanation.</w:t>
+        <w:t>Room concepts worth comparing include practical coordination, investigation, shared-place decisions and journeys through changing conditions. Parallel tasks followed by a combined decision are one possible design pattern, rather than a settled room catalogue. Different participants can contribute information, observation, making, organising or explanation.</w:t>
       </w:r>
     </w:p>
     <w:p>
       <w:pPr/>
       <w:r>
-        <w:t>The game contains its necessary clues and instructions. Once play starts there are no hints from staff or AI, including vocabulary or teamwork prompts. Staff handle safety, access and equipment faults directly. The hard stop and reflection remain part of the experience even when the group has unfinished work.</w:t>
+        <w:t>Independent play without hints is a design direction retained from the project brief. A room would need its necessary clues and instructions inside the game. Once play starts there are no hints from staff or AI, including vocabulary or teamwork prompts. Staff handle safety, access and equipment faults directly. The hard stop and reflection remain part of the experience even when the group has unfinished work.</w:t>
       </w:r>
     </w:p>
     <w:p>
@@ -4709,37 +4509,46 @@
       </w:hyperlink>
     </w:p>
     <w:p>
-      <w:bookmarkStart w:id="24" w:name="s_deployment_The_room_cycle_and_c822d5"/>
+      <w:bookmarkStart w:id="23" w:name="s_deployment_The_room_cycle_and_c822d5"/>
       <w:pPr>
         <w:pStyle w:val="Heading2"/>
       </w:pPr>
       <w:r>
         <w:t>The room cycle and people onsite</w:t>
       </w:r>
-      <w:bookmarkEnd w:id="24"/>
+      <w:bookmarkEnd w:id="23"/>
+    </w:p>
+    <w:p>
+      <w:pPr>
+        <w:pStyle w:val="SourceNote"/>
+        <w:keepNext/>
+      </w:pPr>
+      <w:r>
+        <w:t>Worked illustration | 29 October 2026 | Quantities and business inputs are assumptions for comparison.</w:t>
+      </w:r>
     </w:p>
     <w:p>
       <w:pPr/>
       <w:r>
-        <w:t>The reference product uses 10 minutes of briefing, 45 minutes of play, 25 minutes of reflection and 10 minutes of transitions: a 90-minute visit. The game room itself has a 60-minute cycle, with 10 minutes of reset and 5 minutes of buffer after play. This is a selected product format; the market sample also contains longer games.</w:t>
+        <w:t>This worked timetable, dated 29 October 2026, assumes 10 minutes of briefing, 45 minutes of play, 25 minutes of reflection and 10 minutes of transitions: a 90-minute visit. A separate 60-minute room cycle assumes play, 10 minutes of reset and 5 minutes of buffer. None of these durations is selected or validated by operating data.</w:t>
       </w:r>
     </w:p>
     <w:p>
       <w:pPr/>
       <w:r>
-        <w:t>Stagger four room starts by 15 minutes. Eight starts per room provide 32 offered team sessions per day. Six days across 48 trading weeks provide 9,216 offered sessions a year. These are timetable opportunities. Sold sessions and actual group sizes determine attendance and sales.</w:t>
+        <w:t>With four rooms, starts staggered by 15 minutes and eight starts per room, the arithmetic gives 32 offered team sessions per day. At six days a week across 48 weeks, it gives 9,216 nominal sessions before the separately modelled renewal closures. Offered sessions are capacity, not bookings.</w:t>
       </w:r>
     </w:p>
     <w:p>
       <w:pPr/>
       <w:r>
-        <w:t>The ordinary stagger has up to three games active and two reflections at once. Peak roles are reception and briefing, game monitoring, reset and technical work, and two reflection facilitators. Premium workshops, breaks, younger children and specific support needs require their own staffed coverage. A simultaneous school start requires a different reflection roster.</w:t>
+        <w:t>That pattern could overlap three games and two reflections. It therefore raises questions about reception, monitoring, reset work, facilitation, breaks and access support. Annual task hours cannot establish whether a workable roster exists. Simultaneous school groups would need a separate timetable and space test.</w:t>
       </w:r>
     </w:p>
     <w:p>
       <w:pPr/>
       <w:r>
-        <w:t>The workshop room has a separate calendar. A premium workshop adds 45 minutes after the standard visit. School holding activities and premium workshops cannot be promised the same space at the same time. A slower 75-minute alternative uses 45 minutes of play, 15 minutes of reset and 15 minutes of buffer. Its cost model pays for the five additional reset minutes.</w:t>
+        <w:t>A second illustration uses a 75-minute room cycle: 45 minutes of play, 15 minutes of reset and 15 minutes of buffer. Seven starts per room and five additional paid reset minutes per team are assumed in its calculation. The 45-minute workshop extension is another input to test. Alternative durations, staffing and unrecorded reflection remain open comparisons.</w:t>
       </w:r>
     </w:p>
     <w:p>
@@ -4772,31 +4581,31 @@
       </w:hyperlink>
     </w:p>
     <w:p>
-      <w:bookmarkStart w:id="25" w:name="s_deployment_Audio__controls_an_f7ed9a"/>
+      <w:bookmarkStart w:id="24" w:name="s_deployment_Audio__controls_an_f7ed9a"/>
       <w:pPr>
         <w:pStyle w:val="Heading2"/>
       </w:pPr>
       <w:r>
         <w:t>Audio, controls and the room record</w:t>
       </w:r>
-      <w:bookmarkEnd w:id="25"/>
+      <w:bookmarkEnd w:id="24"/>
     </w:p>
     <w:p>
       <w:pPr/>
       <w:r>
-        <w:t>The prototype tests speech capture during movement and overlapping conversation. Speaker attribution and room-event timestamps support the facilitator's review. Game controls remain independent of the transcription service so a processing interruption does not stop play.</w:t>
+        <w:t>Recording is a technical option to examine for post-play reflection. Research questions include speech capture during movement, overlapping conversation, speaker attribution, useful timestamps, preparation time and whether an unrecorded or simpler recording approach meets the same purpose. Participant choices and control of their records are part of the design.</w:t>
       </w:r>
     </w:p>
     <w:p>
       <w:pPr/>
       <w:r>
-        <w:t>A single-room consumer wireless demonstration does not establish a four-room radio system. The itemised budget separates the one-room capture prototype from the multi-room RF, acoustic and integration work package. Acoustic isolation, sound absorption, background audio, microphone placement, cleaning, charging and spare equipment are included in the technical brief.</w:t>
+        <w:t>The priced single-room consumer wireless basket is a technical and cost comparison. It does not establish a multi-room radio design. Acoustic isolation, background audio, microphone placement, cleaning, charging, storage and human review would need testing against the room format. Game controls would need to work independently of any transcription service.</w:t>
       </w:r>
     </w:p>
     <w:p>
       <w:pPr/>
       <w:r>
-        <w:t>Each deployed room has an asset register and spatial record covering its layout, interfaces, operating state, maintenance, warranties and versions. The room record, booking ledger, business finances and participant's private Aura are distinct records with authorised connections.</w:t>
+        <w:t>A spatial record, asset register and version history could support installation, resets and maintenance. The business records and a participant's personal Aura have different purposes and access requirements. The architecture and software to connect them remain research questions.</w:t>
       </w:r>
     </w:p>
     <w:p>
@@ -4841,19 +4650,19 @@
       </w:hyperlink>
     </w:p>
     <w:p>
-      <w:bookmarkStart w:id="26" w:name="s_deployment_Just_in_time_learn_cd11de"/>
+      <w:bookmarkStart w:id="25" w:name="s_deployment_Just_in_time_learn_cd11de"/>
       <w:pPr>
         <w:pStyle w:val="Heading2"/>
       </w:pPr>
       <w:r>
         <w:t>Just-in-time learning for installation and operations</w:t>
       </w:r>
-      <w:bookmarkEnd w:id="26"/>
+      <w:bookmarkEnd w:id="25"/>
     </w:p>
     <w:p>
       <w:pPr/>
       <w:r>
-        <w:t>Capture selected work with 360-degree video, appropriate wearable or handheld views, drawings and the skilled worker's explanation. Associate each lesson with its component, conditions, tools, steps, checks and result. Useful faults and corrections become part of the learning material.</w:t>
+        <w:t>Just-in-time learning is a core aim. Methods to compare include drawings, short demonstrations, 360-degree video and the skilled worker's explanation of a task. Associate each lesson with its component, conditions, tools, steps, checks and result. Useful faults and corrections become part of the learning material.</w:t>
       </w:r>
     </w:p>
     <w:p>
@@ -4865,7 +4674,7 @@
     <w:p>
       <w:pPr/>
       <w:r>
-        <w:t>The deployment record shows who observed, rehearsed, performed and accepted each task. Include paid learning, filming, editing, mentoring and handover in the work package. The next crew receives an improved method and the changes that apply to its actual site.</w:t>
+        <w:t>A useful learning record would distinguish observation, rehearsal, performance and acceptance of each task. Include paid learning, filming, editing, mentoring and handover in the work package. The next crew receives an improved method and the changes that apply to its actual site.</w:t>
       </w:r>
     </w:p>
     <w:p>
@@ -4946,7 +4755,7 @@
       </w:hyperlink>
     </w:p>
     <w:p>
-      <w:bookmarkStart w:id="27" w:name="chapter_economics"/>
+      <w:bookmarkStart w:id="26" w:name="chapter_economics"/>
       <w:pPr>
         <w:pStyle w:val="Heading1"/>
         <w:pageBreakBefore/>
@@ -4954,64 +4763,64 @@
       <w:r>
         <w:t>Itemised setup and operating economics</w:t>
       </w:r>
+      <w:bookmarkEnd w:id="26"/>
+    </w:p>
+    <w:p>
+      <w:pPr>
+        <w:pStyle w:val="Lead"/>
+      </w:pPr>
+      <w:r>
+        <w:t>Review itemised supplier comparisons and explicit quantities, with the cost of unresolved scope left visible.</w:t>
+      </w:r>
+    </w:p>
+    <w:p>
+      <w:bookmarkStart w:id="27" w:name="s_economics_The_cost_standard_636501"/>
+      <w:pPr>
+        <w:pStyle w:val="Heading2"/>
+      </w:pPr>
+      <w:r>
+        <w:t>The cost standard</w:t>
+      </w:r>
       <w:bookmarkEnd w:id="27"/>
     </w:p>
     <w:p>
-      <w:pPr>
-        <w:pStyle w:val="Lead"/>
-      </w:pPr>
-      <w:r>
-        <w:t>Every budget line has a quantity, a price or rate, a reason, a source and a status.</w:t>
-      </w:r>
-    </w:p>
-    <w:p>
-      <w:bookmarkStart w:id="28" w:name="s_economics_The_cost_standard_636501"/>
+      <w:pPr/>
+      <w:r>
+        <w:t>The cost research separates advertised unit prices, assumed quantities and hours, and scope that needs a quotation. A displayed supplier price becomes a worked extension only when multiplied by a clearly stated quantity. It does not become a delivered project quote.</w:t>
+      </w:r>
+    </w:p>
+    <w:p>
+      <w:pPr/>
+      <w:r>
+        <w:t>Price observation date: 29 October 2026, as recorded in the source register. Rechecked pages and inherited listings awaiting verification are identified separately. Supplier quotation date: none recorded. Freight, GST, condition, warranty, availability and installation scope remain part of each comparison.</w:t>
+      </w:r>
+    </w:p>
+    <w:p>
+      <w:pPr/>
+      <w:r>
+        <w:t>The numerical baskets below are worked illustrations using the inherited quantities. Their subtotals help compare scope and expose omissions. They do not select equipment, furnishings, trades, software or a capital budget.</w:t>
+      </w:r>
+    </w:p>
+    <w:p>
+      <w:bookmarkStart w:id="28" w:name="s_economics_The_delivery_cost_r_9a6076"/>
       <w:pPr>
         <w:pStyle w:val="Heading2"/>
       </w:pPr>
       <w:r>
-        <w:t>The cost standard</w:t>
+        <w:t>The delivery cost record</w:t>
       </w:r>
       <w:bookmarkEnd w:id="28"/>
     </w:p>
     <w:p>
       <w:pPr/>
       <w:r>
-        <w:t>The budget uses three clearly identified types of entry. A published unit price is multiplied by a stated design quantity. A work package uses explained task hours and a published wage or contractor charge-rate comparator. A site-specific item remains marked quotation required until its scope and price are available.</w:t>
+        <w:t>Each quoted work package identifies the drawing or room version, quantities, materials, labour roles, time, tools, delivery, installation, tests, training, warranty, payment milestones and exclusions. A supplier's game package and a complete Australian premises are different scopes.</w:t>
       </w:r>
     </w:p>
     <w:p>
       <w:pPr/>
       <w:r>
-        <w:t>Published retail stock and sale prices are dated. Freight, GST, condition, warranty, installation and access to the actual stock are recorded separately where necessary. A second-hand chair is compared with a suitable new alternative through its delivered and usable cost, including any cleaning or repair.</w:t>
-      </w:r>
-    </w:p>
-    <w:p>
-      <w:pPr/>
-      <w:r>
-        <w:t>Subtotals are labelled according to what they include. The model leaves unquoted work visible and calculates what the business could afford to pay for the remaining scope.</w:t>
-      </w:r>
-    </w:p>
-    <w:p>
-      <w:bookmarkStart w:id="29" w:name="s_economics_The_delivery_cost_r_9a6076"/>
-      <w:pPr>
-        <w:pStyle w:val="Heading2"/>
-      </w:pPr>
-      <w:r>
-        <w:t>The delivery cost record</w:t>
-      </w:r>
-      <w:bookmarkEnd w:id="29"/>
-    </w:p>
-    <w:p>
-      <w:pPr/>
-      <w:r>
-        <w:t>Each quoted work package identifies the drawing or room version, quantities, materials, labour roles, time, tools, delivery, installation, tests, training, warranty, payment milestones and exclusions. A supplier's game package and a complete Australian premises are different scopes.</w:t>
-      </w:r>
-    </w:p>
-    <w:p>
-      <w:pPr/>
-      <w:r>
-        <w:t>New and used items are selected by fitness for the task. Durable tables, chairs, cabinets, desks, storage and scenic objects are useful second-hand candidates. Electrical, structural, fire, access, load-bearing and recording-system components require the specific suitability checks and professional work described in the site brief.</w:t>
+        <w:t>A new-versus-used comparison needs to establish fitness for the task and remaining useful life. Durable tables, chairs, cabinets, desks, storage and scenic objects are useful second-hand candidates. Electrical, structural, fire, access, load-bearing and recording-system components require the specific suitability checks and professional work described in the site brief.</w:t>
       </w:r>
     </w:p>
     <w:p>
@@ -5038,19 +4847,28 @@
       </w:hyperlink>
     </w:p>
     <w:p>
-      <w:bookmarkStart w:id="30" w:name="s_economics_Equipment__one_room_4173b0"/>
+      <w:bookmarkStart w:id="29" w:name="s_economics_Equipment__one_room_4173b0"/>
       <w:pPr>
         <w:pStyle w:val="Heading2"/>
       </w:pPr>
       <w:r>
         <w:t>Equipment: one-room capture prototype</w:t>
       </w:r>
-      <w:bookmarkEnd w:id="30"/>
+      <w:bookmarkEnd w:id="29"/>
+    </w:p>
+    <w:p>
+      <w:pPr>
+        <w:pStyle w:val="SourceNote"/>
+        <w:keepNext/>
+      </w:pPr>
+      <w:r>
+        <w:t>Worked illustration | 29 October 2026 | Quantities and business inputs are assumptions for comparison.</w:t>
+      </w:r>
     </w:p>
     <w:p>
       <w:pPr/>
       <w:r>
-        <w:t>The prototype tests six participant channels, movement, speech overlap, attribution, transfer speed, room events and preparation of a useful reflection. These items are a priced subset, not a complete venue AV quote.</w:t>
+        <w:t>Worked technical basket: six participant channels, with quantities assumed to explore capture, transfer and reflection preparation. Equipment compatibility and workflow performance remain untested. This is a partial cost comparison, not an equipment selection or venue AV quote.</w:t>
       </w:r>
     </w:p>
     <w:tbl>
@@ -5721,7 +5539,7 @@
     <w:p>
       <w:pPr/>
       <w:r>
-        <w:t>Rode specifies a maximum of four Wireless PRO kits, eight transmitters, in one place. Three active kits plus a cold spare suit a one-room prototype. The four-room business requires a separate RF and acoustic design with a quoted multi-room capture system. Multiplying the inexpensive consumer kit into 24 simultaneous live channels would ignore the manufacturer's stated limit. Local onboard recording is another possible workflow to test, with its actual transfer and facilitator preparation time measured. [</w:t>
+        <w:t>Rode specifies a maximum of four Wireless PRO kits, eight transmitters, in one place. Three active kits plus a cold spare are the assumed single-room test configuration. Whether that configuration is suitable needs testing. A multi-room option would require a separate RF and acoustic design and cost comparison. Multiplying the inexpensive consumer kit into 24 simultaneous live channels would ignore the manufacturer's stated limit. Local onboard recording is another possible workflow to test, with its actual transfer and facilitator preparation time measured. [</w:t>
       </w:r>
       <w:hyperlink w:anchor="source_R107">
         <w:r>
@@ -5814,19 +5632,28 @@
       </w:hyperlink>
     </w:p>
     <w:p>
-      <w:bookmarkStart w:id="31" w:name="s_economics_Furnishing__useful__bb6168"/>
+      <w:bookmarkStart w:id="30" w:name="s_economics_Furnishing__useful__bb6168"/>
       <w:pPr>
         <w:pStyle w:val="Heading2"/>
       </w:pPr>
       <w:r>
         <w:t>Furnishing: useful second-hand stock alongside new items</w:t>
       </w:r>
-      <w:bookmarkEnd w:id="31"/>
+      <w:bookmarkEnd w:id="30"/>
+    </w:p>
+    <w:p>
+      <w:pPr>
+        <w:pStyle w:val="SourceNote"/>
+        <w:keepNext/>
+      </w:pPr>
+      <w:r>
+        <w:t>Worked illustration | 29 October 2026 | Quantities and business inputs are assumptions for comparison.</w:t>
+      </w:r>
     </w:p>
     <w:p>
       <w:pPr/>
       <w:r>
-        <w:t>Furniture is purchased for the function and remaining useful life. Published used stock creates a real opportunity to reduce cash tied up in reception, storage and reflection areas. It does not eliminate delivery, cleaning, repairs or inspection.</w:t>
+        <w:t>This worked furnishing comparison uses assumed quantities for two-room and four-room formats. Used stock could reduce purchase cost, subject to condition, quantity available, delivery, cleaning, repair and useful life.</w:t>
       </w:r>
     </w:p>
     <w:tbl>
@@ -6500,7 +6327,7 @@
     <w:p>
       <w:pPr/>
       <w:r>
-        <w:t>For the four-room seating mix, 32 used Chibel seats plus four new Matrix armchairs cost $2,044 at the listed prices. Buying 32 new Matrix visitor chairs plus the same four armchairs would be $6,524. The $4,480 difference is available to absorb inspection, transport and repairs before the used option loses its purchase-price advantage. These are different models: the used chair has a 110 kg rating; the new armchair has a 160 kg rating. The mix preserves higher-capacity seating and arm support. [</w:t>
+        <w:t>For the four-room seating mix, 32 used Chibel seats plus four new Matrix armchairs cost $2,044 at the listed prices. Buying 32 new Matrix visitor chairs plus the same four armchairs would be $6,524. The $4,480 difference is available to absorb inspection, transport and repairs before the used option loses its purchase-price advantage. These are different models: the used chair has a 110 kg rating; the new armchair has a 160 kg rating. The mix illustrates why load ratings and arm support need to be compared as well as purchase price. It is not a selected seating specification. [</w:t>
       </w:r>
       <w:hyperlink w:anchor="source_R110">
         <w:r>
@@ -6530,7 +6357,13 @@
     <w:p>
       <w:pPr/>
       <w:r>
-        <w:t>Danny's product page describes light wear/scuffs and clearance stock at Eagle Farm, with stock quantities to confirm and appointment-based collection. The category price is $39. Both Mack's prices include GST. The $150 desk was listed on 19 October 2026 and described as in good condition; the $129 cupboard was listed on 23 October 2026. Both product pages display availability, but the required stock quantities still need confirmation. The two Mack's items are from a central Victorian dealer; local equivalents may deliver better value once freight is included. Each inventory entry should record a dated listing, condition photographs, quantity available, included keys, tax invoice status and remaining service life. No stock has been reserved.</w:t>
+        <w:t>The inherited source record identifies Danny's $39 ex-hire chair and Mack's $150 desk and $129 cupboard. The used-product pages were not retrievable for this revision, so their prices, listing dates, stock and condition statements remain unverified inherited observations. The recorded observation date is 29 October 2026; no supplier quotation date is available. The Officeworks chair prices were rechecked, while the folding-table price was not visible in the retrieved range page. Treat the complete basket as provisional arithmetic until all lines have adequate evidence.</w:t>
+      </w:r>
+    </w:p>
+    <w:p>
+      <w:pPr/>
+      <w:r>
+        <w:t>Each used-item comparison needs a dated listing, condition photographs, quantity, included parts or keys, invoice tax basis, collection location and remaining service life. The inherited sources place the chair in Eagle Farm and the desk and cupboard with a Victorian dealer; those locations also need confirmation when assessing delivered cost.</w:t>
       </w:r>
     </w:p>
     <w:p>
@@ -6605,19 +6438,28 @@
       </w:hyperlink>
     </w:p>
     <w:p>
-      <w:bookmarkStart w:id="32" w:name="s_economics_Installation__task__f8367a"/>
+      <w:bookmarkStart w:id="31" w:name="s_economics_Installation__task__f8367a"/>
       <w:pPr>
         <w:pStyle w:val="Heading2"/>
       </w:pPr>
       <w:r>
         <w:t>Installation: task hours multiplied by published charge rates</w:t>
       </w:r>
-      <w:bookmarkEnd w:id="32"/>
+      <w:bookmarkEnd w:id="31"/>
+    </w:p>
+    <w:p>
+      <w:pPr>
+        <w:pStyle w:val="SourceNote"/>
+        <w:keepNext/>
+      </w:pPr>
+      <w:r>
+        <w:t>Worked illustration | 29 October 2026 | Quantities and business inputs are assumptions for comparison.</w:t>
+      </w:r>
     </w:p>
     <w:p>
       <w:pPr/>
       <w:r>
-        <w:t>The following is an assembly work package for supplied modular rooms in a prepared, approved space. Hours are explicit design assumptions to be replaced by the contractor's scoped quote. New building partitions, acoustic construction, HVAC and major services are outside it.</w:t>
+        <w:t>The following worked illustration is an assembly work package for supplied modular rooms in a prepared, approved space. Hours are explicit design assumptions to be replaced by the contractor's scoped quote. New building partitions, acoustic construction, HVAC and major services are outside it.</w:t>
       </w:r>
     </w:p>
     <w:tbl>
@@ -6643,10 +6485,10 @@
         </w:tblCellMar>
       </w:tblPr>
       <w:tblGrid>
-        <w:gridCol w:w="1984"/>
-        <w:gridCol w:w="970"/>
-        <w:gridCol w:w="1004"/>
-        <w:gridCol w:w="1721"/>
+        <w:gridCol w:w="1908"/>
+        <w:gridCol w:w="1050"/>
+        <w:gridCol w:w="1050"/>
+        <w:gridCol w:w="1672"/>
         <w:gridCol w:w="2123"/>
         <w:gridCol w:w="2350"/>
       </w:tblGrid>
@@ -6657,7 +6499,7 @@
         </w:trPr>
         <w:tc>
           <w:tcPr>
-            <w:tcW w:type="dxa" w:w="1984"/>
+            <w:tcW w:type="dxa" w:w="1908"/>
             <w:vAlign w:val="center"/>
             <w:shd w:fill="203B4C"/>
           </w:tcPr>
@@ -6677,7 +6519,7 @@
         </w:tc>
         <w:tc>
           <w:tcPr>
-            <w:tcW w:type="dxa" w:w="970"/>
+            <w:tcW w:type="dxa" w:w="1050"/>
             <w:vAlign w:val="center"/>
             <w:shd w:fill="203B4C"/>
           </w:tcPr>
@@ -6692,13 +6534,13 @@
               <w:rPr>
                 <w:color w:val="FFFFFF"/>
               </w:rPr>
-              <w:t>Two-room hours</w:t>
-            </w:r>
-          </w:p>
-        </w:tc>
-        <w:tc>
-          <w:tcPr>
-            <w:tcW w:type="dxa" w:w="1004"/>
+              <w:t>Hours for 2 rooms</w:t>
+            </w:r>
+          </w:p>
+        </w:tc>
+        <w:tc>
+          <w:tcPr>
+            <w:tcW w:type="dxa" w:w="1050"/>
             <w:vAlign w:val="center"/>
             <w:shd w:fill="203B4C"/>
           </w:tcPr>
@@ -6713,13 +6555,13 @@
               <w:rPr>
                 <w:color w:val="FFFFFF"/>
               </w:rPr>
-              <w:t>Four-room hours</w:t>
-            </w:r>
-          </w:p>
-        </w:tc>
-        <w:tc>
-          <w:tcPr>
-            <w:tcW w:type="dxa" w:w="1721"/>
+              <w:t>Hours for 4 rooms</w:t>
+            </w:r>
+          </w:p>
+        </w:tc>
+        <w:tc>
+          <w:tcPr>
+            <w:tcW w:type="dxa" w:w="1672"/>
             <w:vAlign w:val="center"/>
             <w:shd w:fill="203B4C"/>
           </w:tcPr>
@@ -6786,7 +6628,7 @@
         </w:trPr>
         <w:tc>
           <w:tcPr>
-            <w:tcW w:type="dxa" w:w="1984"/>
+            <w:tcW w:type="dxa" w:w="1908"/>
             <w:vAlign w:val="top"/>
             <w:shd w:fill="EDF2EE"/>
           </w:tcPr>
@@ -6803,7 +6645,7 @@
         </w:tc>
         <w:tc>
           <w:tcPr>
-            <w:tcW w:type="dxa" w:w="970"/>
+            <w:tcW w:type="dxa" w:w="1050"/>
             <w:vAlign w:val="center"/>
             <w:shd w:fill="EDF2EE"/>
           </w:tcPr>
@@ -6821,7 +6663,7 @@
         </w:tc>
         <w:tc>
           <w:tcPr>
-            <w:tcW w:type="dxa" w:w="1004"/>
+            <w:tcW w:type="dxa" w:w="1050"/>
             <w:vAlign w:val="center"/>
             <w:shd w:fill="EDF2EE"/>
           </w:tcPr>
@@ -6839,7 +6681,7 @@
         </w:tc>
         <w:tc>
           <w:tcPr>
-            <w:tcW w:type="dxa" w:w="1721"/>
+            <w:tcW w:type="dxa" w:w="1672"/>
             <w:vAlign w:val="top"/>
             <w:shd w:fill="EDF2EE"/>
           </w:tcPr>
@@ -6897,7 +6739,7 @@
         </w:trPr>
         <w:tc>
           <w:tcPr>
-            <w:tcW w:type="dxa" w:w="1984"/>
+            <w:tcW w:type="dxa" w:w="1908"/>
             <w:vAlign w:val="top"/>
             <w:shd w:fill="FFFFFF"/>
           </w:tcPr>
@@ -6914,7 +6756,7 @@
         </w:tc>
         <w:tc>
           <w:tcPr>
-            <w:tcW w:type="dxa" w:w="970"/>
+            <w:tcW w:type="dxa" w:w="1050"/>
             <w:vAlign w:val="center"/>
             <w:shd w:fill="FFFFFF"/>
           </w:tcPr>
@@ -6932,7 +6774,7 @@
         </w:tc>
         <w:tc>
           <w:tcPr>
-            <w:tcW w:type="dxa" w:w="1004"/>
+            <w:tcW w:type="dxa" w:w="1050"/>
             <w:vAlign w:val="center"/>
             <w:shd w:fill="FFFFFF"/>
           </w:tcPr>
@@ -6950,7 +6792,7 @@
         </w:tc>
         <w:tc>
           <w:tcPr>
-            <w:tcW w:type="dxa" w:w="1721"/>
+            <w:tcW w:type="dxa" w:w="1672"/>
             <w:vAlign w:val="top"/>
             <w:shd w:fill="FFFFFF"/>
           </w:tcPr>
@@ -7008,7 +6850,7 @@
         </w:trPr>
         <w:tc>
           <w:tcPr>
-            <w:tcW w:type="dxa" w:w="1984"/>
+            <w:tcW w:type="dxa" w:w="1908"/>
             <w:vAlign w:val="top"/>
             <w:shd w:fill="EDF2EE"/>
           </w:tcPr>
@@ -7025,7 +6867,7 @@
         </w:tc>
         <w:tc>
           <w:tcPr>
-            <w:tcW w:type="dxa" w:w="970"/>
+            <w:tcW w:type="dxa" w:w="1050"/>
             <w:vAlign w:val="center"/>
             <w:shd w:fill="EDF2EE"/>
           </w:tcPr>
@@ -7043,7 +6885,7 @@
         </w:tc>
         <w:tc>
           <w:tcPr>
-            <w:tcW w:type="dxa" w:w="1004"/>
+            <w:tcW w:type="dxa" w:w="1050"/>
             <w:vAlign w:val="center"/>
             <w:shd w:fill="EDF2EE"/>
           </w:tcPr>
@@ -7061,7 +6903,7 @@
         </w:tc>
         <w:tc>
           <w:tcPr>
-            <w:tcW w:type="dxa" w:w="1721"/>
+            <w:tcW w:type="dxa" w:w="1672"/>
             <w:vAlign w:val="top"/>
             <w:shd w:fill="EDF2EE"/>
           </w:tcPr>
@@ -7119,7 +6961,7 @@
         </w:trPr>
         <w:tc>
           <w:tcPr>
-            <w:tcW w:type="dxa" w:w="1984"/>
+            <w:tcW w:type="dxa" w:w="1908"/>
             <w:vAlign w:val="top"/>
             <w:shd w:fill="FFFFFF"/>
           </w:tcPr>
@@ -7136,7 +6978,7 @@
         </w:tc>
         <w:tc>
           <w:tcPr>
-            <w:tcW w:type="dxa" w:w="970"/>
+            <w:tcW w:type="dxa" w:w="1050"/>
             <w:vAlign w:val="center"/>
             <w:shd w:fill="FFFFFF"/>
           </w:tcPr>
@@ -7154,7 +6996,7 @@
         </w:tc>
         <w:tc>
           <w:tcPr>
-            <w:tcW w:type="dxa" w:w="1004"/>
+            <w:tcW w:type="dxa" w:w="1050"/>
             <w:vAlign w:val="center"/>
             <w:shd w:fill="FFFFFF"/>
           </w:tcPr>
@@ -7172,7 +7014,7 @@
         </w:tc>
         <w:tc>
           <w:tcPr>
-            <w:tcW w:type="dxa" w:w="1721"/>
+            <w:tcW w:type="dxa" w:w="1672"/>
             <w:vAlign w:val="top"/>
             <w:shd w:fill="FFFFFF"/>
           </w:tcPr>
@@ -7292,7 +7134,7 @@
     <w:p>
       <w:pPr/>
       <w:r>
-        <w:t>An example pre-opening staff learning day is eight people times eight paid hours. At the published Grade 4 ordinary casual rate plus 12% super, that is $2,638.54 in wages and super, before the trainer, role grading and remaining employment costs. This makes paid learning visible without claiming a fully costed workforce programme.</w:t>
+        <w:t>A separate worked illustration of a pre-opening staff learning day is eight people times eight paid hours. At the published Grade 4 ordinary casual rate plus 12% super, that is $2,638.54 in wages and super, before the trainer, role grading and remaining employment costs. This makes paid learning visible without claiming a fully costed workforce programme.</w:t>
       </w:r>
     </w:p>
     <w:p>
@@ -7325,19 +7167,28 @@
       </w:hyperlink>
     </w:p>
     <w:p>
-      <w:bookmarkStart w:id="33" w:name="s_economics_Room_package_compar_5e1e09"/>
+      <w:bookmarkStart w:id="32" w:name="s_economics_Room_package_compar_5e1e09"/>
       <w:pPr>
         <w:pStyle w:val="Heading2"/>
       </w:pPr>
       <w:r>
         <w:t>Room package comparison</w:t>
       </w:r>
-      <w:bookmarkEnd w:id="33"/>
+      <w:bookmarkEnd w:id="32"/>
+    </w:p>
+    <w:p>
+      <w:pPr>
+        <w:pStyle w:val="SourceNote"/>
+        <w:keepNext/>
+      </w:pPr>
+      <w:r>
+        <w:t>Advertised price comparison | Observed 29 October 2026 | Supplier quotation date: none recorded.</w:t>
+      </w:r>
     </w:p>
     <w:p>
       <w:pPr/>
       <w:r>
-        <w:t>The supplier catalogue provides scope-linked comparisons instead of a generic cost per room. [</w:t>
+        <w:t>The supplier catalogue provides published package comparisons, observed 29 October 2026. The room names below identify supplier products, not a chosen business catalogue. [</w:t>
       </w:r>
       <w:hyperlink w:anchor="source_R117">
         <w:r>
@@ -7818,19 +7669,28 @@
       </w:hyperlink>
     </w:p>
     <w:p>
-      <w:bookmarkStart w:id="34" w:name="s_economics_Property_costs__pub_62063f"/>
+      <w:bookmarkStart w:id="33" w:name="s_economics_Property_costs__pub_62063f"/>
       <w:pPr>
         <w:pStyle w:val="Heading2"/>
       </w:pPr>
       <w:r>
         <w:t>Property costs: published comparables, then a site-specific lease</w:t>
       </w:r>
-      <w:bookmarkEnd w:id="34"/>
+      <w:bookmarkEnd w:id="33"/>
+    </w:p>
+    <w:p>
+      <w:pPr>
+        <w:pStyle w:val="SourceNote"/>
+        <w:keepNext/>
+      </w:pPr>
+      <w:r>
+        <w:t>Advertised price comparison | Observed 29 October 2026 | Supplier quotation date: none recorded.</w:t>
+      </w:r>
     </w:p>
     <w:p>
       <w:pPr/>
       <w:r>
-        <w:t>The 300 m2 listing at 338 Lytton Road quotes $6,750 a month plus GST and outgoings, equivalent to $81,000 a year or $270/m2/year. The separate 300 m2 two-level property at 4/65 Riverside Place quotes $72,000 a year plus GST and outgoings, or $240/m2/year. The listings were updated in September 2026. They show the price basis and physical differences that need checking. They are not offers for the proposed 400 m2 layout. [</w:t>
+        <w:t>Advertised rent comparison, observed 29 October 2026. The 300 m² listing at 338 Lytton Road shows $6,750 a month plus GST and outgoings. The annualised asking rent is $81,000, or $270/m²/year. Its page records an update on 22 September 2026. [</w:t>
       </w:r>
       <w:hyperlink w:anchor="source_R118">
         <w:r>
@@ -7842,7 +7702,13 @@
         </w:r>
       </w:hyperlink>
       <w:r>
-        <w:t xml:space="preserve">, </w:t>
+        <w:t>]</w:t>
+      </w:r>
+    </w:p>
+    <w:p>
+      <w:pPr/>
+      <w:r>
+        <w:t>The separate 300 m² two-level property at 4/65 Riverside Place shows $78,000 a year plus outgoings and GST, or $260/m²/year. Its page records an update on 11 September 2026. This corrects the inherited $72,000 figure. [</w:t>
       </w:r>
       <w:hyperlink w:anchor="source_R119">
         <w:r>
@@ -7860,7 +7726,7 @@
     <w:p>
       <w:pPr/>
       <w:r>
-        <w:t>The site register should record actual usable game area, reflection capacity, stairs and access, landlord works, parking, permitted use, fitout obligations, outgoings, bond/guarantee, rent reviews and make-good. A host contribution is recorded as an agreed contribution, not automatically as free space.</w:t>
+        <w:t>These are advertised properties with different layouts. Neither establishes a suitable premises, agreed lease or delivered cost for the worked 400 m² format. A comparison would need usable area, access, permitted use, landlord works, outgoings, bond, rent reviews, fitout obligations and make-good. A hosted format would need the actual host terms, including any contribution.</w:t>
       </w:r>
     </w:p>
     <w:p>
@@ -7893,19 +7759,28 @@
       </w:hyperlink>
     </w:p>
     <w:p>
-      <w:bookmarkStart w:id="35" w:name="s_economics_Software_and_AI_uni_9ee408"/>
+      <w:bookmarkStart w:id="34" w:name="s_economics_Software_and_AI_uni_9ee408"/>
       <w:pPr>
         <w:pStyle w:val="Heading2"/>
       </w:pPr>
       <w:r>
         <w:t>Software and AI unit-cost appendix</w:t>
       </w:r>
-      <w:bookmarkEnd w:id="35"/>
+      <w:bookmarkEnd w:id="34"/>
+    </w:p>
+    <w:p>
+      <w:pPr>
+        <w:pStyle w:val="SourceNote"/>
+        <w:keepNext/>
+      </w:pPr>
+      <w:r>
+        <w:t>Worked illustration | 29 October 2026 | Quantities and business inputs are assumptions for comparison.</w:t>
+      </w:r>
     </w:p>
     <w:p>
       <w:pPr/>
       <w:r>
-        <w:t>Current provider unit prices and explicit usage quantities make the software budget reviewable. The proposed operating roles remain inactive.</w:t>
+        <w:t>Worked software comparisons, dated 29 October 2026. Official OpenAI price documentation was rechecked for this revision. The named models illustrate published unit costs; they are not selections, subscriptions or a required architecture. Usage quantities are inherited model assumptions, not measured workload.</w:t>
       </w:r>
     </w:p>
     <w:p>
@@ -7919,7 +7794,7 @@
     <w:p>
       <w:pPr/>
       <w:r>
-        <w:t>The current official price example is OpenAI's file transcription model, gpt-transcribe, at an estimated US$0.0045 per audio minute. The published live transcription comparison is US$0.017 per minute. [</w:t>
+        <w:t>One official price comparison is OpenAI's file transcription model, gpt-transcribe, at an estimated US$0.0045 per audio minute. The published live transcription comparison is US$0.017 per minute. [</w:t>
       </w:r>
       <w:hyperlink w:anchor="source_R121">
         <w:r>
@@ -7949,7 +7824,7 @@
     <w:p>
       <w:pPr/>
       <w:r>
-        <w:t>Chargeable minutes equal sold teams × actual average recorded participants × minutes submitted per participant. The current product mix assumes 5.15 participants and 45 minutes of gameplay. Separate participant files each count for their full submitted duration. This does not assume that silence is free or that six channels are charged as one. The published multichannel billing principle is also explicit in Deepgram's official pricing documentation. [</w:t>
+        <w:t>Chargeable minutes equal sold teams × actual average recorded participants × minutes submitted per participant. The worked product mix assumes 5.15 participants and 45 minutes of gameplay. Separate participant files each count for their full submitted duration. This does not assume that silence is free or that six channels are charged as one. The volume calculation assumes separately submitted full-length participant files. A provider-specific multichannel rule would need verification for the actual service and endpoint. [</w:t>
       </w:r>
       <w:hyperlink w:anchor="source_R124">
         <w:r>
@@ -8409,7 +8284,7 @@
     <w:p>
       <w:pPr/>
       <w:r>
-        <w:t>Post-play processing is the base example. Check actual turnaround, upload limits, accents, languages and noisy-room performance during the capture pilot before selecting a provider. Silent processing during play can also be tested without providing any in-game response. Actual turnaround determines the useful workflow.</w:t>
+        <w:t>Post-play processing is one comparison option. Check actual turnaround, upload limits, accents, languages and noisy-room performance during the capture pilot before selecting a provider. Silent processing during play can also be tested without providing any in-game response. Actual turnaround determines the useful workflow.</w:t>
       </w:r>
     </w:p>
     <w:p>
@@ -8417,7 +8292,7 @@
         <w:pStyle w:val="Heading3"/>
       </w:pPr>
       <w:r>
-        <w:t>Price each proposed agent by its work</w:t>
+        <w:t>Price research and computation by the work being compared</w:t>
       </w:r>
     </w:p>
     <w:p>
@@ -8441,7 +8316,7 @@
     <w:p>
       <w:pPr/>
       <w:r>
-        <w:t>The following two-call reflection package is a proposed usage budget to measure in the pilot. Input budgets include transcript, instructions and rubric; the second pass also includes the first draft. Output is for a qualified human facilitator to review. No cache or batch discount is assumed.</w:t>
+        <w:t>The following two-call reflection package is an illustrative workload that could be measured in a future test. Input budgets include transcript, instructions and rubric; the second pass also includes the first draft. Output is for a qualified human facilitator to review. No cache or batch discount is assumed.</w:t>
       </w:r>
     </w:p>
     <w:tbl>
@@ -8791,7 +8666,7 @@
     <w:p>
       <w:pPr/>
       <w:r>
-        <w:t>For any provider, calculate each approved role as:</w:t>
+        <w:t>For any provider, calculate each research or computation task as:</w:t>
       </w:r>
     </w:p>
     <w:p>
@@ -8803,13 +8678,13 @@
     <w:p>
       <w:pPr/>
       <w:r>
-        <w:t>Count every model call and retry in a multi-step run. Include billable reasoning output where charged. A proposed planning deliverable using 20,000 uncached input tokens, 4,000 output tokens and three web searches costs US$0.11 at these unit prices, provided retrieved search tokens fit within the stated input budget. Its monthly total is US$0.11 × the approved number of runs, plus any other specified service costs. Monthly role volumes remain unset until Luke approves their actual tasks and limits.</w:t>
+        <w:t>Count every model call and retry in a multi-step run. Include billable reasoning output where charged. A proposed planning deliverable using 20,000 uncached input tokens, 4,000 output tokens and three web searches costs US$0.11 at these unit prices, provided retrieved search tokens fit within the stated input budget. Its monthly total is US$0.11 × the approved number of runs, plus any other specified service costs. Monthly volumes remain unset because the work and frequency have not been chosen.</w:t>
       </w:r>
     </w:p>
     <w:p>
       <w:pPr/>
       <w:r>
-        <w:t>The operating role budget therefore records deliverable, runs, calls per run, input and output tokens, tool actions, retry count, storage and compute units, human review hours, monthly cap and actual spend. Set action permissions separately from spending permissions. A budget for a proposed research role does not authorise contacting contractors, placing orders or publishing commitments.</w:t>
+        <w:t>A task-cost comparison would record deliverable, runs, calls per run, input and output tokens, tool actions, retry count, storage and compute units, human review hours, monthly cap and actual spend. The calculation concerns the cost of producing material for review. It does not define an operating agent team or assign business decisions to software.</w:t>
       </w:r>
     </w:p>
     <w:p>
@@ -8823,7 +8698,7 @@
     <w:p>
       <w:pPr/>
       <w:r>
-        <w:t>API credits are currently purchased in US dollars. [</w:t>
+        <w:t>The retained provider rate comparison is in US dollars. Account billing currency and invoice terms would need verification. [</w:t>
       </w:r>
       <w:hyperlink w:anchor="source_R123">
         <w:r>
@@ -8898,14 +8773,14 @@
       </w:hyperlink>
     </w:p>
     <w:p>
-      <w:bookmarkStart w:id="36" w:name="s_economics_Quote_register_requ_3175db"/>
+      <w:bookmarkStart w:id="35" w:name="s_economics_Quote_register_requ_3175db"/>
       <w:pPr>
         <w:pStyle w:val="Heading2"/>
       </w:pPr>
       <w:r>
         <w:t>Quote register required to finish the full budget</w:t>
       </w:r>
-      <w:bookmarkEnd w:id="36"/>
+      <w:bookmarkEnd w:id="35"/>
     </w:p>
     <w:p>
       <w:pPr/>
@@ -9019,7 +8894,7 @@
               <w:keepLines/>
             </w:pPr>
             <w:r>
-              <w:t>Selected 400 m2 venue or host agreement, actual area and use approval, parking, landlord works, rent review and outgoings schedule. Published 300 m2 comparables are not a 400 m2 quote.</w:t>
+              <w:t>Premises or host alternatives, measured usable areas, use approval, access, parking, landlord works, rent review and outgoings. The 400 m² layout is only a worked comparison.</w:t>
             </w:r>
           </w:p>
         </w:tc>
@@ -9214,7 +9089,7 @@
               <w:keepLines/>
             </w:pPr>
             <w:r>
-              <w:t>Four no-hint scenarios, version routes, local story permissions, prototype/fresh group testing, manuals and rights schedule. Supplier standard kits are comparison products.</w:t>
+              <w:t>Room concepts and quantities to compare, independent play without hints, local story permissions, access versions, playtests, manuals and content rights. No catalogue or number of scenarios selected.</w:t>
             </w:r>
           </w:p>
         </w:tc>
@@ -9292,7 +9167,7 @@
               <w:keepLines/>
             </w:pPr>
             <w:r>
-              <w:t>Site RF/acoustic survey, 12 or 24 participant capture, time alignment, live monitoring, recording/analysis architecture, data retention, storage, playback and acceptance test. No automatic multiplication of consumer kit.</w:t>
+              <w:t>Recording and unrecorded reflection alternatives, actual participant count, site RF/acoustics, time alignment, review workload, storage, retention and acceptance tests. Channel counts in the model are assumptions.</w:t>
             </w:r>
           </w:p>
         </w:tc>
@@ -9331,7 +9206,7 @@
               <w:keepLines/>
             </w:pPr>
             <w:r>
-              <w:t>Approved agent role build, booking integration, source access, usage volumes, selected inference/API rate card and monitoring. Operating roles remain inactive until Luke approves.</w:t>
+              <w:t>Research and computation methods, manual and AI-assisted alternatives, booking integration if needed, usage quantities, provider rate comparisons, testing and maintenance. No agent team or workflow selected.</w:t>
             </w:r>
           </w:p>
         </w:tc>
@@ -9487,7 +9362,7 @@
               <w:keepLines/>
             </w:pPr>
             <w:r>
-              <w:t>Selected tariff/contract, meter/load schedule, hours, water, waste, cleaning and maintenance contracts.</w:t>
+              <w:t>Alternative utilities and connectivity tariffs, measured loads, hours, water, waste, cleaning and maintenance scope.</w:t>
             </w:r>
           </w:p>
         </w:tc>
@@ -9623,11 +9498,11 @@
     <w:p>
       <w:pPr/>
       <w:r>
-        <w:t>Once these are completed, publish the full startup requirement, monthly cash ramp, venue operating result, central network operating result and funding terms together. The current arithmetic provides a reviewable commercial structure and a source-priced starting bill without hiding the remaining work inside invented totals.</w:t>
-      </w:r>
-    </w:p>
-    <w:p>
-      <w:bookmarkStart w:id="37" w:name="chapter_finance"/>
+        <w:t>Completed scopes, dated quotes and chosen inputs would allow a later round to calculate startup cash, monthly cash flow and operating results for the options still under consideration. The current arithmetic provides a reviewable commercial structure and a source-priced starting bill without hiding the remaining work inside invented totals.</w:t>
+      </w:r>
+    </w:p>
+    <w:p>
+      <w:bookmarkStart w:id="36" w:name="chapter_finance"/>
       <w:pPr>
         <w:pStyle w:val="Heading1"/>
         <w:pageBreakBefore/>
@@ -9635,25 +9510,25 @@
       <w:r>
         <w:t>Finance, settlements and local ownership</w:t>
       </w:r>
+      <w:bookmarkEnd w:id="36"/>
+    </w:p>
+    <w:p>
+      <w:pPr>
+        <w:pStyle w:val="Lead"/>
+      </w:pPr>
+      <w:r>
+        <w:t>Use worked calculations to inspect capacity, receipts, paid work and settlement, then identify what remains unpriced.</w:t>
+      </w:r>
+    </w:p>
+    <w:p>
+      <w:bookmarkStart w:id="37" w:name="s_finance_Three_connected_accou_295e09"/>
+      <w:pPr>
+        <w:pStyle w:val="Heading2"/>
+      </w:pPr>
+      <w:r>
+        <w:t>Three connected accounts</w:t>
+      </w:r>
       <w:bookmarkEnd w:id="37"/>
-    </w:p>
-    <w:p>
-      <w:pPr>
-        <w:pStyle w:val="Lead"/>
-      </w:pPr>
-      <w:r>
-        <w:t>Fund the work, pay people properly, preserve renewal cash and make each participant's return understandable.</w:t>
-      </w:r>
-    </w:p>
-    <w:p>
-      <w:bookmarkStart w:id="38" w:name="s_finance_Three_connected_accou_295e09"/>
-      <w:pPr>
-        <w:pStyle w:val="Heading2"/>
-      </w:pPr>
-      <w:r>
-        <w:t>Three connected accounts</w:t>
-      </w:r>
-      <w:bookmarkEnd w:id="38"/>
     </w:p>
     <w:tbl>
       <w:tblPr>
@@ -9930,7 +9805,7 @@
     <w:p>
       <w:pPr/>
       <w:r>
-        <w:t>A consolidated network report eliminates transfers between related entities. An independent partner's revenue stays with that partner. A room sale and the operator's later ticket sales are different transactions at different times.</w:t>
+        <w:t>For any structure eventually chosen, a consolidated report would eliminate transfers between related entities. An independent partner's revenue stays with that partner. A room sale and the operator's later ticket sales are different transactions at different times.</w:t>
       </w:r>
     </w:p>
     <w:p>
@@ -9969,25 +9844,34 @@
       </w:hyperlink>
     </w:p>
     <w:p>
-      <w:bookmarkStart w:id="39" w:name="s_finance_Products__available_s_6caa99"/>
+      <w:bookmarkStart w:id="38" w:name="s_finance_Products__available_s_6caa99"/>
       <w:pPr>
         <w:pStyle w:val="Heading2"/>
       </w:pPr>
       <w:r>
         <w:t>Products, available sessions and the sales mix</w:t>
       </w:r>
-      <w:bookmarkEnd w:id="39"/>
+      <w:bookmarkEnd w:id="38"/>
+    </w:p>
+    <w:p>
+      <w:pPr>
+        <w:pStyle w:val="SourceNote"/>
+        <w:keepNext/>
+      </w:pPr>
+      <w:r>
+        <w:t>Worked illustration | 29 October 2026 | Quantities and business inputs are assumptions for comparison.</w:t>
+      </w:r>
     </w:p>
     <w:p>
       <w:pPr/>
       <w:r>
-        <w:t>The proposed prices are $39 for school and youth, $59 for public groups and $99 for the premium workshop, including GST. The scenario uses booking shares of 30%, 50% and 20%, with respective paid group sizes of 6, 4.5 and 5.5. The weighted average is 5.15 paid participants and $311.85 in receipts per sold team, or $283.50 excluding GST.</w:t>
+        <w:t>Worked pricing illustration, dated 29 October 2026: $39 for school and youth, $59 for public groups and $99 for a workshop, including GST under the assumed taxable-sales treatment. These inherited values have no willingness-to-pay evidence and are not chosen prices. The scenario uses booking shares of 30%, 50% and 20%, with respective paid group sizes of 6, 4.5 and 5.5. The weighted average is 5.15 paid participants and $311.85 in receipts per sold team, or $283.50 excluding GST.</w:t>
       </w:r>
     </w:p>
     <w:p>
       <w:pPr/>
       <w:r>
-        <w:t xml:space="preserve">The four-room year has 9,216 nominal team sessions. One planned closed trading day per room each quarter removes 128 slots, leaving </w:t>
+        <w:t xml:space="preserve">Under the assumed timetable, the four-room illustration has 9,216 nominal team sessions. One assumed closed trading day per room each quarter removes 128 slots, leaving </w:t>
       </w:r>
       <w:r>
         <w:rPr>
@@ -10622,23 +10506,44 @@
     <w:p>
       <w:pPr/>
       <w:r>
-        <w:t>The two-room examples use five ordinary-rate operating days per week. The four-room example uses five ordinary days plus Sunday. Calendar and wage treatment are changed together for an actual site.</w:t>
-      </w:r>
-    </w:p>
-    <w:p>
-      <w:bookmarkStart w:id="40" w:name="s_finance_Published_wage_inputs_e8b5de"/>
+        <w:t>These are capacity comparisons, not operating commitments or demand forecasts. The two-room examples use five ordinary-rate operating days per week. The four-room example uses five ordinary days plus Sunday. Calendar and wage treatment are changed together for an actual site.</w:t>
+      </w:r>
+    </w:p>
+    <w:p>
+      <w:bookmarkStart w:id="39" w:name="s_finance_Published_wage_inputs_e8b5de"/>
       <w:pPr>
         <w:pStyle w:val="Heading2"/>
       </w:pPr>
       <w:r>
         <w:t>Published wage inputs and paid task time</w:t>
       </w:r>
-      <w:bookmarkEnd w:id="40"/>
+      <w:bookmarkEnd w:id="39"/>
+    </w:p>
+    <w:p>
+      <w:pPr>
+        <w:pStyle w:val="SourceNote"/>
+        <w:keepNext/>
+      </w:pPr>
+      <w:r>
+        <w:t>Worked illustration | 29 October 2026 | Quantities and business inputs are assumptions for comparison.</w:t>
+      </w:r>
     </w:p>
     <w:p>
       <w:pPr/>
       <w:r>
-        <w:t>The current Amusement, Events and Recreation Award publishes adult casual Grade 4 rates of $36.81 for ordinary hours and $51.54 for Sunday, and Grade 6 rates of $39.11 and $54.76. ATO states a 12% super guarantee rate. These two wage bands are transparent examples for estimating the roster; actual award coverage, classification, agreed pay, overtime and allowances are determined from each job. [</w:t>
+        <w:t>Source comparison rechecked 29 October 2026: the Amusement, Events and Recreation Award publishes adult casual Grade 4 rates of $36.81 for ordinary hours and $51.54 for Sunday, and Grade 6 rates of $39.11 and $54.76. The official ATO Payday Super source states a 12% rate from 1 July 2026, with the qualifying-earnings and payment rules relevant to payroll. [</w:t>
+      </w:r>
+      <w:hyperlink w:anchor="source_R125">
+        <w:r>
+          <w:rPr>
+            <w:color w:val="275E67"/>
+            <w:u w:val="single"/>
+          </w:rPr>
+          <w:t xml:space="preserve">R125</w:t>
+        </w:r>
+      </w:hyperlink>
+      <w:r>
+        <w:t>] These two wage bands are transparent examples for estimating the roster; actual award coverage, classification, agreed pay, overtime and allowances are determined from each job. [</w:t>
       </w:r>
       <w:hyperlink w:anchor="source_R101">
         <w:r>
@@ -10674,7 +10579,7 @@
     <w:p>
       <w:pPr/>
       <w:r>
-        <w:t>The reference staffing calculation pays for two baseline roles across 11 hours a day. Across 288 days that is 3,168 hours per role. Additional paid time for each team is itemised as 35 minutes of reflection preparation, delivery and notes at the second rate, and 25 minutes of reset, handover and relief at the first rate. Premium bookings add 45 minutes at the second rate. The booking mix gives $52.588324 in additional wages plus super per sold team.</w:t>
+        <w:t>The worked staffing calculation allows for two baseline roles across 11 hours a day. Across 288 days that is 3,168 hours per role. Additional paid time for each team is itemised as 35 minutes of reflection preparation, delivery and notes at the second rate, and 25 minutes of reset, handover and relief at the first rate. Premium bookings add 45 minutes at the second rate. The booking mix gives $52.588324 in additional wages plus super per sold team.</w:t>
       </w:r>
     </w:p>
     <w:p>
@@ -10711,21 +10616,42 @@
           <w:t xml:space="preserve">R102</w:t>
         </w:r>
       </w:hyperlink>
-    </w:p>
-    <w:p>
-      <w:bookmarkStart w:id="41" w:name="s_finance_Coverage_hours_and_ro_b787e5"/>
+      <w:r>
+        <w:t xml:space="preserve">, </w:t>
+      </w:r>
+      <w:hyperlink w:anchor="source_R125">
+        <w:r>
+          <w:rPr>
+            <w:color w:val="275E67"/>
+            <w:u w:val="single"/>
+          </w:rPr>
+          <w:t xml:space="preserve">R125</w:t>
+        </w:r>
+      </w:hyperlink>
+    </w:p>
+    <w:p>
+      <w:bookmarkStart w:id="40" w:name="s_finance_Coverage_hours_and_ro_b787e5"/>
       <w:pPr>
         <w:pStyle w:val="Heading2"/>
       </w:pPr>
       <w:r>
         <w:t>Coverage hours and roster construction</w:t>
       </w:r>
-      <w:bookmarkEnd w:id="41"/>
+      <w:bookmarkEnd w:id="40"/>
+    </w:p>
+    <w:p>
+      <w:pPr>
+        <w:pStyle w:val="SourceNote"/>
+        <w:keepNext/>
+      </w:pPr>
+      <w:r>
+        <w:t>Worked illustration | 29 October 2026 | Quantities and business inputs are assumptions for comparison.</w:t>
+      </w:r>
     </w:p>
     <w:p>
       <w:pPr/>
       <w:r>
-        <w:t>The labour calculation buys coverage and defined work. It does not assume that a person works an eleven-hour ordinary casual shift. The four-room baseline provides one monitor/control position and one host/operations position for eleven hours each trading day, shared across a roster. The extra task minutes are paid in addition to that baseline. At the 50% booking case, they reconcile as follows.</w:t>
+        <w:t>This worked labour calculation represents assumed coverage and defined tasks. It does not assume that a person works an eleven-hour ordinary casual shift. The four-room illustration assumes one monitor/control position and one host/operations position for eleven hours each trading day, shared across a roster. The extra task minutes are paid in addition to that baseline. At the 50% booking case, they reconcile as follows.</w:t>
       </w:r>
     </w:p>
     <w:tbl>
@@ -11178,19 +11104,28 @@
       </w:hyperlink>
     </w:p>
     <w:p>
-      <w:bookmarkStart w:id="42" w:name="s_finance_Turnover_and_the_amou_d1be86"/>
+      <w:bookmarkStart w:id="41" w:name="s_finance_Turnover_and_the_amou_d1be86"/>
       <w:pPr>
         <w:pStyle w:val="Heading2"/>
       </w:pPr>
       <w:r>
         <w:t>Turnover and the amount available for remaining costs</w:t>
       </w:r>
-      <w:bookmarkEnd w:id="42"/>
+      <w:bookmarkEnd w:id="41"/>
+    </w:p>
+    <w:p>
+      <w:pPr>
+        <w:pStyle w:val="SourceNote"/>
+        <w:keepNext/>
+      </w:pPr>
+      <w:r>
+        <w:t>Worked illustration | 29 October 2026 | Quantities and business inputs are assumptions for comparison.</w:t>
+      </w:r>
     </w:p>
     <w:p>
       <w:pPr/>
       <w:r>
-        <w:t>The table deliberately calculates the amount available for all other costs. It cannot be called profit while the named site and service packages remain unquoted.</w:t>
+        <w:t>Worked illustration, 29 October 2026: the table calculates the amount remaining after only the stated labour and payment-processing assumptions. The 30%, 50% and 70% sold shares are sensitivity inputs without demand evidence. It cannot be called profit while the named site and service packages remain unquoted.</w:t>
       </w:r>
     </w:p>
     <w:tbl>
@@ -11862,7 +11797,7 @@
     <w:p>
       <w:pPr/>
       <w:r>
-        <w:t>The live Stripe Australia page shows domestic online card pricing of 1.65% plus $0.30 per successful payment, with fees including GST. The calculation assumes one domestic-card payment per team, and eligible recovery of the GST on the fee. International cards, refunds, chargebacks, multiple individual payments and other payment channels need their own row. [</w:t>
+        <w:t>The Stripe Australia source comparison, rechecked 29 October 2026, shows domestic online card pricing of 1.65% plus $0.30 per successful payment, with fees including GST. The calculation assumes one domestic-card payment per team, and eligible recovery of the GST on the fee. International cards, refunds, chargebacks, multiple individual payments and other payment channels need their own row. [</w:t>
       </w:r>
       <w:hyperlink w:anchor="source_R103">
         <w:r>
@@ -11880,7 +11815,7 @@
     <w:p>
       <w:pPr/>
       <w:r>
-        <w:t>From the final row, subtract actual rent and outgoings, management and founder remuneration, insurance and remaining employment costs, utilities, software and inference use, consumables, marketing, distribution commissions, maintenance, professional services and the approved renewal provision. Financing, depreciation and income tax then have their own treatment.</w:t>
+        <w:t>From the final row, subtract actual rent and outgoings, management and founder remuneration, insurance and remaining employment costs, utilities, software and inference use, consumables, marketing, distribution commissions, maintenance, professional services and a costed renewal provision for the option being examined. Financing, depreciation and income tax then have their own treatment.</w:t>
       </w:r>
     </w:p>
     <w:p>
@@ -11937,19 +11872,28 @@
       </w:hyperlink>
     </w:p>
     <w:p>
-      <w:bookmarkStart w:id="43" w:name="s_finance_Tourism_pass__settlem_a86c21"/>
+      <w:bookmarkStart w:id="42" w:name="s_finance_Tourism_pass__settlem_a86c21"/>
       <w:pPr>
         <w:pStyle w:val="Heading2"/>
       </w:pPr>
       <w:r>
         <w:t>Tourism pass: settlement without double counting</w:t>
       </w:r>
-      <w:bookmarkEnd w:id="43"/>
+      <w:bookmarkEnd w:id="42"/>
+    </w:p>
+    <w:p>
+      <w:pPr>
+        <w:pStyle w:val="SourceNote"/>
+        <w:keepNext/>
+      </w:pPr>
+      <w:r>
+        <w:t>Worked illustration | 29 October 2026 | Quantities and business inputs are assumptions for comparison.</w:t>
+      </w:r>
     </w:p>
     <w:p>
       <w:pPr/>
       <w:r>
-        <w:t xml:space="preserve">A proposed direct three-room pass is </w:t>
+        <w:t xml:space="preserve">The worked direct three-room pass illustration is </w:t>
       </w:r>
       <w:r>
         <w:rPr>
@@ -11958,7 +11902,7 @@
         <w:t>$169 per person including GST</w:t>
       </w:r>
       <w:r>
-        <w:t>, compared with three ordinary $59 visits at $177. Allocate $53 to each of three venue redemptions and $10 to the network service. Each venue knows its realised tariff before accepting pass inventory. This is a proposed tariff for approval.</w:t>
+        <w:t>, compared with three ordinary $59 visits at $177. Allocate $53 to each of three venue redemptions and $10 to the network service. Each venue knows its realised tariff before accepting pass inventory. This is arithmetic dated 29 October 2026, not a chosen tariff or an agreement with any venue.</w:t>
       </w:r>
     </w:p>
     <w:p>
@@ -12334,7 +12278,7 @@
     <w:p>
       <w:pPr/>
       <w:r>
-        <w:t>The $795 venue allocation is held for venue settlement. Unredeemed entitlements remain separately tracked; the network cannot treat that money as earned revenue. The central service earns approximately $6.50 per pass after the example processing charge, before support, software, marketing, refunds and administration. Without claiming GST credit on processor fees, the five-pass amount is $31.21. [</w:t>
+        <w:t>The illustration assigns $795 to venue settlement. A real arrangement would need to track undelivered entitlements and determine recognition from its actual principal or agency terms. The central service would retain approximately $6.50 per pass in this illustration after the example processing charge, before support, software, marketing, refunds and administration. Without claiming GST credit on processor fees, the five-pass amount is $31.21. [</w:t>
       </w:r>
       <w:hyperlink w:anchor="source_R103">
         <w:r>
@@ -12352,7 +12296,7 @@
     <w:p>
       <w:pPr/>
       <w:r>
-        <w:t>At 1,000 passes sold in groups of five, the same tariff produces approximately $6,501 after processing and before other network costs. This demonstrates why the central business also needs properly priced design, installation, training, maintenance and optional service contracts. A large aggregate ticket flow does not itself fund the whole central operation.</w:t>
+        <w:t>At 1,000 passes sold in groups of five, the same tariff produces approximately $6,501 after processing and before other network costs. This illustrates the need to test whether any network service fee covers its own costs, alongside separately priced design, installation, training and renewal services. A large aggregate ticket flow does not itself fund the whole central operation.</w:t>
       </w:r>
     </w:p>
     <w:p>
@@ -12397,14 +12341,14 @@
       </w:hyperlink>
     </w:p>
     <w:p>
-      <w:bookmarkStart w:id="44" w:name="s_finance_Capital_that_supports_34d3fd"/>
+      <w:bookmarkStart w:id="43" w:name="s_finance_Capital_that_supports_34d3fd"/>
       <w:pPr>
         <w:pStyle w:val="Heading2"/>
       </w:pPr>
       <w:r>
         <w:t>Capital that supports continuing local capability</w:t>
       </w:r>
-      <w:bookmarkEnd w:id="44"/>
+      <w:bookmarkEnd w:id="43"/>
     </w:p>
     <w:p>
       <w:pPr/>
@@ -12421,7 +12365,7 @@
     <w:p>
       <w:pPr/>
       <w:r>
-        <w:t>Renewal money belongs in the local operating case from opening. Paying off the first fitout does not fund a later replacement automatically. A new upgrade has its own scope, price and ownership record.</w:t>
+        <w:t>Any future local operating comparison needs to account for renewal from the start. Paying off the first fitout does not fund a later replacement automatically. A new upgrade has its own scope, price and ownership record.</w:t>
       </w:r>
     </w:p>
     <w:p>
@@ -12502,19 +12446,19 @@
       </w:hyperlink>
     </w:p>
     <w:p>
-      <w:bookmarkStart w:id="45" w:name="s_finance_Cash_timing_and_comme_9e185b"/>
+      <w:bookmarkStart w:id="44" w:name="s_finance_Cash_timing_and_comme_9e185b"/>
       <w:pPr>
         <w:pStyle w:val="Heading2"/>
       </w:pPr>
       <w:r>
         <w:t>Cash timing and commercial protection</w:t>
       </w:r>
-      <w:bookmarkEnd w:id="45"/>
+      <w:bookmarkEnd w:id="44"/>
     </w:p>
     <w:p>
       <w:pPr/>
       <w:r>
-        <w:t>The cash schedule follows supplier deposits, delivery, site works, commissioning, payroll, booking receipts, partner settlement, refunds, taxes and renewal funding. Milestone amounts come from the accepted contracts. Once the remaining scopes and payment terms are quoted, the completed cash forecast will show the cash required before opening and the lowest cash balance during the sales ramp.</w:t>
+        <w:t>A cash comparison would follow supplier deposits, delivery, site works, commissioning, payroll, booking receipts, partner settlement, refunds, taxes and renewal funding. Milestone amounts come from the accepted contracts. Once the remaining scopes and payment terms are quoted, the completed cash forecast will show the cash required before opening and the lowest cash balance during the sales ramp.</w:t>
       </w:r>
     </w:p>
     <w:p>
@@ -12571,7 +12515,7 @@
       </w:hyperlink>
     </w:p>
     <w:p>
-      <w:bookmarkStart w:id="46" w:name="chapter_learning"/>
+      <w:bookmarkStart w:id="45" w:name="chapter_learning"/>
       <w:pPr>
         <w:pStyle w:val="Heading1"/>
         <w:pageBreakBefore/>
@@ -12579,36 +12523,36 @@
       <w:r>
         <w:t>Language, teamwork and whole-life learning</w:t>
       </w:r>
+      <w:bookmarkEnd w:id="45"/>
+    </w:p>
+    <w:p>
+      <w:pPr>
+        <w:pStyle w:val="Lead"/>
+      </w:pPr>
+      <w:r>
+        <w:t>Explore how enjoyable independent play, reflection and later practice could support communication and transferable skills.</w:t>
+      </w:r>
+    </w:p>
+    <w:p>
+      <w:bookmarkStart w:id="46" w:name="s_learning_The_learning_product_d75de8"/>
+      <w:pPr>
+        <w:pStyle w:val="Heading2"/>
+      </w:pPr>
+      <w:r>
+        <w:t>The learning product inside the business</w:t>
+      </w:r>
       <w:bookmarkEnd w:id="46"/>
     </w:p>
     <w:p>
-      <w:pPr>
-        <w:pStyle w:val="Lead"/>
-      </w:pPr>
-      <w:r>
-        <w:t>Make the experience useful beyond the room through specific noticing, richer language, repair and practice in a new setting.</w:t>
-      </w:r>
-    </w:p>
-    <w:p>
-      <w:bookmarkStart w:id="47" w:name="s_learning_The_learning_product_d75de8"/>
-      <w:pPr>
-        <w:pStyle w:val="Heading2"/>
-      </w:pPr>
-      <w:r>
-        <w:t>The learning product inside the business</w:t>
-      </w:r>
-      <w:bookmarkEnd w:id="47"/>
-    </w:p>
-    <w:p>
       <w:pPr/>
       <w:r>
-        <w:t>People first experience the challenge together. Microphones and task events preserve selected moments for reflection afterwards. The facilitator helps participants understand how their words, decisions and responses affected the experience, recognise something worth keeping, and practise something they want to change.</w:t>
+        <w:t>The learning concept begins with people experiencing a challenge together. Selected recordings or task events could support reflection afterwards; the capture method and level of facilitation remain options. Reflection would help participants understand how their words, decisions and responses affected the experience, recognise something worth keeping, and practise something they want to change.</w:t>
       </w:r>
     </w:p>
     <w:p>
       <w:pPr/>
       <w:r>
-        <w:t>The learning begins in primary school and develops through adolescence, working life, family relationships and later life. Returning customers encounter new stories and tasks. The repeated capability might be listening, explaining, handling uncertainty, negotiating a boundary, sharing work or repairing an exchange.</w:t>
+        <w:t>The intended whole-life scope extends from primary school through adolescence, working life, family relationships and later life. Returning customers encounter new stories and tasks. The repeated capability might be listening, explaining, handling uncertainty, negotiating a boundary, sharing work or repairing an exchange.</w:t>
       </w:r>
     </w:p>
     <w:p>
@@ -12671,14 +12615,14 @@
       </w:hyperlink>
     </w:p>
     <w:p>
-      <w:bookmarkStart w:id="48" w:name="s_learning_Noticing_destructive_42ea31"/>
+      <w:bookmarkStart w:id="47" w:name="s_learning_Noticing_destructive_42ea31"/>
       <w:pPr>
         <w:pStyle w:val="Heading2"/>
       </w:pPr>
       <w:r>
         <w:t>Noticing destructive language and useful repair</w:t>
       </w:r>
-      <w:bookmarkEnd w:id="48"/>
+      <w:bookmarkEnd w:id="47"/>
     </w:p>
     <w:tbl>
       <w:tblPr>
@@ -13297,7 +13241,7 @@
     <w:p>
       <w:pPr/>
       <w:r>
-        <w:t>Retain the words, surrounding turns, task state, observed response, possible repair and participants' interpretations. A quiet person may be reading, assembling, observing or thinking. The system identifies candidate moments for review; a facilitator checks attribution and context before discussing them. Participants can correct the record.</w:t>
+        <w:t>Retain the words, surrounding turns, task state, observed response, possible repair and participants' interpretations. A quiet person may be reading, assembling, observing or thinking. Any computational analysis would identify candidate moments for human review; attribution and context need checking before discussion. Participants can correct the record.</w:t>
       </w:r>
     </w:p>
     <w:p>
@@ -13324,14 +13268,23 @@
       </w:hyperlink>
     </w:p>
     <w:p>
-      <w:bookmarkStart w:id="49" w:name="s_learning_Vocabulary_that_give_1f7691"/>
+      <w:bookmarkStart w:id="48" w:name="s_learning_Vocabulary_that_give_1f7691"/>
       <w:pPr>
         <w:pStyle w:val="Heading2"/>
       </w:pPr>
       <w:r>
         <w:t>Vocabulary that gives people more choices</w:t>
       </w:r>
-      <w:bookmarkEnd w:id="49"/>
+      <w:bookmarkEnd w:id="48"/>
+    </w:p>
+    <w:p>
+      <w:pPr>
+        <w:pStyle w:val="SourceNote"/>
+        <w:keepNext/>
+      </w:pPr>
+      <w:r>
+        <w:t>Worked illustration | 29 October 2026 | Quantities and business inputs are assumptions for comparison.</w:t>
+      </w:r>
     </w:p>
     <w:tbl>
       <w:tblPr>
@@ -13726,7 +13679,7 @@
     <w:p>
       <w:pPr/>
       <w:r>
-        <w:t>A standard reflection selects two or three moments, checks what happened, explores meanings and consequences, introduces a useful distinction, rehearses an alternative and chooses an application. Sensitive individual material receives a suitable private setting.</w:t>
+        <w:t>One worked reflection format selects two or three moments, checks what happened, explores meanings and consequences, introduces a useful distinction, rehearses an alternative and chooses an application. Sensitive individual material receives a suitable private setting.</w:t>
       </w:r>
     </w:p>
     <w:p>
@@ -13747,14 +13700,23 @@
       </w:hyperlink>
     </w:p>
     <w:p>
-      <w:bookmarkStart w:id="50" w:name="s_learning_Progression_across_l_b936a6"/>
+      <w:bookmarkStart w:id="49" w:name="s_learning_Progression_across_l_b936a6"/>
       <w:pPr>
         <w:pStyle w:val="Heading2"/>
       </w:pPr>
       <w:r>
         <w:t>Progression across life</w:t>
       </w:r>
-      <w:bookmarkEnd w:id="50"/>
+      <w:bookmarkEnd w:id="49"/>
+    </w:p>
+    <w:p>
+      <w:pPr>
+        <w:pStyle w:val="SourceNote"/>
+        <w:keepNext/>
+      </w:pPr>
+      <w:r>
+        <w:t>Worked illustration | 29 October 2026 | Quantities and business inputs are assumptions for comparison.</w:t>
+      </w:r>
     </w:p>
     <w:tbl>
       <w:tblPr>
@@ -14317,7 +14279,7 @@
     <w:p>
       <w:pPr/>
       <w:r>
-        <w:t>School modules map selected outcomes to the Australian Curriculum Personal and Social capability continuum. The booking information describes the actual activities, timetable, group sizes and supervision arrangements so teachers can judge the fit.</w:t>
+        <w:t>A school-module design could map relevant outcomes to the Australian Curriculum Personal and Social capability continuum. The booking information describes the actual activities, timetable, group sizes and supervision arrangements so teachers can judge the fit.</w:t>
       </w:r>
     </w:p>
     <w:p>
@@ -14386,14 +14348,14 @@
       </w:hyperlink>
     </w:p>
     <w:p>
-      <w:bookmarkStart w:id="51" w:name="s_learning_Skill_transfer_and_p_3d69a7"/>
+      <w:bookmarkStart w:id="50" w:name="s_learning_Skill_transfer_and_p_3d69a7"/>
       <w:pPr>
         <w:pStyle w:val="Heading2"/>
       </w:pPr>
       <w:r>
         <w:t>Skill transfer and personal Aura continuity</w:t>
       </w:r>
-      <w:bookmarkEnd w:id="51"/>
+      <w:bookmarkEnd w:id="50"/>
     </w:p>
     <w:p>
       <w:pPr/>
@@ -14410,7 +14372,7 @@
     <w:p>
       <w:pPr/>
       <w:r>
-        <w:t>The tourism network supplies varied contexts for practice. A later room, a shared journey, a workplace task or a community project can develop the same skill with different people and conditions. The business measures repeat use, participant-selected learning and independent application, alongside the enjoyment that brings people back.</w:t>
+        <w:t>The tourism network supplies varied contexts for practice. A later room, a shared journey, a workplace task or a community project can develop the same skill with different people and conditions. Research could examine repeat use, participant-selected learning and independent application, alongside enjoyment. A later transfer task would need to show use in a new setting; an enjoyable debrief alone would not establish skill transfer.</w:t>
       </w:r>
     </w:p>
     <w:p>
@@ -14467,50 +14429,44 @@
       </w:hyperlink>
     </w:p>
     <w:p>
-      <w:bookmarkStart w:id="52" w:name="chapter_agent_roles"/>
+      <w:bookmarkStart w:id="51" w:name="chapter_agent_roles"/>
       <w:pPr>
         <w:pStyle w:val="Heading1"/>
         <w:pageBreakBefore/>
       </w:pPr>
       <w:r>
-        <w:t>Luke and the proposed agent suite</w:t>
+        <w:t>Research computation and paid work</w:t>
+      </w:r>
+      <w:bookmarkEnd w:id="51"/>
+    </w:p>
+    <w:p>
+      <w:pPr>
+        <w:pStyle w:val="Lead"/>
+      </w:pPr>
+      <w:r>
+        <w:t>Extend the founder's research and computational ability while keeping business decisions with the founder and skilled work with people.</w:t>
+      </w:r>
+    </w:p>
+    <w:p>
+      <w:bookmarkStart w:id="52" w:name="s_agent_roles_organisation_and__3bd216"/>
+      <w:pPr>
+        <w:pStyle w:val="Heading2"/>
+      </w:pPr>
+      <w:r>
+        <w:t>Research support and founder decisions</w:t>
       </w:r>
       <w:bookmarkEnd w:id="52"/>
     </w:p>
     <w:p>
-      <w:pPr>
-        <w:pStyle w:val="Lead"/>
-      </w:pPr>
-      <w:r>
-        <w:t>One accountable founder, specific agent responsibilities and paid people carrying out clearly scoped work.</w:t>
-      </w:r>
-    </w:p>
-    <w:p>
-      <w:bookmarkStart w:id="53" w:name="s_agent_roles_Organisation_and__baacb8"/>
-      <w:pPr>
-        <w:pStyle w:val="Heading2"/>
-      </w:pPr>
-      <w:r>
-        <w:t>Organisation and authority</w:t>
-      </w:r>
-      <w:bookmarkEnd w:id="53"/>
-    </w:p>
-    <w:p>
       <w:pPr/>
       <w:r>
-        <w:t>I am the founder and accountable lead for this business. The proposed agent suite supports my decisions and, after approval, carries out the work allowed by its defined scope. Contractors and employees perform their agreed roles, with specialist work assigned to appropriately qualified people. Partner businesses retain authority over their own operations.</w:t>
+        <w:t>The business plan is for Luke Nathan Hayes to examine and develop. AI can help retrieve sources, compare alternatives, itemise costs, calculate scenarios and prepare questions. Those outputs need evidence and review. A model's recommendation is not a business decision.</w:t>
       </w:r>
     </w:p>
     <w:p>
       <w:pPr/>
       <w:r>
-        <w:t>Every role has a brief, authorised sources, required outputs, handovers, account access, expenditure or communication limits, review conditions and a pause process. A role can receive standing authority within an approved scope. Exceptions return as concise decision packs.</w:t>
-      </w:r>
-    </w:p>
-    <w:p>
-      <w:pPr/>
-      <w:r>
-        <w:t>The suite below is a system design for approval. It is not running. Publishing the plan does not create operating agents, business schedules, outreach, hiring or purchasing authority.</w:t>
+        <w:t>No agent suite, reporting hierarchy or operating structure is a conclusion of ROUND ONE. The useful question at this stage is which research and computation tasks improve the evidence, how their outputs can be checked, and what they cost. The founder retains the direction, interpretation and choice of any next work.</w:t>
       </w:r>
     </w:p>
     <w:p>
@@ -14531,14 +14487,14 @@
       </w:hyperlink>
     </w:p>
     <w:p>
-      <w:bookmarkStart w:id="54" w:name="s_agent_roles_Proposed_roles_an_f7eb09"/>
+      <w:bookmarkStart w:id="53" w:name="s_agent_roles_proposed_roles_an_95641e"/>
       <w:pPr>
         <w:pStyle w:val="Heading2"/>
       </w:pPr>
       <w:r>
-        <w:t>Proposed roles and concrete outputs</w:t>
-      </w:r>
-      <w:bookmarkEnd w:id="54"/>
+        <w:t>Research tasks and reviewable outputs</w:t>
+      </w:r>
+      <w:bookmarkEnd w:id="53"/>
     </w:p>
     <w:tbl>
       <w:tblPr>
@@ -14563,9 +14519,9 @@
         </w:tblCellMar>
       </w:tblPr>
       <w:tblGrid>
-        <w:gridCol w:w="2415"/>
-        <w:gridCol w:w="3969"/>
-        <w:gridCol w:w="3768"/>
+        <w:gridCol w:w="2458"/>
+        <w:gridCol w:w="3782"/>
+        <w:gridCol w:w="3912"/>
       </w:tblGrid>
       <w:tr>
         <w:trPr>
@@ -14574,7 +14530,7 @@
         </w:trPr>
         <w:tc>
           <w:tcPr>
-            <w:tcW w:type="dxa" w:w="2415"/>
+            <w:tcW w:type="dxa" w:w="2458"/>
             <w:vAlign w:val="center"/>
             <w:shd w:fill="203B4C"/>
           </w:tcPr>
@@ -14588,13 +14544,13 @@
               <w:rPr>
                 <w:color w:val="FFFFFF"/>
               </w:rPr>
-              <w:t>Role</w:t>
-            </w:r>
-          </w:p>
-        </w:tc>
-        <w:tc>
-          <w:tcPr>
-            <w:tcW w:type="dxa" w:w="3969"/>
+              <w:t>Research or computation task</w:t>
+            </w:r>
+          </w:p>
+        </w:tc>
+        <w:tc>
+          <w:tcPr>
+            <w:tcW w:type="dxa" w:w="3782"/>
             <w:vAlign w:val="center"/>
             <w:shd w:fill="203B4C"/>
           </w:tcPr>
@@ -14608,13 +14564,13 @@
               <w:rPr>
                 <w:color w:val="FFFFFF"/>
               </w:rPr>
-              <w:t>Specific work</w:t>
-            </w:r>
-          </w:p>
-        </w:tc>
-        <w:tc>
-          <w:tcPr>
-            <w:tcW w:type="dxa" w:w="3768"/>
+              <w:t>Material for review</w:t>
+            </w:r>
+          </w:p>
+        </w:tc>
+        <w:tc>
+          <w:tcPr>
+            <w:tcW w:type="dxa" w:w="3912"/>
             <w:vAlign w:val="center"/>
             <w:shd w:fill="203B4C"/>
           </w:tcPr>
@@ -14628,7 +14584,7 @@
               <w:rPr>
                 <w:color w:val="FFFFFF"/>
               </w:rPr>
-              <w:t>Required output and handover</w:t>
+              <w:t>Human judgment or evidence needed</w:t>
             </w:r>
           </w:p>
         </w:tc>
@@ -14639,7 +14595,7 @@
         </w:trPr>
         <w:tc>
           <w:tcPr>
-            <w:tcW w:type="dxa" w:w="2415"/>
+            <w:tcW w:type="dxa" w:w="2458"/>
             <w:vAlign w:val="top"/>
             <w:shd w:fill="EDF2EE"/>
           </w:tcPr>
@@ -14650,13 +14606,13 @@
               <w:keepLines/>
             </w:pPr>
             <w:r>
-              <w:t>Programme coordinator</w:t>
-            </w:r>
-          </w:p>
-        </w:tc>
-        <w:tc>
-          <w:tcPr>
-            <w:tcW w:type="dxa" w:w="3969"/>
+              <w:t>Compare markets and premises</w:t>
+            </w:r>
+          </w:p>
+        </w:tc>
+        <w:tc>
+          <w:tcPr>
+            <w:tcW w:type="dxa" w:w="3782"/>
             <w:vAlign w:val="top"/>
             <w:shd w:fill="EDF2EE"/>
           </w:tcPr>
@@ -14667,13 +14623,13 @@
               <w:keepLines/>
             </w:pPr>
             <w:r>
-              <w:t>Maintain the plan, dependencies, decisions, owners and version register</w:t>
-            </w:r>
-          </w:p>
-        </w:tc>
-        <w:tc>
-          <w:tcPr>
-            <w:tcW w:type="dxa" w:w="3768"/>
+              <w:t>Cited operator offers, catchments, room counts and measured site questions</w:t>
+            </w:r>
+          </w:p>
+        </w:tc>
+        <w:tc>
+          <w:tcPr>
+            <w:tcW w:type="dxa" w:w="3912"/>
             <w:vAlign w:val="top"/>
             <w:shd w:fill="EDF2EE"/>
           </w:tcPr>
@@ -14684,7 +14640,7 @@
               <w:keepLines/>
             </w:pPr>
             <w:r>
-              <w:t>Weekly decision pack and accepted work-package register for Luke.</w:t>
+              <w:t>Whether an opportunity fits the business and warrants further investigation.</w:t>
             </w:r>
           </w:p>
         </w:tc>
@@ -14695,7 +14651,7 @@
         </w:trPr>
         <w:tc>
           <w:tcPr>
-            <w:tcW w:type="dxa" w:w="2415"/>
+            <w:tcW w:type="dxa" w:w="2458"/>
             <w:vAlign w:val="top"/>
             <w:shd w:fill="FFFFFF"/>
           </w:tcPr>
@@ -14706,13 +14662,13 @@
               <w:keepLines/>
             </w:pPr>
             <w:r>
-              <w:t>Market and site analyst</w:t>
-            </w:r>
-          </w:p>
-        </w:tc>
-        <w:tc>
-          <w:tcPr>
-            <w:tcW w:type="dxa" w:w="3969"/>
+              <w:t>Explore room concepts</w:t>
+            </w:r>
+          </w:p>
+        </w:tc>
+        <w:tc>
+          <w:tcPr>
+            <w:tcW w:type="dxa" w:w="3782"/>
             <w:vAlign w:val="top"/>
             <w:shd w:fill="FFFFFF"/>
           </w:tcPr>
@@ -14723,13 +14679,13 @@
               <w:keepLines/>
             </w:pPr>
             <w:r>
-              <w:t>Research catchments, room competitors, transport, premises and buyer requirements</w:t>
-            </w:r>
-          </w:p>
-        </w:tc>
-        <w:tc>
-          <w:tcPr>
-            <w:tcW w:type="dxa" w:w="3768"/>
+              <w:t>Alternative stories, puzzle dependencies, reset methods and parts lists</w:t>
+            </w:r>
+          </w:p>
+        </w:tc>
+        <w:tc>
+          <w:tcPr>
+            <w:tcW w:type="dxa" w:w="3912"/>
             <w:vAlign w:val="top"/>
             <w:shd w:fill="FFFFFF"/>
           </w:tcPr>
@@ -14740,7 +14696,7 @@
               <w:keepLines/>
             </w:pPr>
             <w:r>
-              <w:t>A sourced candidate-site case for finance and deployment review.</w:t>
+              <w:t>Creative direction, playtesting, access needs and cultural authority.</w:t>
             </w:r>
           </w:p>
         </w:tc>
@@ -14751,7 +14707,7 @@
         </w:trPr>
         <w:tc>
           <w:tcPr>
-            <w:tcW w:type="dxa" w:w="2415"/>
+            <w:tcW w:type="dxa" w:w="2458"/>
             <w:vAlign w:val="top"/>
             <w:shd w:fill="EDF2EE"/>
           </w:tcPr>
@@ -14762,13 +14718,13 @@
               <w:keepLines/>
             </w:pPr>
             <w:r>
-              <w:t>Experience architect</w:t>
-            </w:r>
-          </w:p>
-        </w:tc>
-        <w:tc>
-          <w:tcPr>
-            <w:tcW w:type="dxa" w:w="3969"/>
+              <w:t>Compare new and used purchases</w:t>
+            </w:r>
+          </w:p>
+        </w:tc>
+        <w:tc>
+          <w:tcPr>
+            <w:tcW w:type="dxa" w:w="3782"/>
             <w:vAlign w:val="top"/>
             <w:shd w:fill="EDF2EE"/>
           </w:tcPr>
@@ -14779,13 +14735,13 @@
               <w:keepLines/>
             </w:pPr>
             <w:r>
-              <w:t>Author the room paths, stories, age settings, no-hint logic and reset states</w:t>
-            </w:r>
-          </w:p>
-        </w:tc>
-        <w:tc>
-          <w:tcPr>
-            <w:tcW w:type="dxa" w:w="3768"/>
+              <w:t>Itemised delivered-cost comparisons with dates and missing fields</w:t>
+            </w:r>
+          </w:p>
+        </w:tc>
+        <w:tc>
+          <w:tcPr>
+            <w:tcW w:type="dxa" w:w="3912"/>
             <w:vAlign w:val="top"/>
             <w:shd w:fill="EDF2EE"/>
           </w:tcPr>
@@ -14796,7 +14752,7 @@
               <w:keepLines/>
             </w:pPr>
             <w:r>
-              <w:t>Scenario specification, parts list and independent-play test record.</w:t>
+              <w:t>Fitness, condition, actual quantities, availability and purchase choice.</w:t>
             </w:r>
           </w:p>
         </w:tc>
@@ -14807,7 +14763,7 @@
         </w:trPr>
         <w:tc>
           <w:tcPr>
-            <w:tcW w:type="dxa" w:w="2415"/>
+            <w:tcW w:type="dxa" w:w="2458"/>
             <w:vAlign w:val="top"/>
             <w:shd w:fill="FFFFFF"/>
           </w:tcPr>
@@ -14818,13 +14774,13 @@
               <w:keepLines/>
             </w:pPr>
             <w:r>
-              <w:t>Procurement and reuse planner</w:t>
-            </w:r>
-          </w:p>
-        </w:tc>
-        <w:tc>
-          <w:tcPr>
-            <w:tcW w:type="dxa" w:w="3969"/>
+              <w:t>Calculate delivery and operation</w:t>
+            </w:r>
+          </w:p>
+        </w:tc>
+        <w:tc>
+          <w:tcPr>
+            <w:tcW w:type="dxa" w:w="3782"/>
             <w:vAlign w:val="top"/>
             <w:shd w:fill="FFFFFF"/>
           </w:tcPr>
@@ -14835,13 +14791,13 @@
               <w:keepLines/>
             </w:pPr>
             <w:r>
-              <w:t>Compare new and used items, stock, condition, freight, warranty and suppliers</w:t>
-            </w:r>
-          </w:p>
-        </w:tc>
-        <w:tc>
-          <w:tcPr>
-            <w:tcW w:type="dxa" w:w="3768"/>
+              <w:t>Editable hours, capacities, cash movements and sensitivity results</w:t>
+            </w:r>
+          </w:p>
+        </w:tc>
+        <w:tc>
+          <w:tcPr>
+            <w:tcW w:type="dxa" w:w="3912"/>
             <w:vAlign w:val="top"/>
             <w:shd w:fill="FFFFFF"/>
           </w:tcPr>
@@ -14852,7 +14808,7 @@
               <w:keepLines/>
             </w:pPr>
             <w:r>
-              <w:t>Itemised landed-cost comparison and proposed purchase order.</w:t>
+              <w:t>Appropriate scope, actual contractor quotes and feasible staffing.</w:t>
             </w:r>
           </w:p>
         </w:tc>
@@ -14863,7 +14819,7 @@
         </w:trPr>
         <w:tc>
           <w:tcPr>
-            <w:tcW w:type="dxa" w:w="2415"/>
+            <w:tcW w:type="dxa" w:w="2458"/>
             <w:vAlign w:val="top"/>
             <w:shd w:fill="EDF2EE"/>
           </w:tcPr>
@@ -14874,13 +14830,13 @@
               <w:keepLines/>
             </w:pPr>
             <w:r>
-              <w:t>Deployment coordinator</w:t>
-            </w:r>
-          </w:p>
-        </w:tc>
-        <w:tc>
-          <w:tcPr>
-            <w:tcW w:type="dxa" w:w="3969"/>
+              <w:t>Develop JIT learning material</w:t>
+            </w:r>
+          </w:p>
+        </w:tc>
+        <w:tc>
+          <w:tcPr>
+            <w:tcW w:type="dxa" w:w="3782"/>
             <w:vAlign w:val="top"/>
             <w:shd w:fill="EDF2EE"/>
           </w:tcPr>
@@ -14891,13 +14847,13 @@
               <w:keepLines/>
             </w:pPr>
             <w:r>
-              <w:t>Sequence paid labour, trades, materials, site access, installation and acceptance</w:t>
-            </w:r>
-          </w:p>
-        </w:tc>
-        <w:tc>
-          <w:tcPr>
-            <w:tcW w:type="dxa" w:w="3768"/>
+              <w:t>Draft task explanations, checklists and lesson sequences</w:t>
+            </w:r>
+          </w:p>
+        </w:tc>
+        <w:tc>
+          <w:tcPr>
+            <w:tcW w:type="dxa" w:w="3912"/>
             <w:vAlign w:val="top"/>
             <w:shd w:fill="EDF2EE"/>
           </w:tcPr>
@@ -14908,7 +14864,7 @@
               <w:keepLines/>
             </w:pPr>
             <w:r>
-              <w:t>Resource-loaded work plan, daily task packs and completion evidence.</w:t>
+              <w:t>Skilled workers' methods, paid teaching time and observed task performance.</w:t>
             </w:r>
           </w:p>
         </w:tc>
@@ -14919,7 +14875,7 @@
         </w:trPr>
         <w:tc>
           <w:tcPr>
-            <w:tcW w:type="dxa" w:w="2415"/>
+            <w:tcW w:type="dxa" w:w="2458"/>
             <w:vAlign w:val="top"/>
             <w:shd w:fill="FFFFFF"/>
           </w:tcPr>
@@ -14930,13 +14886,13 @@
               <w:keepLines/>
             </w:pPr>
             <w:r>
-              <w:t>People and just-in-time learning coordinator</w:t>
-            </w:r>
-          </w:p>
-        </w:tc>
-        <w:tc>
-          <w:tcPr>
-            <w:tcW w:type="dxa" w:w="3969"/>
+              <w:t>Examine tourism connections</w:t>
+            </w:r>
+          </w:p>
+        </w:tc>
+        <w:tc>
+          <w:tcPr>
+            <w:tcW w:type="dxa" w:w="3782"/>
             <w:vAlign w:val="top"/>
             <w:shd w:fill="FFFFFF"/>
           </w:tcPr>
@@ -14947,13 +14903,13 @@
               <w:keepLines/>
             </w:pPr>
             <w:r>
-              <w:t>Prepare role scopes, contractor comparisons, onboarding and task-specific learning</w:t>
-            </w:r>
-          </w:p>
-        </w:tc>
-        <w:tc>
-          <w:tcPr>
-            <w:tcW w:type="dxa" w:w="3768"/>
+              <w:t>Route concepts, booking alternatives and settlement arithmetic</w:t>
+            </w:r>
+          </w:p>
+        </w:tc>
+        <w:tc>
+          <w:tcPr>
+            <w:tcW w:type="dxa" w:w="3912"/>
             <w:vAlign w:val="top"/>
             <w:shd w:fill="FFFFFF"/>
           </w:tcPr>
@@ -14964,7 +14920,7 @@
               <w:keepLines/>
             </w:pPr>
             <w:r>
-              <w:t>Proposed engagements, paid training records and supervised task evidence.</w:t>
+              <w:t>Actual partner interest, visitor demand and chosen commercial relationships.</w:t>
             </w:r>
           </w:p>
         </w:tc>
@@ -14975,7 +14931,7 @@
         </w:trPr>
         <w:tc>
           <w:tcPr>
-            <w:tcW w:type="dxa" w:w="2415"/>
+            <w:tcW w:type="dxa" w:w="2458"/>
             <w:vAlign w:val="top"/>
             <w:shd w:fill="EDF2EE"/>
           </w:tcPr>
@@ -14986,13 +14942,13 @@
               <w:keepLines/>
             </w:pPr>
             <w:r>
-              <w:t>Finance and settlement controller</w:t>
-            </w:r>
-          </w:p>
-        </w:tc>
-        <w:tc>
-          <w:tcPr>
-            <w:tcW w:type="dxa" w:w="3969"/>
+              <w:t>Examine language and learning</w:t>
+            </w:r>
+          </w:p>
+        </w:tc>
+        <w:tc>
+          <w:tcPr>
+            <w:tcW w:type="dxa" w:w="3782"/>
             <w:vAlign w:val="top"/>
             <w:shd w:fill="EDF2EE"/>
           </w:tcPr>
@@ -15003,13 +14959,13 @@
               <w:keepLines/>
             </w:pPr>
             <w:r>
-              <w:t>Model cash, costs, quotes, pass liabilities, venue payments and reserves</w:t>
-            </w:r>
-          </w:p>
-        </w:tc>
-        <w:tc>
-          <w:tcPr>
-            <w:tcW w:type="dxa" w:w="3768"/>
+              <w:t>Contextual examples and alternative interpretations</w:t>
+            </w:r>
+          </w:p>
+        </w:tc>
+        <w:tc>
+          <w:tcPr>
+            <w:tcW w:type="dxa" w:w="3912"/>
             <w:vAlign w:val="top"/>
             <w:shd w:fill="EDF2EE"/>
           </w:tcPr>
@@ -15020,287 +14976,7 @@
               <w:keepLines/>
             </w:pPr>
             <w:r>
-              <w:t>Reconciled forecast, settlement statement and exceptions for approval.</w:t>
-            </w:r>
-          </w:p>
-        </w:tc>
-      </w:tr>
-      <w:tr>
-        <w:trPr>
-          <w:cantSplit/>
-        </w:trPr>
-        <w:tc>
-          <w:tcPr>
-            <w:tcW w:type="dxa" w:w="2415"/>
-            <w:vAlign w:val="top"/>
-            <w:shd w:fill="FFFFFF"/>
-          </w:tcPr>
-          <w:p>
-            <w:pPr>
-              <w:pStyle w:val="TableText"/>
-              <w:keepNext w:val="0"/>
-              <w:keepLines/>
-            </w:pPr>
-            <w:r>
-              <w:t>Tourism and partnership planner</w:t>
-            </w:r>
-          </w:p>
-        </w:tc>
-        <w:tc>
-          <w:tcPr>
-            <w:tcW w:type="dxa" w:w="3969"/>
-            <w:vAlign w:val="top"/>
-            <w:shd w:fill="FFFFFF"/>
-          </w:tcPr>
-          <w:p>
-            <w:pPr>
-              <w:pStyle w:val="TableText"/>
-              <w:keepNext w:val="0"/>
-              <w:keepLines/>
-            </w:pPr>
-            <w:r>
-              <w:t>Develop routes, partner offers, event packages and draft communications</w:t>
-            </w:r>
-          </w:p>
-        </w:tc>
-        <w:tc>
-          <w:tcPr>
-            <w:tcW w:type="dxa" w:w="3768"/>
-            <w:vAlign w:val="top"/>
-            <w:shd w:fill="FFFFFF"/>
-          </w:tcPr>
-          <w:p>
-            <w:pPr>
-              <w:pStyle w:val="TableText"/>
-              <w:keepNext w:val="0"/>
-              <w:keepLines/>
-            </w:pPr>
-            <w:r>
-              <w:t>A bookable itinerary specification and proposed partner agreement.</w:t>
-            </w:r>
-          </w:p>
-        </w:tc>
-      </w:tr>
-      <w:tr>
-        <w:trPr>
-          <w:cantSplit/>
-        </w:trPr>
-        <w:tc>
-          <w:tcPr>
-            <w:tcW w:type="dxa" w:w="2415"/>
-            <w:vAlign w:val="top"/>
-            <w:shd w:fill="EDF2EE"/>
-          </w:tcPr>
-          <w:p>
-            <w:pPr>
-              <w:pStyle w:val="TableText"/>
-              <w:keepNext w:val="0"/>
-              <w:keepLines/>
-            </w:pPr>
-            <w:r>
-              <w:t>Learning and language designer</w:t>
-            </w:r>
-          </w:p>
-        </w:tc>
-        <w:tc>
-          <w:tcPr>
-            <w:tcW w:type="dxa" w:w="3969"/>
-            <w:vAlign w:val="top"/>
-            <w:shd w:fill="EDF2EE"/>
-          </w:tcPr>
-          <w:p>
-            <w:pPr>
-              <w:pStyle w:val="TableText"/>
-              <w:keepNext w:val="0"/>
-              <w:keepLines/>
-            </w:pPr>
-            <w:r>
-              <w:t>Maintain the contextual taxonomy, reflection process and life-stage curriculum</w:t>
-            </w:r>
-          </w:p>
-        </w:tc>
-        <w:tc>
-          <w:tcPr>
-            <w:tcW w:type="dxa" w:w="3768"/>
-            <w:vAlign w:val="top"/>
-            <w:shd w:fill="EDF2EE"/>
-          </w:tcPr>
-          <w:p>
-            <w:pPr>
-              <w:pStyle w:val="TableText"/>
-              <w:keepNext w:val="0"/>
-              <w:keepLines/>
-            </w:pPr>
-            <w:r>
-              <w:t>Facilitator guides, selected outcomes and participant-facing learning tools.</w:t>
-            </w:r>
-          </w:p>
-        </w:tc>
-      </w:tr>
-      <w:tr>
-        <w:trPr>
-          <w:cantSplit/>
-        </w:trPr>
-        <w:tc>
-          <w:tcPr>
-            <w:tcW w:type="dxa" w:w="2415"/>
-            <w:vAlign w:val="top"/>
-            <w:shd w:fill="FFFFFF"/>
-          </w:tcPr>
-          <w:p>
-            <w:pPr>
-              <w:pStyle w:val="TableText"/>
-              <w:keepNext w:val="0"/>
-              <w:keepLines/>
-            </w:pPr>
-            <w:r>
-              <w:t>Audio and data engineer</w:t>
-            </w:r>
-          </w:p>
-        </w:tc>
-        <w:tc>
-          <w:tcPr>
-            <w:tcW w:type="dxa" w:w="3969"/>
-            <w:vAlign w:val="top"/>
-            <w:shd w:fill="FFFFFF"/>
-          </w:tcPr>
-          <w:p>
-            <w:pPr>
-              <w:pStyle w:val="TableText"/>
-              <w:keepNext w:val="0"/>
-              <w:keepLines/>
-            </w:pPr>
-            <w:r>
-              <w:t>Specify capture, RF, acoustics, processing, access, retention and correction</w:t>
-            </w:r>
-          </w:p>
-        </w:tc>
-        <w:tc>
-          <w:tcPr>
-            <w:tcW w:type="dxa" w:w="3768"/>
-            <w:vAlign w:val="top"/>
-            <w:shd w:fill="FFFFFF"/>
-          </w:tcPr>
-          <w:p>
-            <w:pPr>
-              <w:pStyle w:val="TableText"/>
-              <w:keepNext w:val="0"/>
-              <w:keepLines/>
-            </w:pPr>
-            <w:r>
-              <w:t>Tested technical design, data-flow record and service recovery procedure.</w:t>
-            </w:r>
-          </w:p>
-        </w:tc>
-      </w:tr>
-      <w:tr>
-        <w:trPr>
-          <w:cantSplit/>
-        </w:trPr>
-        <w:tc>
-          <w:tcPr>
-            <w:tcW w:type="dxa" w:w="2415"/>
-            <w:vAlign w:val="top"/>
-            <w:shd w:fill="EDF2EE"/>
-          </w:tcPr>
-          <w:p>
-            <w:pPr>
-              <w:pStyle w:val="TableText"/>
-              <w:keepNext w:val="0"/>
-              <w:keepLines/>
-            </w:pPr>
-            <w:r>
-              <w:t>Asset and renewal planner</w:t>
-            </w:r>
-          </w:p>
-        </w:tc>
-        <w:tc>
-          <w:tcPr>
-            <w:tcW w:type="dxa" w:w="3969"/>
-            <w:vAlign w:val="top"/>
-            <w:shd w:fill="EDF2EE"/>
-          </w:tcPr>
-          <w:p>
-            <w:pPr>
-              <w:pStyle w:val="TableText"/>
-              <w:keepNext w:val="0"/>
-              <w:keepLines/>
-            </w:pPr>
-            <w:r>
-              <w:t>Track condition, faults, useful life, content fatigue and relocation opportunities</w:t>
-            </w:r>
-          </w:p>
-        </w:tc>
-        <w:tc>
-          <w:tcPr>
-            <w:tcW w:type="dxa" w:w="3768"/>
-            <w:vAlign w:val="top"/>
-            <w:shd w:fill="EDF2EE"/>
-          </w:tcPr>
-          <w:p>
-            <w:pPr>
-              <w:pStyle w:val="TableText"/>
-              <w:keepNext w:val="0"/>
-              <w:keepLines/>
-            </w:pPr>
-            <w:r>
-              <w:t>Costed renewal schedule, reserve requirement and rotation proposal.</w:t>
-            </w:r>
-          </w:p>
-        </w:tc>
-      </w:tr>
-      <w:tr>
-        <w:trPr>
-          <w:cantSplit/>
-        </w:trPr>
-        <w:tc>
-          <w:tcPr>
-            <w:tcW w:type="dxa" w:w="2415"/>
-            <w:vAlign w:val="top"/>
-            <w:shd w:fill="FFFFFF"/>
-          </w:tcPr>
-          <w:p>
-            <w:pPr>
-              <w:pStyle w:val="TableText"/>
-              <w:keepNext w:val="0"/>
-              <w:keepLines/>
-            </w:pPr>
-            <w:r>
-              <w:t>Contract and source reviewer</w:t>
-            </w:r>
-          </w:p>
-        </w:tc>
-        <w:tc>
-          <w:tcPr>
-            <w:tcW w:type="dxa" w:w="3969"/>
-            <w:vAlign w:val="top"/>
-            <w:shd w:fill="FFFFFF"/>
-          </w:tcPr>
-          <w:p>
-            <w:pPr>
-              <w:pStyle w:val="TableText"/>
-              <w:keepNext w:val="0"/>
-              <w:keepLines/>
-            </w:pPr>
-            <w:r>
-              <w:t>Maintain current sources and assemble premises, employment and partner questions</w:t>
-            </w:r>
-          </w:p>
-        </w:tc>
-        <w:tc>
-          <w:tcPr>
-            <w:tcW w:type="dxa" w:w="3768"/>
-            <w:vAlign w:val="top"/>
-            <w:shd w:fill="FFFFFF"/>
-          </w:tcPr>
-          <w:p>
-            <w:pPr>
-              <w:pStyle w:val="TableText"/>
-              <w:keepNext w:val="0"/>
-              <w:keepLines/>
-            </w:pPr>
-            <w:r>
-              <w:t>A source-linked review pack for Luke and the relevant professional adviser.</w:t>
+              <w:t>Participant accounts, human review and evidence of transfer.</w:t>
             </w:r>
           </w:p>
         </w:tc>
@@ -15319,7 +14995,7 @@
     <w:p>
       <w:pPr/>
       <w:r>
-        <w:t>These are proposed functional roles. They can be combined or separated as workload and approved systems develop. The role count is not an employee count or an assumed software subscription bill.</w:t>
+        <w:t>These are types of work, not job appointments, contractor assignments or named software agents. They could be combined, divided or handled without AI according to what proves useful.</w:t>
       </w:r>
     </w:p>
     <w:p>
@@ -15341,6 +15017,18 @@
       <w:r>
         <w:t xml:space="preserve">, </w:t>
       </w:r>
+      <w:hyperlink w:anchor="source_D07">
+        <w:r>
+          <w:rPr>
+            <w:color w:val="275E67"/>
+            <w:u w:val="single"/>
+          </w:rPr>
+          <w:t xml:space="preserve">D07</w:t>
+        </w:r>
+      </w:hyperlink>
+      <w:r>
+        <w:t xml:space="preserve">, </w:t>
+      </w:r>
       <w:hyperlink w:anchor="source_D08">
         <w:r>
           <w:rPr>
@@ -15350,69 +15038,33 @@
           <w:t xml:space="preserve">D08</w:t>
         </w:r>
       </w:hyperlink>
-      <w:r>
-        <w:t xml:space="preserve">, </w:t>
-      </w:r>
-      <w:hyperlink w:anchor="source_P06">
-        <w:r>
-          <w:rPr>
-            <w:color w:val="275E67"/>
-            <w:u w:val="single"/>
-          </w:rPr>
-          <w:t xml:space="preserve">P06</w:t>
-        </w:r>
-      </w:hyperlink>
-      <w:r>
-        <w:t xml:space="preserve">, </w:t>
-      </w:r>
-      <w:hyperlink w:anchor="source_P07">
-        <w:r>
-          <w:rPr>
-            <w:color w:val="275E67"/>
-            <w:u w:val="single"/>
-          </w:rPr>
-          <w:t xml:space="preserve">P07</w:t>
-        </w:r>
-      </w:hyperlink>
-      <w:r>
-        <w:t xml:space="preserve">, </w:t>
-      </w:r>
-      <w:hyperlink w:anchor="source_P08">
-        <w:r>
-          <w:rPr>
-            <w:color w:val="275E67"/>
-            <w:u w:val="single"/>
-          </w:rPr>
-          <w:t xml:space="preserve">P08</w:t>
-        </w:r>
-      </w:hyperlink>
-    </w:p>
-    <w:p>
-      <w:bookmarkStart w:id="55" w:name="s_agent_roles_Hiring_paid_labou_af33cb"/>
+    </w:p>
+    <w:p>
+      <w:bookmarkStart w:id="54" w:name="s_agent_roles_hiring_paid_labou_d6e69e"/>
       <w:pPr>
         <w:pStyle w:val="Heading2"/>
       </w:pPr>
       <w:r>
-        <w:t>Hiring paid labourers and contractors</w:t>
-      </w:r>
-      <w:bookmarkEnd w:id="55"/>
+        <w:t>Paid labour contractors and specialist knowledge</w:t>
+      </w:r>
+      <w:bookmarkEnd w:id="54"/>
     </w:p>
     <w:p>
       <w:pPr/>
       <w:r>
-        <w:t>The approved workflow begins with a work package: location, drawings, quantities, task, competence, materials, tools, dates, site conditions, acceptance checks and payment terms. The people coordinator prepares an appropriate engagement brief; procurement compares supplier offers; finance verifies the available budget; deployment sequences the accepted work.</w:t>
+        <w:t>Contractors, tradespeople, designers, educators and other specialists are part of the intended delivery capability. Their exact work, employment or contracting arrangements, and responsibilities need to follow the scope being considered. No provider or staffing model is selected here.</w:t>
       </w:r>
     </w:p>
     <w:p>
       <w:pPr/>
       <w:r>
-        <w:t>Luke approves the initial engagement authority and its limits. The future system can then request quotes, schedule people or issue agreed work orders within that authority. A change outside the approved scope returns with its cost and timetable effect. The agent records the completed action and the evidence of acceptance.</w:t>
+        <w:t>An itemised comparison would include preparation, setup, any agreed travel, paid learning, specialist tasks, supervision, testing and handover. AI-generated hours remain assumptions until a scoped quote or observation supports them. Skilled judgment and qualified sign-off remain with the relevant people.</w:t>
       </w:r>
     </w:p>
     <w:p>
       <w:pPr/>
       <w:r>
-        <w:t>The business pays for preparation, setup, travel where agreed, training, the task itself and handover. Qualified work and professional sign-off remain with the responsible human provider. The just-in-time material helps people perform the actual task and preserves their useful knowledge for the next crew.</w:t>
+        <w:t>JIT learning can help carry useful knowledge between paid crews. Comparing drawings, demonstrations, task rehearsal and recorded explanations would show which methods actually help a new team do the work. Filming, editing and mentoring also consume paid time and need their own cost lines.</w:t>
       </w:r>
     </w:p>
     <w:p>
@@ -15469,420 +15121,25 @@
       </w:hyperlink>
     </w:p>
     <w:p>
-      <w:bookmarkStart w:id="56" w:name="s_agent_roles_A_complete_approv_db6dce"/>
+      <w:bookmarkStart w:id="55" w:name="s_agent_roles_a_complete_approv_94c4ca"/>
       <w:pPr>
         <w:pStyle w:val="Heading2"/>
       </w:pPr>
       <w:r>
-        <w:t>A complete approval record</w:t>
-      </w:r>
-      <w:bookmarkEnd w:id="56"/>
-    </w:p>
-    <w:tbl>
-      <w:tblPr>
-        <w:tblW w:type="dxa" w:w="10152"/>
-        <w:jc w:val="center"/>
-        <w:tblLayout w:type="fixed"/>
-        <w:tblLook w:firstColumn="1" w:firstRow="1" w:lastColumn="0" w:lastRow="0" w:noHBand="0" w:noVBand="1" w:val="04A0"/>
-        <w:tblLayout w:type="fixed"/>
-        <w:tblBorders>
-          <w:top w:val="single" w:sz="5" w:color="D9D9D9"/>
-          <w:left w:val="single" w:sz="5" w:color="D9D9D9"/>
-          <w:bottom w:val="single" w:sz="5" w:color="D9D9D9"/>
-          <w:right w:val="single" w:sz="5" w:color="D9D9D9"/>
-          <w:insideH w:val="single" w:sz="5" w:color="D9D9D9"/>
-          <w:insideV w:val="single" w:sz="5" w:color="D9D9D9"/>
-        </w:tblBorders>
-        <w:tblCellMar>
-          <w:top w:w="85" w:type="dxa"/>
-          <w:left w:w="95" w:type="dxa"/>
-          <w:bottom w:w="85" w:type="dxa"/>
-          <w:right w:w="95" w:type="dxa"/>
-        </w:tblCellMar>
-      </w:tblPr>
-      <w:tblGrid>
-        <w:gridCol w:w="3545"/>
-        <w:gridCol w:w="6607"/>
-      </w:tblGrid>
-      <w:tr>
-        <w:trPr>
-          <w:cantSplit/>
-          <w:tblHeader w:val="true"/>
-        </w:trPr>
-        <w:tc>
-          <w:tcPr>
-            <w:tcW w:type="dxa" w:w="3545"/>
-            <w:vAlign w:val="center"/>
-            <w:shd w:fill="203B4C"/>
-          </w:tcPr>
-          <w:p>
-            <w:pPr>
-              <w:pStyle w:val="TableHead"/>
-              <w:keepNext/>
-              <w:keepLines/>
-            </w:pPr>
-            <w:r>
-              <w:rPr>
-                <w:color w:val="FFFFFF"/>
-              </w:rPr>
-              <w:t>Decision</w:t>
-            </w:r>
-          </w:p>
-        </w:tc>
-        <w:tc>
-          <w:tcPr>
-            <w:tcW w:type="dxa" w:w="6607"/>
-            <w:vAlign w:val="center"/>
-            <w:shd w:fill="203B4C"/>
-          </w:tcPr>
-          <w:p>
-            <w:pPr>
-              <w:pStyle w:val="TableHead"/>
-              <w:keepNext/>
-              <w:keepLines/>
-            </w:pPr>
-            <w:r>
-              <w:rPr>
-                <w:color w:val="FFFFFF"/>
-              </w:rPr>
-              <w:t>What Luke reviews before activation</w:t>
-            </w:r>
-          </w:p>
-        </w:tc>
-      </w:tr>
-      <w:tr>
-        <w:trPr>
-          <w:cantSplit/>
-        </w:trPr>
-        <w:tc>
-          <w:tcPr>
-            <w:tcW w:type="dxa" w:w="3545"/>
-            <w:vAlign w:val="top"/>
-            <w:shd w:fill="EDF2EE"/>
-          </w:tcPr>
-          <w:p>
-            <w:pPr>
-              <w:pStyle w:val="TableText"/>
-              <w:keepNext w:val="0"/>
-              <w:keepLines/>
-            </w:pPr>
-            <w:r>
-              <w:t>System adoption</w:t>
-            </w:r>
-          </w:p>
-        </w:tc>
-        <w:tc>
-          <w:tcPr>
-            <w:tcW w:type="dxa" w:w="6607"/>
-            <w:vAlign w:val="top"/>
-            <w:shd w:fill="EDF2EE"/>
-          </w:tcPr>
-          <w:p>
-            <w:pPr>
-              <w:pStyle w:val="TableText"/>
-              <w:keepNext w:val="0"/>
-              <w:keepLines/>
-            </w:pPr>
-            <w:r>
-              <w:t>Role charters, objectives, outputs and reporting relationships.</w:t>
-            </w:r>
-          </w:p>
-        </w:tc>
-      </w:tr>
-      <w:tr>
-        <w:trPr>
-          <w:cantSplit/>
-        </w:trPr>
-        <w:tc>
-          <w:tcPr>
-            <w:tcW w:type="dxa" w:w="3545"/>
-            <w:vAlign w:val="top"/>
-            <w:shd w:fill="FFFFFF"/>
-          </w:tcPr>
-          <w:p>
-            <w:pPr>
-              <w:pStyle w:val="TableText"/>
-              <w:keepNext w:val="0"/>
-              <w:keepLines/>
-            </w:pPr>
-            <w:r>
-              <w:t>Data and accounts</w:t>
-            </w:r>
-          </w:p>
-        </w:tc>
-        <w:tc>
-          <w:tcPr>
-            <w:tcW w:type="dxa" w:w="6607"/>
-            <w:vAlign w:val="top"/>
-            <w:shd w:fill="FFFFFF"/>
-          </w:tcPr>
-          <w:p>
-            <w:pPr>
-              <w:pStyle w:val="TableText"/>
-              <w:keepNext w:val="0"/>
-              <w:keepLines/>
-            </w:pPr>
-            <w:r>
-              <w:t>Approved systems, credentials, information scope and retention.</w:t>
-            </w:r>
-          </w:p>
-        </w:tc>
-      </w:tr>
-      <w:tr>
-        <w:trPr>
-          <w:cantSplit/>
-        </w:trPr>
-        <w:tc>
-          <w:tcPr>
-            <w:tcW w:type="dxa" w:w="3545"/>
-            <w:vAlign w:val="top"/>
-            <w:shd w:fill="EDF2EE"/>
-          </w:tcPr>
-          <w:p>
-            <w:pPr>
-              <w:pStyle w:val="TableText"/>
-              <w:keepNext w:val="0"/>
-              <w:keepLines/>
-            </w:pPr>
-            <w:r>
-              <w:t>Communications</w:t>
-            </w:r>
-          </w:p>
-        </w:tc>
-        <w:tc>
-          <w:tcPr>
-            <w:tcW w:type="dxa" w:w="6607"/>
-            <w:vAlign w:val="top"/>
-            <w:shd w:fill="EDF2EE"/>
-          </w:tcPr>
-          <w:p>
-            <w:pPr>
-              <w:pStyle w:val="TableText"/>
-              <w:keepNext w:val="0"/>
-              <w:keepLines/>
-            </w:pPr>
-            <w:r>
-              <w:t>Identity, audiences, templates, contact limits and escalation.</w:t>
-            </w:r>
-          </w:p>
-        </w:tc>
-      </w:tr>
-      <w:tr>
-        <w:trPr>
-          <w:cantSplit/>
-        </w:trPr>
-        <w:tc>
-          <w:tcPr>
-            <w:tcW w:type="dxa" w:w="3545"/>
-            <w:vAlign w:val="top"/>
-            <w:shd w:fill="FFFFFF"/>
-          </w:tcPr>
-          <w:p>
-            <w:pPr>
-              <w:pStyle w:val="TableText"/>
-              <w:keepNext w:val="0"/>
-              <w:keepLines/>
-            </w:pPr>
-            <w:r>
-              <w:t>Hiring and contracting</w:t>
-            </w:r>
-          </w:p>
-        </w:tc>
-        <w:tc>
-          <w:tcPr>
-            <w:tcW w:type="dxa" w:w="6607"/>
-            <w:vAlign w:val="top"/>
-            <w:shd w:fill="FFFFFF"/>
-          </w:tcPr>
-          <w:p>
-            <w:pPr>
-              <w:pStyle w:val="TableText"/>
-              <w:keepNext w:val="0"/>
-              <w:keepLines/>
-            </w:pPr>
-            <w:r>
-              <w:t>Who can request quotes, engage people, vary work and accept delivery.</w:t>
-            </w:r>
-          </w:p>
-        </w:tc>
-      </w:tr>
-      <w:tr>
-        <w:trPr>
-          <w:cantSplit/>
-        </w:trPr>
-        <w:tc>
-          <w:tcPr>
-            <w:tcW w:type="dxa" w:w="3545"/>
-            <w:vAlign w:val="top"/>
-            <w:shd w:fill="EDF2EE"/>
-          </w:tcPr>
-          <w:p>
-            <w:pPr>
-              <w:pStyle w:val="TableText"/>
-              <w:keepNext w:val="0"/>
-              <w:keepLines/>
-            </w:pPr>
-            <w:r>
-              <w:t>Expenditure</w:t>
-            </w:r>
-          </w:p>
-        </w:tc>
-        <w:tc>
-          <w:tcPr>
-            <w:tcW w:type="dxa" w:w="6607"/>
-            <w:vAlign w:val="top"/>
-            <w:shd w:fill="EDF2EE"/>
-          </w:tcPr>
-          <w:p>
-            <w:pPr>
-              <w:pStyle w:val="TableText"/>
-              <w:keepNext w:val="0"/>
-              <w:keepLines/>
-            </w:pPr>
-            <w:r>
-              <w:t>Budget, per-action limits, payment checks and exceptions.</w:t>
-            </w:r>
-          </w:p>
-        </w:tc>
-      </w:tr>
-      <w:tr>
-        <w:trPr>
-          <w:cantSplit/>
-        </w:trPr>
-        <w:tc>
-          <w:tcPr>
-            <w:tcW w:type="dxa" w:w="3545"/>
-            <w:vAlign w:val="top"/>
-            <w:shd w:fill="FFFFFF"/>
-          </w:tcPr>
-          <w:p>
-            <w:pPr>
-              <w:pStyle w:val="TableText"/>
-              <w:keepNext w:val="0"/>
-              <w:keepLines/>
-            </w:pPr>
-            <w:r>
-              <w:t>Customer operations</w:t>
-            </w:r>
-          </w:p>
-        </w:tc>
-        <w:tc>
-          <w:tcPr>
-            <w:tcW w:type="dxa" w:w="6607"/>
-            <w:vAlign w:val="top"/>
-            <w:shd w:fill="FFFFFF"/>
-          </w:tcPr>
-          <w:p>
-            <w:pPr>
-              <w:pStyle w:val="TableText"/>
-              <w:keepNext w:val="0"/>
-              <w:keepLines/>
-            </w:pPr>
-            <w:r>
-              <w:t>Bookings, settlement, refunds, complaints and human support.</w:t>
-            </w:r>
-          </w:p>
-        </w:tc>
-      </w:tr>
-      <w:tr>
-        <w:trPr>
-          <w:cantSplit/>
-        </w:trPr>
-        <w:tc>
-          <w:tcPr>
-            <w:tcW w:type="dxa" w:w="3545"/>
-            <w:vAlign w:val="top"/>
-            <w:shd w:fill="EDF2EE"/>
-          </w:tcPr>
-          <w:p>
-            <w:pPr>
-              <w:pStyle w:val="TableText"/>
-              <w:keepNext w:val="0"/>
-              <w:keepLines/>
-            </w:pPr>
-            <w:r>
-              <w:t>Deployment and renewal</w:t>
-            </w:r>
-          </w:p>
-        </w:tc>
-        <w:tc>
-          <w:tcPr>
-            <w:tcW w:type="dxa" w:w="6607"/>
-            <w:vAlign w:val="top"/>
-            <w:shd w:fill="EDF2EE"/>
-          </w:tcPr>
-          <w:p>
-            <w:pPr>
-              <w:pStyle w:val="TableText"/>
-              <w:keepNext w:val="0"/>
-              <w:keepLines/>
-            </w:pPr>
-            <w:r>
-              <w:t>First approved sites, scope, reserve, works and acceptance evidence.</w:t>
-            </w:r>
-          </w:p>
-        </w:tc>
-      </w:tr>
-      <w:tr>
-        <w:trPr>
-          <w:cantSplit/>
-        </w:trPr>
-        <w:tc>
-          <w:tcPr>
-            <w:tcW w:type="dxa" w:w="3545"/>
-            <w:vAlign w:val="top"/>
-            <w:shd w:fill="FFFFFF"/>
-          </w:tcPr>
-          <w:p>
-            <w:pPr>
-              <w:pStyle w:val="TableText"/>
-              <w:keepNext w:val="0"/>
-              <w:keepLines/>
-            </w:pPr>
-            <w:r>
-              <w:t>Automation</w:t>
-            </w:r>
-          </w:p>
-        </w:tc>
-        <w:tc>
-          <w:tcPr>
-            <w:tcW w:type="dxa" w:w="6607"/>
-            <w:vAlign w:val="top"/>
-            <w:shd w:fill="FFFFFF"/>
-          </w:tcPr>
-          <w:p>
-            <w:pPr>
-              <w:pStyle w:val="TableText"/>
-              <w:keepNext w:val="0"/>
-              <w:keepLines/>
-            </w:pPr>
-            <w:r>
-              <w:t>Actual triggers, schedules, tools, monitoring and pause procedure.</w:t>
-            </w:r>
-          </w:p>
-        </w:tc>
-      </w:tr>
-    </w:tbl>
-    <w:p>
-      <w:pPr>
-        <w:spacing w:after="20" w:before="0" w:line="240" w:lineRule="auto"/>
-      </w:pPr>
-      <w:r>
-        <w:rPr>
-          <w:sz w:val="6"/>
-        </w:rPr>
-      </w:r>
+        <w:t>Questions for the next research round</w:t>
+      </w:r>
+      <w:bookmarkEnd w:id="55"/>
     </w:p>
     <w:p>
       <w:pPr/>
       <w:r>
-        <w:t>The register records the approved version, date and authority. Proposed, approved, completed and accepted are distinct states. A changed role or material increase in authority returns for review. Luke can pause a role or narrow its access.</w:t>
+        <w:t>The next useful outputs are clearer alternatives and better evidence: which customers value the concept, which room formats fit them, which costs can be supported, and how design, tourism and renewal could work together. The research decision register records those questions and the founder's actual choices when made.</w:t>
       </w:r>
     </w:p>
     <w:p>
       <w:pPr/>
       <w:r>
-        <w:t>The first approval pack is delivered with this business plan. No operational task is scheduled merely because its proposed role appears here.</w:t>
+        <w:t>Software comparisons can include manual methods, individual AI-assisted tasks and more structured tools. Any future workflow design is a separate question to evaluate when there is a defined need. ROUND ONE establishes no delegated authority to contact, contract, purchase, schedule or operate customer services.</w:t>
       </w:r>
     </w:p>
     <w:p>
@@ -15903,7 +15160,7 @@
       </w:hyperlink>
     </w:p>
     <w:p>
-      <w:bookmarkStart w:id="57" w:name="chapter_renewal"/>
+      <w:bookmarkStart w:id="56" w:name="chapter_renewal"/>
       <w:pPr>
         <w:pStyle w:val="Heading1"/>
         <w:spacing w:before="360"/>
@@ -15911,25 +15168,25 @@
       <w:r>
         <w:t>Renewal, rotation and useful asset life</w:t>
       </w:r>
+      <w:bookmarkEnd w:id="56"/>
+    </w:p>
+    <w:p>
+      <w:pPr>
+        <w:pStyle w:val="Lead"/>
+      </w:pPr>
+      <w:r>
+        <w:t>Compare renewal and rotation methods that could keep rooms useful, support repeat visits and make future costs visible.</w:t>
+      </w:r>
+    </w:p>
+    <w:p>
+      <w:bookmarkStart w:id="57" w:name="s_renewal_Four_lifecycles_to_ma_321517"/>
+      <w:pPr>
+        <w:pStyle w:val="Heading2"/>
+      </w:pPr>
+      <w:r>
+        <w:t>Four lifecycles to manage</w:t>
+      </w:r>
       <w:bookmarkEnd w:id="57"/>
-    </w:p>
-    <w:p>
-      <w:pPr>
-        <w:pStyle w:val="Lead"/>
-      </w:pPr>
-      <w:r>
-        <w:t>Keep the experience fresh, the equipment dependable and the next renewal funded before it is due.</w:t>
-      </w:r>
-    </w:p>
-    <w:p>
-      <w:bookmarkStart w:id="58" w:name="s_renewal_Four_lifecycles_to_ma_321517"/>
-      <w:pPr>
-        <w:pStyle w:val="Heading2"/>
-      </w:pPr>
-      <w:r>
-        <w:t>Four lifecycles to manage</w:t>
-      </w:r>
-      <w:bookmarkEnd w:id="58"/>
     </w:p>
     <w:tbl>
       <w:tblPr>
@@ -16262,7 +15519,7 @@
     <w:p>
       <w:pPr/>
       <w:r>
-        <w:t>The financial schedule ties each priced replacement to its asset quantity, current benchmark price and selected reserve horizon. Planned horizons are budgeting decisions, reviewed against condition and support. They do not claim that every item fails on a particular birthday.</w:t>
+        <w:t>The worked financial schedule ties replacement arithmetic to assumed asset quantities, benchmark prices and illustrative reserve horizons. Those horizons are modelling inputs to compare against actual condition and support. They do not claim that every item fails on a particular birthday.</w:t>
       </w:r>
     </w:p>
     <w:p>
@@ -16295,19 +15552,28 @@
       </w:hyperlink>
     </w:p>
     <w:p>
-      <w:bookmarkStart w:id="59" w:name="s_renewal_Itemised_renewal_prov_f9c229"/>
+      <w:bookmarkStart w:id="58" w:name="s_renewal_Itemised_renewal_prov_f9c229"/>
       <w:pPr>
         <w:pStyle w:val="Heading2"/>
       </w:pPr>
       <w:r>
         <w:t>Itemised renewal provision and timing</w:t>
       </w:r>
-      <w:bookmarkEnd w:id="59"/>
+      <w:bookmarkEnd w:id="58"/>
+    </w:p>
+    <w:p>
+      <w:pPr>
+        <w:pStyle w:val="SourceNote"/>
+        <w:keepNext/>
+      </w:pPr>
+      <w:r>
+        <w:t>Worked illustration | 29 October 2026 | Quantities and business inputs are assumptions for comparison.</w:t>
+      </w:r>
     </w:p>
     <w:p>
       <w:pPr/>
       <w:r>
-        <w:t>For the priced prototype and furniture, the following renewal periods are proposed planning decisions, not manufacturer promises: microphones and cables three years; control computer and UPS four; mixer five; used chairs three remaining years; used desks/cupboards five; new armchairs/tables seven. Review condition and service support annually. Reuse equipment where it remains suitable.</w:t>
+        <w:t>For the priced prototype and furniture, the following renewal periods are inherited worked assumptions, not manufacturer promises: microphones and cables three years; control computer and UPS four; mixer five; used chairs three remaining years; used desks/cupboards five; new armchairs/tables seven. Review condition and service support annually. Reuse equipment where it remains suitable.</w:t>
       </w:r>
     </w:p>
     <w:tbl>
@@ -16715,7 +15981,7 @@
     <w:p>
       <w:pPr/>
       <w:r>
-        <w:t>For the four standard room-package comparison, funding $297,300 over five years requires $59,460 a year at the displayed prices, before freight, taxes, installation and customisation. This creates a clear benchmark for a complete-theme replacement option at years 5 and 10. The actual chosen modular room designs get their own replacement bill, and a midlife refit or redeployment can use that provision when it offers better value. This illustration is not a requirement to discard useful rooms every five years.</w:t>
+        <w:t>For the four standard room-package comparison, funding $297,300 over five years requires $59,460 a year at the displayed prices, before freight, taxes, installation and customisation. This creates a clear benchmark for a complete-theme replacement option at years 5 and 10. Any modular designs eventually chosen would need their own replacement bill, and a midlife refit or redeployment can use that provision when it offers better value. This illustration is not a requirement to discard useful rooms every five years.</w:t>
       </w:r>
     </w:p>
     <w:p>
@@ -16723,7 +15989,7 @@
         <w:pStyle w:val="Heading3"/>
       </w:pPr>
       <w:r>
-        <w:t>Continuing renewal work</w:t>
+        <w:t>Worked maintenance and closure assumptions</w:t>
       </w:r>
     </w:p>
     <w:p>
@@ -16748,10 +16014,10 @@
         <w:rPr>
           <w:b/>
         </w:rPr>
-        <w:t>Monthly:</w:t>
-      </w:r>
-      <w:r>
-        <w:t xml:space="preserve"> a proposed two technical hours per room for a detailed mechanical inspection and repairs. Across four rooms this is 96 hours a year. At the published shopfitting range of $65-$85/hour, the labour component is $6,240-$8,160 excluding GST, with parts and electronics specialists separate. [</w:t>
+        <w:t>Monthly illustration:</w:t>
+      </w:r>
+      <w:r>
+        <w:t xml:space="preserve"> an assumed two technical hours per room for a detailed mechanical inspection and repairs. Across four rooms this is 96 hours a year. At the published shopfitting range of $65-$85/hour, the labour component is $6,240-$8,160 excluding GST, with parts and electronics specialists separate. [</w:t>
       </w:r>
       <w:hyperlink w:anchor="source_R104">
         <w:r>
@@ -16774,10 +16040,10 @@
         <w:rPr>
           <w:b/>
         </w:rPr>
-        <w:t>Quarterly:</w:t>
-      </w:r>
-      <w:r>
-        <w:t xml:space="preserve"> one blocked trading day per room for a version change and fresh-group check. The 128 unavailable sessions are already removed from annual capacity. Each update gets a task brief and content/technical quote.</w:t>
+        <w:t>Quarterly illustration:</w:t>
+      </w:r>
+      <w:r>
+        <w:t xml:space="preserve"> one assumed blocked trading day per room for a version change and fresh-group check. The 128 unavailable sessions are already removed from annual capacity. Each update gets a task brief and content/technical quote.</w:t>
       </w:r>
     </w:p>
     <w:p>
@@ -16805,7 +16071,7 @@
         <w:t>Years 4-5:</w:t>
       </w:r>
       <w:r>
-        <w:t xml:space="preserve"> fund the agreed technology and physical renewal orders from the asset-specific provision. Quote freight, reinstallation and recommissioning when rooms move.</w:t>
+        <w:t xml:space="preserve"> compare technology and physical renewal needs against the asset-specific provision. Quote freight, reinstallation and recommissioning when rooms move.</w:t>
       </w:r>
     </w:p>
     <w:p>
@@ -16966,14 +16232,14 @@
       </w:hyperlink>
     </w:p>
     <w:p>
-      <w:bookmarkStart w:id="60" w:name="s_renewal_Content_renewal_and_r_9d448d"/>
+      <w:bookmarkStart w:id="59" w:name="s_renewal_Content_renewal_and_r_9d448d"/>
       <w:pPr>
         <w:pStyle w:val="Heading2"/>
       </w:pPr>
       <w:r>
         <w:t>Content renewal and room rotation</w:t>
       </w:r>
-      <w:bookmarkEnd w:id="60"/>
+      <w:bookmarkEnd w:id="59"/>
     </w:p>
     <w:p>
       <w:pPr/>
@@ -16990,7 +16256,7 @@
     <w:p>
       <w:pPr/>
       <w:r>
-        <w:t>The network catalogue shows where each version is operating. Customers can choose new experiences without a private learning record being shared across the network. The asset record tracks the parts; the participant chooses which learning continues with them.</w:t>
+        <w:t>A future network catalogue could show where each version is operating. Customers can choose new experiences without a private learning record being shared across the network. The asset record tracks the parts; the participant chooses which learning continues with them.</w:t>
       </w:r>
     </w:p>
     <w:p>
@@ -17023,14 +16289,14 @@
       </w:hyperlink>
     </w:p>
     <w:p>
-      <w:bookmarkStart w:id="61" w:name="s_renewal_Pay_for_downtime_as_w_569e18"/>
+      <w:bookmarkStart w:id="60" w:name="s_renewal_Pay_for_downtime_as_w_569e18"/>
       <w:pPr>
         <w:pStyle w:val="Heading2"/>
       </w:pPr>
       <w:r>
         <w:t>Pay for downtime as well as parts</w:t>
       </w:r>
-      <w:bookmarkEnd w:id="61"/>
+      <w:bookmarkEnd w:id="60"/>
     </w:p>
     <w:p>
       <w:pPr/>
@@ -17047,7 +16313,7 @@
     <w:p>
       <w:pPr/>
       <w:r>
-        <w:t>The reserve remains visible in the operating forecast. Actual renewals draw on the reserve under the accepted scope. A new design release updates the spatial record, parts list, reset procedure, learner material and receiving crew's task pack.</w:t>
+        <w:t>The reserve would need to remain visible in an operating forecast. An actual renewal would draw on it against its costed scope. A new design release updates the spatial record, parts list, reset procedure, learner material and receiving crew's task pack.</w:t>
       </w:r>
     </w:p>
     <w:p>
@@ -17092,7 +16358,7 @@
       </w:hyperlink>
     </w:p>
     <w:p>
-      <w:bookmarkStart w:id="62" w:name="chapter_partnerships"/>
+      <w:bookmarkStart w:id="61" w:name="chapter_partnerships"/>
       <w:pPr>
         <w:pStyle w:val="Heading1"/>
         <w:spacing w:before="360"/>
@@ -17100,27 +16366,27 @@
       <w:r>
         <w:t>Local enterprise, councils and a fair go</w:t>
       </w:r>
+      <w:bookmarkEnd w:id="61"/>
+    </w:p>
+    <w:p>
+      <w:pPr>
+        <w:pStyle w:val="Lead"/>
+      </w:pPr>
+      <w:r>
+        <w:t>Examine participation options for local businesses, councils and communities without presuming a commercial structure or partner commitment.</w:t>
+      </w:r>
+    </w:p>
+    <w:p>
+      <w:bookmarkStart w:id="62" w:name="s_partnerships_Commercial_parti_f9c847"/>
+      <w:pPr>
+        <w:pStyle w:val="Heading2"/>
+      </w:pPr>
+      <w:r>
+        <w:t>Commercial participation without a compulsory structure</w:t>
+      </w:r>
       <w:bookmarkEnd w:id="62"/>
     </w:p>
     <w:p>
-      <w:pPr>
-        <w:pStyle w:val="Lead"/>
-      </w:pPr>
-      <w:r>
-        <w:t>Grow a federation of useful local businesses, with shared learning and clear ownership of the work and its value.</w:t>
-      </w:r>
-    </w:p>
-    <w:p>
-      <w:bookmarkStart w:id="63" w:name="s_partnerships_Commercial_parti_f9c847"/>
-      <w:pPr>
-        <w:pStyle w:val="Heading2"/>
-      </w:pPr>
-      <w:r>
-        <w:t>Commercial participation without a compulsory structure</w:t>
-      </w:r>
-      <w:bookmarkEnd w:id="63"/>
-    </w:p>
-    <w:p>
       <w:pPr/>
       <w:r>
         <w:t>An existing escape operator can join distribution or install a new room. A tourism business can host a room or supply a linked experience. A local co-operative can own assets and employ people. A maker or trade business can deliver installation and renewal work. Agreements define the chosen relationship and its price.</w:t>
@@ -17129,7 +16395,7 @@
     <w:p>
       <w:pPr/>
       <w:r>
-        <w:t>The deployment business maintains the shared design, records and learning method. Local partners contribute their place knowledge, people, premises, stories and customers. The structure can support private businesses, co-operatives, community organisations and institutional hosts without requiring them to become one organisation.</w:t>
+        <w:t>A deployment service could maintain shared design records and learning material. Potential local contributions include place knowledge, people, premises, stories and customer relationships. The structure can support private businesses, co-operatives, community organisations and institutional hosts without requiring them to become one organisation.</w:t>
       </w:r>
     </w:p>
     <w:p>
@@ -17216,14 +16482,14 @@
       </w:hyperlink>
     </w:p>
     <w:p>
-      <w:bookmarkStart w:id="64" w:name="s_partnerships_The_council_and__8ce7dc"/>
+      <w:bookmarkStart w:id="63" w:name="s_partnerships_The_council_and__8ce7dc"/>
       <w:pPr>
         <w:pStyle w:val="Heading2"/>
       </w:pPr>
       <w:r>
         <w:t>The council and regional tourism offer</w:t>
       </w:r>
-      <w:bookmarkEnd w:id="64"/>
+      <w:bookmarkEnd w:id="63"/>
     </w:p>
     <w:p>
       <w:pPr/>
@@ -17234,7 +16500,7 @@
     <w:p>
       <w:pPr/>
       <w:r>
-        <w:t>The opportunity register works nationally. Expressions of interest can be invited across regions once the outreach system is approved. Deployment then follows the combination of a viable host, customer demand, delivery people, costed premises, finance and an attractive route through other participating places.</w:t>
+        <w:t>The opportunity research can cover Australia. Public information can establish possible regional connections before any decision about outreach. Deployment then follows the combination of a viable host, customer demand, delivery people, costed premises, finance and an attractive route through other participating places.</w:t>
       </w:r>
     </w:p>
     <w:p>
@@ -17321,19 +16587,19 @@
       </w:hyperlink>
     </w:p>
     <w:p>
-      <w:bookmarkStart w:id="65" w:name="s_partnerships_Aura__civic_proj_257b44"/>
+      <w:bookmarkStart w:id="64" w:name="s_partnerships_Aura__civic_proj_257b44"/>
       <w:pPr>
         <w:pStyle w:val="Heading2"/>
       </w:pPr>
       <w:r>
         <w:t>Aura, civic projects and cultural authority</w:t>
       </w:r>
-      <w:bookmarkEnd w:id="65"/>
+      <w:bookmarkEnd w:id="64"/>
     </w:p>
     <w:p>
       <w:pPr/>
       <w:r>
-        <w:t>Aura of Intelligence provides continuity for chosen personal learning and the digital record of deployed rooms. p4a-xyz-cinema can connect public explanations, civic maps and scenarios about collective choices. Skillful participation can include disagreement, questioning and a change of mind.</w:t>
+        <w:t>Aura of Intelligence is an intended connection to examine for participant-directed learning continuity and records of deployed rooms. p4a-xyz-cinema can connect public explanations, civic maps and scenarios about collective choices. Skillful participation can include disagreement, questioning and a change of mind.</w:t>
       </w:r>
     </w:p>
     <w:p>
@@ -17450,14 +16716,14 @@
       </w:hyperlink>
     </w:p>
     <w:p>
-      <w:bookmarkStart w:id="66" w:name="s_partnerships_Whole_life_parti_54832d"/>
+      <w:bookmarkStart w:id="65" w:name="s_partnerships_Whole_life_parti_54832d"/>
       <w:pPr>
         <w:pStyle w:val="Heading2"/>
       </w:pPr>
       <w:r>
         <w:t>Whole-life participation and access</w:t>
       </w:r>
-      <w:bookmarkEnd w:id="66"/>
+      <w:bookmarkEnd w:id="65"/>
     </w:p>
     <w:p>
       <w:pPr/>
@@ -17555,14 +16821,14 @@
       </w:hyperlink>
     </w:p>
     <w:p>
-      <w:bookmarkStart w:id="67" w:name="s_partnerships_Source_linked_ag_1f7fa7"/>
+      <w:bookmarkStart w:id="66" w:name="s_partnerships_Source_linked_ag_1f7fa7"/>
       <w:pPr>
         <w:pStyle w:val="Heading2"/>
       </w:pPr>
       <w:r>
         <w:t>Source-linked agreements and continuing improvement</w:t>
       </w:r>
-      <w:bookmarkEnd w:id="67"/>
+      <w:bookmarkEnd w:id="66"/>
     </w:p>
     <w:p>
       <w:pPr/>
@@ -17579,7 +16845,7 @@
     <w:p>
       <w:pPr/>
       <w:r>
-        <w:t>The reference collection is retained in full, with applications mapped to this business. Current directions include personally controlled Auras, non-monetary C-Hour and Luke's proposed agent-led organisation. Historical source wording remains available in the original documents.</w:t>
+        <w:t>The reference collection is retained in full, with applications mapped to this business. The retained directions include personally controlled Auras, non-monetary C-Hour and AI as a research and computation aide to founder decisions. Historical source wording remains available in the original documents.</w:t>
       </w:r>
     </w:p>
     <w:p>
@@ -17660,33 +16926,39 @@
       </w:hyperlink>
     </w:p>
     <w:p>
-      <w:bookmarkStart w:id="68" w:name="chapter_roadmap"/>
+      <w:bookmarkStart w:id="67" w:name="chapter_roadmap"/>
       <w:pPr>
         <w:pStyle w:val="Heading1"/>
         <w:spacing w:before="360"/>
       </w:pPr>
       <w:r>
-        <w:t>Programme, decisions and delivery milestones</w:t>
+        <w:t>Research questions and possible development sequence</w:t>
+      </w:r>
+      <w:bookmarkEnd w:id="67"/>
+    </w:p>
+    <w:p>
+      <w:pPr>
+        <w:pStyle w:val="Lead"/>
+      </w:pPr>
+      <w:r>
+        <w:t>Use the evidence to decide what is worth developing next, with timing derived from the work rather than an assumed opening date.</w:t>
+      </w:r>
+    </w:p>
+    <w:p>
+      <w:bookmarkStart w:id="68" w:name="s_roadmap_a_relative_programme__98195f"/>
+      <w:pPr>
+        <w:pStyle w:val="Heading2"/>
+      </w:pPr>
+      <w:r>
+        <w:t>A possible sequence of research and development</w:t>
       </w:r>
       <w:bookmarkEnd w:id="68"/>
     </w:p>
     <w:p>
-      <w:pPr>
-        <w:pStyle w:val="Lead"/>
-      </w:pPr>
-      <w:r>
-        <w:t>Move from an approved operating design to a complete paid pilot, then expand through costed local opportunities.</w:t>
-      </w:r>
-    </w:p>
-    <w:p>
-      <w:bookmarkStart w:id="69" w:name="s_roadmap_A_relative_programme__28e0b8"/>
-      <w:pPr>
-        <w:pStyle w:val="Heading2"/>
-      </w:pPr>
-      <w:r>
-        <w:t>A relative programme from approval</w:t>
-      </w:r>
-      <w:bookmarkEnd w:id="69"/>
+      <w:pPr/>
+      <w:r>
+        <w:t>A possible sequence is set out below for comparing dependencies. There are no assigned weeks, opening date or committed pilot duration.</w:t>
+      </w:r>
     </w:p>
     <w:tbl>
       <w:tblPr>
@@ -17711,9 +16983,8 @@
         </w:tblCellMar>
       </w:tblPr>
       <w:tblGrid>
-        <w:gridCol w:w="2704"/>
-        <w:gridCol w:w="2615"/>
-        <w:gridCol w:w="4832"/>
+        <w:gridCol w:w="4180"/>
+        <w:gridCol w:w="5972"/>
       </w:tblGrid>
       <w:tr>
         <w:trPr>
@@ -17722,7 +16993,7 @@
         </w:trPr>
         <w:tc>
           <w:tcPr>
-            <w:tcW w:type="dxa" w:w="2704"/>
+            <w:tcW w:type="dxa" w:w="4180"/>
             <w:vAlign w:val="center"/>
             <w:shd w:fill="203B4C"/>
           </w:tcPr>
@@ -17736,13 +17007,13 @@
               <w:rPr>
                 <w:color w:val="FFFFFF"/>
               </w:rPr>
-              <w:t>Stage</w:t>
-            </w:r>
-          </w:p>
-        </w:tc>
-        <w:tc>
-          <w:tcPr>
-            <w:tcW w:type="dxa" w:w="2615"/>
+              <w:t>Research or development question</w:t>
+            </w:r>
+          </w:p>
+        </w:tc>
+        <w:tc>
+          <w:tcPr>
+            <w:tcW w:type="dxa" w:w="5972"/>
             <w:vAlign w:val="center"/>
             <w:shd w:fill="203B4C"/>
           </w:tcPr>
@@ -17756,27 +17027,7 @@
               <w:rPr>
                 <w:color w:val="FFFFFF"/>
               </w:rPr>
-              <w:t>Indicative work window</w:t>
-            </w:r>
-          </w:p>
-        </w:tc>
-        <w:tc>
-          <w:tcPr>
-            <w:tcW w:type="dxa" w:w="4832"/>
-            <w:vAlign w:val="center"/>
-            <w:shd w:fill="203B4C"/>
-          </w:tcPr>
-          <w:p>
-            <w:pPr>
-              <w:pStyle w:val="TableHead"/>
-              <w:keepNext/>
-              <w:keepLines/>
-            </w:pPr>
-            <w:r>
-              <w:rPr>
-                <w:color w:val="FFFFFF"/>
-              </w:rPr>
-              <w:t>Work and acceptance output</w:t>
+              <w:t>Evidence that would make a later decision concrete</w:t>
             </w:r>
           </w:p>
         </w:tc>
@@ -17787,7 +17038,7 @@
         </w:trPr>
         <w:tc>
           <w:tcPr>
-            <w:tcW w:type="dxa" w:w="2704"/>
+            <w:tcW w:type="dxa" w:w="4180"/>
             <w:vAlign w:val="top"/>
             <w:shd w:fill="EDF2EE"/>
           </w:tcPr>
@@ -17798,13 +17049,13 @@
               <w:keepLines/>
             </w:pPr>
             <w:r>
-              <w:t>System design and approval</w:t>
-            </w:r>
-          </w:p>
-        </w:tc>
-        <w:tc>
-          <w:tcPr>
-            <w:tcW w:type="dxa" w:w="2615"/>
+              <w:t>Which customers and offers warrant further work?</w:t>
+            </w:r>
+          </w:p>
+        </w:tc>
+        <w:tc>
+          <w:tcPr>
+            <w:tcW w:type="dxa" w:w="5972"/>
             <w:vAlign w:val="top"/>
             <w:shd w:fill="EDF2EE"/>
           </w:tcPr>
@@ -17815,24 +17066,7 @@
               <w:keepLines/>
             </w:pPr>
             <w:r>
-              <w:t>Weeks 1 to 2</w:t>
-            </w:r>
-          </w:p>
-        </w:tc>
-        <w:tc>
-          <w:tcPr>
-            <w:tcW w:type="dxa" w:w="4832"/>
-            <w:vAlign w:val="top"/>
-            <w:shd w:fill="EDF2EE"/>
-          </w:tcPr>
-          <w:p>
-            <w:pPr>
-              <w:pStyle w:val="TableText"/>
-              <w:keepNext w:val="0"/>
-              <w:keepLines/>
-            </w:pPr>
-            <w:r>
-              <w:t>Adopt role scopes, accounts, authority, reporting and the first funded work packages.</w:t>
+              <w:t>Local demand evidence, competitor conditions and responses to alternative offers.</w:t>
             </w:r>
           </w:p>
         </w:tc>
@@ -17843,7 +17077,7 @@
         </w:trPr>
         <w:tc>
           <w:tcPr>
-            <w:tcW w:type="dxa" w:w="2704"/>
+            <w:tcW w:type="dxa" w:w="4180"/>
             <w:vAlign w:val="top"/>
             <w:shd w:fill="FFFFFF"/>
           </w:tcPr>
@@ -17854,13 +17088,13 @@
               <w:keepLines/>
             </w:pPr>
             <w:r>
-              <w:t>Site and customer development</w:t>
-            </w:r>
-          </w:p>
-        </w:tc>
-        <w:tc>
-          <w:tcPr>
-            <w:tcW w:type="dxa" w:w="2615"/>
+              <w:t>Which room and venue formats fit the opportunity?</w:t>
+            </w:r>
+          </w:p>
+        </w:tc>
+        <w:tc>
+          <w:tcPr>
+            <w:tcW w:type="dxa" w:w="5972"/>
             <w:vAlign w:val="top"/>
             <w:shd w:fill="FFFFFF"/>
           </w:tcPr>
@@ -17871,24 +17105,7 @@
               <w:keepLines/>
             </w:pPr>
             <w:r>
-              <w:t>Weeks 2 to 6</w:t>
-            </w:r>
-          </w:p>
-        </w:tc>
-        <w:tc>
-          <w:tcPr>
-            <w:tcW w:type="dxa" w:w="4832"/>
-            <w:vAlign w:val="top"/>
-            <w:shd w:fill="FFFFFF"/>
-          </w:tcPr>
-          <w:p>
-            <w:pPr>
-              <w:pStyle w:val="TableText"/>
-              <w:keepNext w:val="0"/>
-              <w:keepLines/>
-            </w:pPr>
-            <w:r>
-              <w:t>Measured candidate sites, local market case, partner requirements and comparable quotations.</w:t>
+              <w:t>Measured support-space needs, room concepts, access requirements and capacity comparisons.</w:t>
             </w:r>
           </w:p>
         </w:tc>
@@ -17899,7 +17116,7 @@
         </w:trPr>
         <w:tc>
           <w:tcPr>
-            <w:tcW w:type="dxa" w:w="2704"/>
+            <w:tcW w:type="dxa" w:w="4180"/>
             <w:vAlign w:val="top"/>
             <w:shd w:fill="EDF2EE"/>
           </w:tcPr>
@@ -17910,13 +17127,13 @@
               <w:keepLines/>
             </w:pPr>
             <w:r>
-              <w:t>Room design and production brief</w:t>
-            </w:r>
-          </w:p>
-        </w:tc>
-        <w:tc>
-          <w:tcPr>
-            <w:tcW w:type="dxa" w:w="2615"/>
+              <w:t>What would delivery actually cost?</w:t>
+            </w:r>
+          </w:p>
+        </w:tc>
+        <w:tc>
+          <w:tcPr>
+            <w:tcW w:type="dxa" w:w="5972"/>
             <w:vAlign w:val="top"/>
             <w:shd w:fill="EDF2EE"/>
           </w:tcPr>
@@ -17927,24 +17144,7 @@
               <w:keepLines/>
             </w:pPr>
             <w:r>
-              <w:t>Weeks 3 to 8</w:t>
-            </w:r>
-          </w:p>
-        </w:tc>
-        <w:tc>
-          <w:tcPr>
-            <w:tcW w:type="dxa" w:w="4832"/>
-            <w:vAlign w:val="top"/>
-            <w:shd w:fill="EDF2EE"/>
-          </w:tcPr>
-          <w:p>
-            <w:pPr>
-              <w:pStyle w:val="TableText"/>
-              <w:keepNext w:val="0"/>
-              <w:keepLines/>
-            </w:pPr>
-            <w:r>
-              <w:t>Two complete scenarios, age/access versions, parts lists, audio prototype and independent-play review.</w:t>
+              <w:t>Comparable scope, new/used options, dated quotations, paid-work estimates and payment terms.</w:t>
             </w:r>
           </w:p>
         </w:tc>
@@ -17955,7 +17155,7 @@
         </w:trPr>
         <w:tc>
           <w:tcPr>
-            <w:tcW w:type="dxa" w:w="2704"/>
+            <w:tcW w:type="dxa" w:w="4180"/>
             <w:vAlign w:val="top"/>
             <w:shd w:fill="FFFFFF"/>
           </w:tcPr>
@@ -17966,13 +17166,13 @@
               <w:keepLines/>
             </w:pPr>
             <w:r>
-              <w:t>Detailed design and contracting</w:t>
-            </w:r>
-          </w:p>
-        </w:tc>
-        <w:tc>
-          <w:tcPr>
-            <w:tcW w:type="dxa" w:w="2615"/>
+              <w:t>Which learning and technical methods are useful?</w:t>
+            </w:r>
+          </w:p>
+        </w:tc>
+        <w:tc>
+          <w:tcPr>
+            <w:tcW w:type="dxa" w:w="5972"/>
             <w:vAlign w:val="top"/>
             <w:shd w:fill="FFFFFF"/>
           </w:tcPr>
@@ -17983,24 +17183,7 @@
               <w:keepLines/>
             </w:pPr>
             <w:r>
-              <w:t>Weeks 6 to 10</w:t>
-            </w:r>
-          </w:p>
-        </w:tc>
-        <w:tc>
-          <w:tcPr>
-            <w:tcW w:type="dxa" w:w="4832"/>
-            <w:vAlign w:val="top"/>
-            <w:shd w:fill="FFFFFF"/>
-          </w:tcPr>
-          <w:p>
-            <w:pPr>
-              <w:pStyle w:val="TableText"/>
-              <w:keepNext w:val="0"/>
-              <w:keepLines/>
-            </w:pPr>
-            <w:r>
-              <w:t>Accepted premises scope, trades, host terms, purchase schedule, cash plan and commissioning criteria.</w:t>
+              <w:t>Playtests, capture comparisons, human review time and evidence of use in a different setting.</w:t>
             </w:r>
           </w:p>
         </w:tc>
@@ -18011,7 +17194,7 @@
         </w:trPr>
         <w:tc>
           <w:tcPr>
-            <w:tcW w:type="dxa" w:w="2704"/>
+            <w:tcW w:type="dxa" w:w="4180"/>
             <w:vAlign w:val="top"/>
             <w:shd w:fill="EDF2EE"/>
           </w:tcPr>
@@ -18022,13 +17205,13 @@
               <w:keepLines/>
             </w:pPr>
             <w:r>
-              <w:t>Fabrication and procurement</w:t>
-            </w:r>
-          </w:p>
-        </w:tc>
-        <w:tc>
-          <w:tcPr>
-            <w:tcW w:type="dxa" w:w="2615"/>
+              <w:t>Would a small operating test be worthwhile?</w:t>
+            </w:r>
+          </w:p>
+        </w:tc>
+        <w:tc>
+          <w:tcPr>
+            <w:tcW w:type="dxa" w:w="5972"/>
             <w:vAlign w:val="top"/>
             <w:shd w:fill="EDF2EE"/>
           </w:tcPr>
@@ -18039,24 +17222,7 @@
               <w:keepLines/>
             </w:pPr>
             <w:r>
-              <w:t>Contracted lead time</w:t>
-            </w:r>
-          </w:p>
-        </w:tc>
-        <w:tc>
-          <w:tcPr>
-            <w:tcW w:type="dxa" w:w="4832"/>
-            <w:vAlign w:val="top"/>
-            <w:shd w:fill="EDF2EE"/>
-          </w:tcPr>
-          <w:p>
-            <w:pPr>
-              <w:pStyle w:val="TableText"/>
-              <w:keepNext w:val="0"/>
-              <w:keepLines/>
-            </w:pPr>
-            <w:r>
-              <w:t>Build modular components; record skilled work; check deliveries and prepare task-specific training.</w:t>
+              <w:t>A defined question, feasible staffing, costed alternatives and criteria for interpreting the result.</w:t>
             </w:r>
           </w:p>
         </w:tc>
@@ -18067,7 +17233,7 @@
         </w:trPr>
         <w:tc>
           <w:tcPr>
-            <w:tcW w:type="dxa" w:w="2704"/>
+            <w:tcW w:type="dxa" w:w="4180"/>
             <w:vAlign w:val="top"/>
             <w:shd w:fill="FFFFFF"/>
           </w:tcPr>
@@ -18078,13 +17244,13 @@
               <w:keepLines/>
             </w:pPr>
             <w:r>
-              <w:t>Installation and commissioning</w:t>
-            </w:r>
-          </w:p>
-        </w:tc>
-        <w:tc>
-          <w:tcPr>
-            <w:tcW w:type="dxa" w:w="2615"/>
+              <w:t>What would justify another location or route?</w:t>
+            </w:r>
+          </w:p>
+        </w:tc>
+        <w:tc>
+          <w:tcPr>
+            <w:tcW w:type="dxa" w:w="5972"/>
             <w:vAlign w:val="top"/>
             <w:shd w:fill="FFFFFF"/>
           </w:tcPr>
@@ -18095,136 +17261,7 @@
               <w:keepLines/>
             </w:pPr>
             <w:r>
-              <w:t>Site-specific programme after delivery</w:t>
-            </w:r>
-          </w:p>
-        </w:tc>
-        <w:tc>
-          <w:tcPr>
-            <w:tcW w:type="dxa" w:w="4832"/>
-            <w:vAlign w:val="top"/>
-            <w:shd w:fill="FFFFFF"/>
-          </w:tcPr>
-          <w:p>
-            <w:pPr>
-              <w:pStyle w:val="TableText"/>
-              <w:keepNext w:val="0"/>
-              <w:keepLines/>
-            </w:pPr>
-            <w:r>
-              <w:t>Complete works, room tests, reset trials, staff practice, records and accepted handover.</w:t>
-            </w:r>
-          </w:p>
-        </w:tc>
-      </w:tr>
-      <w:tr>
-        <w:trPr>
-          <w:cantSplit/>
-        </w:trPr>
-        <w:tc>
-          <w:tcPr>
-            <w:tcW w:type="dxa" w:w="2704"/>
-            <w:vAlign w:val="top"/>
-            <w:shd w:fill="EDF2EE"/>
-          </w:tcPr>
-          <w:p>
-            <w:pPr>
-              <w:pStyle w:val="TableText"/>
-              <w:keepNext w:val="0"/>
-              <w:keepLines/>
-            </w:pPr>
-            <w:r>
-              <w:t>Paid pilot operation</w:t>
-            </w:r>
-          </w:p>
-        </w:tc>
-        <w:tc>
-          <w:tcPr>
-            <w:tcW w:type="dxa" w:w="2615"/>
-            <w:vAlign w:val="top"/>
-            <w:shd w:fill="EDF2EE"/>
-          </w:tcPr>
-          <w:p>
-            <w:pPr>
-              <w:pStyle w:val="TableText"/>
-              <w:keepNext w:val="0"/>
-              <w:keepLines/>
-            </w:pPr>
-            <w:r>
-              <w:t>First 8 to 12 operating weeks</w:t>
-            </w:r>
-          </w:p>
-        </w:tc>
-        <w:tc>
-          <w:tcPr>
-            <w:tcW w:type="dxa" w:w="4832"/>
-            <w:vAlign w:val="top"/>
-            <w:shd w:fill="EDF2EE"/>
-          </w:tcPr>
-          <w:p>
-            <w:pPr>
-              <w:pStyle w:val="TableText"/>
-              <w:keepNext w:val="0"/>
-              <w:keepLines/>
-            </w:pPr>
-            <w:r>
-              <w:t>Actual costs, bookings, reset times, facilitation hours, customer response and repeat demand.</w:t>
-            </w:r>
-          </w:p>
-        </w:tc>
-      </w:tr>
-      <w:tr>
-        <w:trPr>
-          <w:cantSplit/>
-        </w:trPr>
-        <w:tc>
-          <w:tcPr>
-            <w:tcW w:type="dxa" w:w="2704"/>
-            <w:vAlign w:val="top"/>
-            <w:shd w:fill="FFFFFF"/>
-          </w:tcPr>
-          <w:p>
-            <w:pPr>
-              <w:pStyle w:val="TableText"/>
-              <w:keepNext w:val="0"/>
-              <w:keepLines/>
-            </w:pPr>
-            <w:r>
-              <w:t>First network route and expansion</w:t>
-            </w:r>
-          </w:p>
-        </w:tc>
-        <w:tc>
-          <w:tcPr>
-            <w:tcW w:type="dxa" w:w="2615"/>
-            <w:vAlign w:val="top"/>
-            <w:shd w:fill="FFFFFF"/>
-          </w:tcPr>
-          <w:p>
-            <w:pPr>
-              <w:pStyle w:val="TableText"/>
-              <w:keepNext w:val="0"/>
-              <w:keepLines/>
-            </w:pPr>
-            <w:r>
-              <w:t>Following accepted pilot review</w:t>
-            </w:r>
-          </w:p>
-        </w:tc>
-        <w:tc>
-          <w:tcPr>
-            <w:tcW w:type="dxa" w:w="4832"/>
-            <w:vAlign w:val="top"/>
-            <w:shd w:fill="FFFFFF"/>
-          </w:tcPr>
-          <w:p>
-            <w:pPr>
-              <w:pStyle w:val="TableText"/>
-              <w:keepNext w:val="0"/>
-              <w:keepLines/>
-            </w:pPr>
-            <w:r>
-              <w:t>Contracted partners, settlement process, fresh room versions and the next costed deployment.</w:t>
+              <w:t>Evidence of customer value, repeat use, viable local economics and workable partner arrangements.</w:t>
             </w:r>
           </w:p>
         </w:tc>
@@ -18243,15 +17280,7 @@
     <w:p>
       <w:pPr/>
       <w:r>
-        <w:t>These windows describe work sequencing. The opening date is set after the site, production and delivery path are chosen. The supplier comparison lists 60 working days for standard production or 90 for custom production, with freight additional and most installations taking four to seven days after arrival. Those lead times can govern the critical path. They cannot be compressed into the early design weeks by labelling the entire project a short pilot.</w:t>
-      </w:r>
-    </w:p>
-    <w:p>
-      <w:pPr>
-        <w:pStyle w:val="SourceNote"/>
-      </w:pPr>
-      <w:r>
-        <w:t xml:space="preserve">Sources: </w:t>
+        <w:t>For one supplier comparison, the published production lead times are 60 working days for standard rooms and 90 for custom rooms, with shipping additional. Those are source-specific observations dated 29 October 2026, not this business's timetable. Actual timing would depend on the route chosen and its delivery evidence. [</w:t>
       </w:r>
       <w:hyperlink w:anchor="source_M14">
         <w:r>
@@ -18263,6 +17292,26 @@
         </w:r>
       </w:hyperlink>
       <w:r>
+        <w:t>]</w:t>
+      </w:r>
+    </w:p>
+    <w:p>
+      <w:pPr>
+        <w:pStyle w:val="SourceNote"/>
+      </w:pPr>
+      <w:r>
+        <w:t xml:space="preserve">Sources: </w:t>
+      </w:r>
+      <w:hyperlink w:anchor="source_M14">
+        <w:r>
+          <w:rPr>
+            <w:color w:val="275E67"/>
+            <w:u w:val="single"/>
+          </w:rPr>
+          <w:t xml:space="preserve">M14</w:t>
+        </w:r>
+      </w:hyperlink>
+      <w:r>
         <w:t xml:space="preserve">, </w:t>
       </w:r>
       <w:hyperlink w:anchor="source_P14">
@@ -18276,31 +17325,31 @@
       </w:hyperlink>
     </w:p>
     <w:p>
-      <w:bookmarkStart w:id="70" w:name="s_roadmap_What_the_pilot_must_d_bff3bb"/>
+      <w:bookmarkStart w:id="69" w:name="s_roadmap_what_the_pilot_must_d_1abdea"/>
       <w:pPr>
         <w:pStyle w:val="Heading2"/>
       </w:pPr>
       <w:r>
-        <w:t>What the pilot must deliver</w:t>
-      </w:r>
-      <w:bookmarkEnd w:id="70"/>
+        <w:t>What an operating test could establish</w:t>
+      </w:r>
+      <w:bookmarkEnd w:id="69"/>
     </w:p>
     <w:p>
       <w:pPr/>
       <w:r>
-        <w:t>The pilot is a complete small operation. Its accepted record includes the actual room and support-space measurements, published offer, itemised delivered costs, paid roster, session timetable, reset process, no-hint playtesting, audio performance, reflection method, booking and settlement records, maintenance and renewal schedule.</w:t>
+        <w:t>A pilot is an option for answering defined questions, rather than the assumed first purchase. It could test a room concept, a host arrangement, an operating format or a recording workflow. Its scale and duration would depend on what needs to be learned.</w:t>
       </w:r>
     </w:p>
     <w:p>
       <w:pPr/>
       <w:r>
-        <w:t>Run school, public and workshop bookings through their actual formats. Measure time spent fitting equipment, briefing, monitoring, resetting, reviewing exchanges, reflecting, cleaning, maintaining and supporting participants. Include cancellations, technical interruptions and customer service in the workload record.</w:t>
+        <w:t>Useful observations could include room and support-space measurements, itemised delivered costs, paid task time, resets, independent play, customer response and reflection quality. A technical test would also need capture performance, processing time and human review workload. A public, school or workshop format would need to be evaluated on its own terms.</w:t>
       </w:r>
     </w:p>
     <w:p>
       <w:pPr/>
       <w:r>
-        <w:t>Review contribution by product and staffed opening block. Track repeat bookings and which tourism referrals result in actual visits. Replace design quantities and task hours with observed values as they become available. Record why a proposed expansion improves the combined business.</w:t>
+        <w:t>An operating trial could compare contribution by product and staffed opening block, repeat interest and tourism referrals that become visits. The decision to expand would require more than a successful demonstration: it would need a repeatable delivery method and a complete local cost case.</w:t>
       </w:r>
     </w:p>
     <w:p>
@@ -18333,31 +17382,31 @@
       </w:hyperlink>
     </w:p>
     <w:p>
-      <w:bookmarkStart w:id="71" w:name="s_roadmap_From_one_deployment_t_1b4cde"/>
+      <w:bookmarkStart w:id="70" w:name="s_roadmap_from_one_deployment_t_87aa10"/>
       <w:pPr>
         <w:pStyle w:val="Heading2"/>
       </w:pPr>
       <w:r>
-        <w:t>From one deployment to a national network</w:t>
-      </w:r>
-      <w:bookmarkEnd w:id="71"/>
+        <w:t>Questions about national expansion</w:t>
+      </w:r>
+      <w:bookmarkEnd w:id="70"/>
     </w:p>
     <w:p>
       <w:pPr/>
       <w:r>
-        <w:t>Expansion follows ready opportunities and crew capacity. Each new location needs a measured site, an accountable operator, a local demand case, an accepted budget, trained people, a room catalogue and an agreed network relationship. The number of sites is an output of those cases.</w:t>
+        <w:t>The Australia-wide aim can be explored without choosing an initial region or site count. A location comparison would bring together demand, premises, people, finance, room content and the value of connections with other destinations.</w:t>
       </w:r>
     </w:p>
     <w:p>
       <w:pPr/>
       <w:r>
-        <w:t>The second deployment should use the first crew's documented work and demonstrate that another team can install, reset and operate the room. The first inter-venue route should demonstrate booking, redemption, payment, customer support and transfer into a different experience. Subsequent regions can add their own stories and partners while using the shared records and service standards.</w:t>
+        <w:t>A later deployment could test whether another paid crew can use the first installation's records and JIT learning material. An inter-venue trial could examine booking, redemption, settlement, customer support and skill transfer into a different experience. Local stories and relationships would need their own development.</w:t>
       </w:r>
     </w:p>
     <w:p>
       <w:pPr/>
       <w:r>
-        <w:t>A rolling three-year programme tracks design releases, deployment work, customer growth, asset age, planned renewal, funding and paid workforce development. Five- and ten-year views examine replacement cycles, ownership transitions, regional coverage and the continuing relevance of the offer. Each view is revised from actual operations.</w:t>
+        <w:t>Three-, five- and ten-year views can be used as comparison horizons for asset replacement, renewal funding, ownership possibilities and regional coverage. They are analytical views, not a selected expansion programme or a commitment to dates.</w:t>
       </w:r>
     </w:p>
     <w:p>
@@ -18426,31 +17475,31 @@
       </w:hyperlink>
     </w:p>
     <w:p>
-      <w:bookmarkStart w:id="72" w:name="s_roadmap_The_approval_pack_and_b0c405"/>
+      <w:bookmarkStart w:id="71" w:name="s_roadmap_the_approval_pack_and_1edf4b"/>
       <w:pPr>
         <w:pStyle w:val="Heading2"/>
       </w:pPr>
       <w:r>
-        <w:t>The approval pack and next deliverables</w:t>
-      </w:r>
-      <w:bookmarkEnd w:id="72"/>
+        <w:t>The next research round</w:t>
+      </w:r>
+      <w:bookmarkEnd w:id="71"/>
     </w:p>
     <w:p>
       <w:pPr/>
       <w:r>
-        <w:t>The next review considers the operating role charters, initial account access, communication authority, contractor process and expenditure limits. The first delivery pack then brings together the selected site, two-room specification, measured quantities, new/used procurement comparisons, actual quotes, schedule, cash requirements and acceptance criteria.</w:t>
+        <w:t>The next research round can follow the questions Luke considers most useful: market demand, room design, delivery formats, new and used cost options, learning transfer, tourism connections or commercial structure. The accompanying register keeps evidence gaps and choices visible without assigning the founder an assumed next decision.</w:t>
       </w:r>
     </w:p>
     <w:p>
       <w:pPr/>
       <w:r>
-        <w:t>Unresolved inputs have a responsible role and a defined output. Site-dependent costs remain visible until priced. Proposed partner participation remains distinct from an agreement. The business can progress several preparation streams in parallel while preserving those distinctions.</w:t>
+        <w:t>A later financial comparison would replace unverified listings and assumed quantities with better evidence, then show complete cash requirements and operating results for the remaining alternatives. No total should depend on hiding unpriced work or treating founder time as free.</w:t>
       </w:r>
     </w:p>
     <w:p>
       <w:pPr/>
       <w:r>
-        <w:t>The deliverables at this stage are the full business plan, matching website and portable editions, source collection, itemised financial basis, role charters and approval register. The operating system awaits Luke's decision.</w:t>
+        <w:t>This edition provides the business proposition, source trail, itemised comparisons and editable calculations for review. The website and downloadable documents carry the same ROUND ONE framing.</w:t>
       </w:r>
     </w:p>
     <w:p>
@@ -18471,7 +17520,7 @@
       </w:hyperlink>
     </w:p>
     <w:p>
-      <w:bookmarkStart w:id="73" w:name="source_register"/>
+      <w:bookmarkStart w:id="72" w:name="source_register"/>
       <w:pPr>
         <w:pStyle w:val="Heading1"/>
         <w:pageBreakBefore/>
@@ -18479,18 +17528,18 @@
       <w:r>
         <w:t>Sources and project inventory</w:t>
       </w:r>
-      <w:bookmarkEnd w:id="73"/>
-    </w:p>
-    <w:p>
-      <w:r>
-        <w:t>The original documents and project websites from Installing the Missing Middle inform the business design. Market and operating sources inform current commercial assumptions. Source IDs below match the website and canonical source register.</w:t>
+      <w:bookmarkEnd w:id="72"/>
+    </w:p>
+    <w:p>
+      <w:r>
+        <w:t>The original documents and project websites from Installing the Missing Middle inform the business design. Market and cost references distinguish source observations, worked assumptions and verification status. Source IDs below match the website and canonical source register.</w:t>
       </w:r>
     </w:p>
     <w:p>
       <w:pPr>
         <w:pStyle w:val="SourceNote"/>
       </w:pPr>
-      <w:hyperlink r:id="rId13">
+      <w:hyperlink r:id="rId15">
         <w:r>
           <w:rPr>
             <w:color w:val="275E67"/>
@@ -18502,7 +17551,7 @@
       <w:r>
         <w:t xml:space="preserve">  |  </w:t>
       </w:r>
-      <w:hyperlink r:id="rId14">
+      <w:hyperlink r:id="rId16">
         <w:r>
           <w:rPr>
             <w:color w:val="275E67"/>
@@ -18521,14 +17570,14 @@
       </w:r>
     </w:p>
     <w:p>
-      <w:bookmarkStart w:id="74" w:name="source_D01"/>
+      <w:bookmarkStart w:id="73" w:name="source_D01"/>
       <w:pPr>
         <w:pStyle w:val="SourceTitle"/>
       </w:pPr>
       <w:r>
         <w:t>D01  A Fair Go for the AI Age: Postcode-Level Sovereign Compute</w:t>
       </w:r>
-      <w:bookmarkEnd w:id="74"/>
+      <w:bookmarkEnd w:id="73"/>
     </w:p>
     <w:p>
       <w:pPr>
@@ -18542,7 +17591,7 @@
       <w:pPr>
         <w:pStyle w:val="SourceNote"/>
       </w:pPr>
-      <w:hyperlink r:id="rId15">
+      <w:hyperlink r:id="rId17">
         <w:r>
           <w:rPr>
             <w:color w:val="275E67"/>
@@ -18554,7 +17603,7 @@
       <w:r>
         <w:t xml:space="preserve">  |  </w:t>
       </w:r>
-      <w:hyperlink r:id="rId16">
+      <w:hyperlink r:id="rId18">
         <w:r>
           <w:rPr>
             <w:color w:val="275E67"/>
@@ -18566,7 +17615,7 @@
       <w:r>
         <w:t xml:space="preserve">  |  </w:t>
       </w:r>
-      <w:hyperlink r:id="rId17">
+      <w:hyperlink r:id="rId19">
         <w:r>
           <w:rPr>
             <w:color w:val="275E67"/>
@@ -18577,14 +17626,14 @@
       </w:hyperlink>
     </w:p>
     <w:p>
-      <w:bookmarkStart w:id="75" w:name="source_D02"/>
+      <w:bookmarkStart w:id="74" w:name="source_D02"/>
       <w:pPr>
         <w:pStyle w:val="SourceTitle"/>
       </w:pPr>
       <w:r>
         <w:t>D02  AUKUS Public Inquiry Submission</w:t>
       </w:r>
-      <w:bookmarkEnd w:id="75"/>
+      <w:bookmarkEnd w:id="74"/>
     </w:p>
     <w:p>
       <w:pPr>
@@ -18598,7 +17647,7 @@
       <w:pPr>
         <w:pStyle w:val="SourceNote"/>
       </w:pPr>
-      <w:hyperlink r:id="rId18">
+      <w:hyperlink r:id="rId20">
         <w:r>
           <w:rPr>
             <w:color w:val="275E67"/>
@@ -18610,7 +17659,7 @@
       <w:r>
         <w:t xml:space="preserve">  |  </w:t>
       </w:r>
-      <w:hyperlink r:id="rId19">
+      <w:hyperlink r:id="rId21">
         <w:r>
           <w:rPr>
             <w:color w:val="275E67"/>
@@ -18622,7 +17671,7 @@
       <w:r>
         <w:t xml:space="preserve">  |  </w:t>
       </w:r>
-      <w:hyperlink r:id="rId20">
+      <w:hyperlink r:id="rId22">
         <w:r>
           <w:rPr>
             <w:color w:val="275E67"/>
@@ -18633,14 +17682,14 @@
       </w:hyperlink>
     </w:p>
     <w:p>
-      <w:bookmarkStart w:id="76" w:name="source_D03"/>
+      <w:bookmarkStart w:id="75" w:name="source_D03"/>
       <w:pPr>
         <w:pStyle w:val="SourceTitle"/>
       </w:pPr>
       <w:r>
         <w:t>D03  Aura Genesis for Children and Young People in Australian Care</w:t>
       </w:r>
-      <w:bookmarkEnd w:id="76"/>
+      <w:bookmarkEnd w:id="75"/>
     </w:p>
     <w:p>
       <w:pPr>
@@ -18654,7 +17703,7 @@
       <w:pPr>
         <w:pStyle w:val="SourceNote"/>
       </w:pPr>
-      <w:hyperlink r:id="rId21">
+      <w:hyperlink r:id="rId23">
         <w:r>
           <w:rPr>
             <w:color w:val="275E67"/>
@@ -18666,7 +17715,7 @@
       <w:r>
         <w:t xml:space="preserve">  |  </w:t>
       </w:r>
-      <w:hyperlink r:id="rId22">
+      <w:hyperlink r:id="rId24">
         <w:r>
           <w:rPr>
             <w:color w:val="275E67"/>
@@ -18678,7 +17727,7 @@
       <w:r>
         <w:t xml:space="preserve">  |  </w:t>
       </w:r>
-      <w:hyperlink r:id="rId23">
+      <w:hyperlink r:id="rId25">
         <w:r>
           <w:rPr>
             <w:color w:val="275E67"/>
@@ -18689,14 +17738,14 @@
       </w:hyperlink>
     </w:p>
     <w:p>
-      <w:bookmarkStart w:id="77" w:name="source_D04"/>
+      <w:bookmarkStart w:id="76" w:name="source_D04"/>
       <w:pPr>
         <w:pStyle w:val="SourceTitle"/>
       </w:pPr>
       <w:r>
         <w:t>D04  Aura Genesis Geode Development, Edition 3</w:t>
       </w:r>
-      <w:bookmarkEnd w:id="77"/>
+      <w:bookmarkEnd w:id="76"/>
     </w:p>
     <w:p>
       <w:pPr>
@@ -18710,7 +17759,7 @@
       <w:pPr>
         <w:pStyle w:val="SourceNote"/>
       </w:pPr>
-      <w:hyperlink r:id="rId24">
+      <w:hyperlink r:id="rId26">
         <w:r>
           <w:rPr>
             <w:color w:val="275E67"/>
@@ -18722,7 +17771,7 @@
       <w:r>
         <w:t xml:space="preserve">  |  </w:t>
       </w:r>
-      <w:hyperlink r:id="rId25">
+      <w:hyperlink r:id="rId27">
         <w:r>
           <w:rPr>
             <w:color w:val="275E67"/>
@@ -18734,7 +17783,7 @@
       <w:r>
         <w:t xml:space="preserve">  |  </w:t>
       </w:r>
-      <w:hyperlink r:id="rId26">
+      <w:hyperlink r:id="rId28">
         <w:r>
           <w:rPr>
             <w:color w:val="275E67"/>
@@ -18745,14 +17794,14 @@
       </w:hyperlink>
     </w:p>
     <w:p>
-      <w:bookmarkStart w:id="78" w:name="source_D05"/>
+      <w:bookmarkStart w:id="77" w:name="source_D05"/>
       <w:pPr>
         <w:pStyle w:val="SourceTitle"/>
       </w:pPr>
       <w:r>
         <w:t>D05  Aura Teacher Training: 60 Days</w:t>
       </w:r>
-      <w:bookmarkEnd w:id="78"/>
+      <w:bookmarkEnd w:id="77"/>
     </w:p>
     <w:p>
       <w:pPr>
@@ -18766,7 +17815,7 @@
       <w:pPr>
         <w:pStyle w:val="SourceNote"/>
       </w:pPr>
-      <w:hyperlink r:id="rId27">
+      <w:hyperlink r:id="rId29">
         <w:r>
           <w:rPr>
             <w:color w:val="275E67"/>
@@ -18778,7 +17827,7 @@
       <w:r>
         <w:t xml:space="preserve">  |  </w:t>
       </w:r>
-      <w:hyperlink r:id="rId28">
+      <w:hyperlink r:id="rId30">
         <w:r>
           <w:rPr>
             <w:color w:val="275E67"/>
@@ -18790,7 +17839,7 @@
       <w:r>
         <w:t xml:space="preserve">  |  </w:t>
       </w:r>
-      <w:hyperlink r:id="rId29">
+      <w:hyperlink r:id="rId31">
         <w:r>
           <w:rPr>
             <w:color w:val="275E67"/>
@@ -18801,14 +17850,14 @@
       </w:hyperlink>
     </w:p>
     <w:p>
-      <w:bookmarkStart w:id="79" w:name="source_D06"/>
+      <w:bookmarkStart w:id="78" w:name="source_D06"/>
       <w:pPr>
         <w:pStyle w:val="SourceTitle"/>
       </w:pPr>
       <w:r>
         <w:t>D06  Aura of Intelligence for Adaptive Whole-of-Life Support</w:t>
       </w:r>
-      <w:bookmarkEnd w:id="79"/>
+      <w:bookmarkEnd w:id="78"/>
     </w:p>
     <w:p>
       <w:pPr>
@@ -18822,7 +17871,7 @@
       <w:pPr>
         <w:pStyle w:val="SourceNote"/>
       </w:pPr>
-      <w:hyperlink r:id="rId30">
+      <w:hyperlink r:id="rId32">
         <w:r>
           <w:rPr>
             <w:color w:val="275E67"/>
@@ -18834,7 +17883,7 @@
       <w:r>
         <w:t xml:space="preserve">  |  </w:t>
       </w:r>
-      <w:hyperlink r:id="rId31">
+      <w:hyperlink r:id="rId33">
         <w:r>
           <w:rPr>
             <w:color w:val="275E67"/>
@@ -18846,7 +17895,7 @@
       <w:r>
         <w:t xml:space="preserve">  |  </w:t>
       </w:r>
-      <w:hyperlink r:id="rId32">
+      <w:hyperlink r:id="rId34">
         <w:r>
           <w:rPr>
             <w:color w:val="275E67"/>
@@ -18857,14 +17906,14 @@
       </w:hyperlink>
     </w:p>
     <w:p>
-      <w:bookmarkStart w:id="80" w:name="source_D07"/>
+      <w:bookmarkStart w:id="79" w:name="source_D07"/>
       <w:pPr>
         <w:pStyle w:val="SourceTitle"/>
       </w:pPr>
       <w:r>
         <w:t>D07  Aura of Intelligence for Tourism and Domestic Travel</w:t>
       </w:r>
-      <w:bookmarkEnd w:id="80"/>
+      <w:bookmarkEnd w:id="79"/>
     </w:p>
     <w:p>
       <w:pPr>
@@ -18878,7 +17927,7 @@
       <w:pPr>
         <w:pStyle w:val="SourceNote"/>
       </w:pPr>
-      <w:hyperlink r:id="rId33">
+      <w:hyperlink r:id="rId35">
         <w:r>
           <w:rPr>
             <w:color w:val="275E67"/>
@@ -18890,7 +17939,7 @@
       <w:r>
         <w:t xml:space="preserve">  |  </w:t>
       </w:r>
-      <w:hyperlink r:id="rId34">
+      <w:hyperlink r:id="rId36">
         <w:r>
           <w:rPr>
             <w:color w:val="275E67"/>
@@ -18902,7 +17951,7 @@
       <w:r>
         <w:t xml:space="preserve">  |  </w:t>
       </w:r>
-      <w:hyperlink r:id="rId35">
+      <w:hyperlink r:id="rId37">
         <w:r>
           <w:rPr>
             <w:color w:val="275E67"/>
@@ -18913,14 +17962,14 @@
       </w:hyperlink>
     </w:p>
     <w:p>
-      <w:bookmarkStart w:id="81" w:name="source_D08"/>
+      <w:bookmarkStart w:id="80" w:name="source_D08"/>
       <w:pPr>
         <w:pStyle w:val="SourceTitle"/>
       </w:pPr>
       <w:r>
         <w:t>D08  Building an Australian Legal RAG System</w:t>
       </w:r>
-      <w:bookmarkEnd w:id="81"/>
+      <w:bookmarkEnd w:id="80"/>
     </w:p>
     <w:p>
       <w:pPr>
@@ -18934,7 +17983,7 @@
       <w:pPr>
         <w:pStyle w:val="SourceNote"/>
       </w:pPr>
-      <w:hyperlink r:id="rId36">
+      <w:hyperlink r:id="rId38">
         <w:r>
           <w:rPr>
             <w:color w:val="275E67"/>
@@ -18946,7 +17995,7 @@
       <w:r>
         <w:t xml:space="preserve">  |  </w:t>
       </w:r>
-      <w:hyperlink r:id="rId37">
+      <w:hyperlink r:id="rId39">
         <w:r>
           <w:rPr>
             <w:color w:val="275E67"/>
@@ -18958,7 +18007,7 @@
       <w:r>
         <w:t xml:space="preserve">  |  </w:t>
       </w:r>
-      <w:hyperlink r:id="rId38">
+      <w:hyperlink r:id="rId40">
         <w:r>
           <w:rPr>
             <w:color w:val="275E67"/>
@@ -18969,14 +18018,14 @@
       </w:hyperlink>
     </w:p>
     <w:p>
-      <w:bookmarkStart w:id="82" w:name="source_D09"/>
+      <w:bookmarkStart w:id="81" w:name="source_D09"/>
       <w:pPr>
         <w:pStyle w:val="SourceTitle"/>
       </w:pPr>
       <w:r>
         <w:t>D09  Do Not Put All Our Eggs in One Basket</w:t>
       </w:r>
-      <w:bookmarkEnd w:id="82"/>
+      <w:bookmarkEnd w:id="81"/>
     </w:p>
     <w:p>
       <w:pPr>
@@ -18990,7 +18039,7 @@
       <w:pPr>
         <w:pStyle w:val="SourceNote"/>
       </w:pPr>
-      <w:hyperlink r:id="rId39">
+      <w:hyperlink r:id="rId41">
         <w:r>
           <w:rPr>
             <w:color w:val="275E67"/>
@@ -19002,7 +18051,7 @@
       <w:r>
         <w:t xml:space="preserve">  |  </w:t>
       </w:r>
-      <w:hyperlink r:id="rId40">
+      <w:hyperlink r:id="rId42">
         <w:r>
           <w:rPr>
             <w:color w:val="275E67"/>
@@ -19014,7 +18063,7 @@
       <w:r>
         <w:t xml:space="preserve">  |  </w:t>
       </w:r>
-      <w:hyperlink r:id="rId41">
+      <w:hyperlink r:id="rId43">
         <w:r>
           <w:rPr>
             <w:color w:val="275E67"/>
@@ -19025,14 +18074,14 @@
       </w:hyperlink>
     </w:p>
     <w:p>
-      <w:bookmarkStart w:id="83" w:name="source_D10"/>
+      <w:bookmarkStart w:id="82" w:name="source_D10"/>
       <w:pPr>
         <w:pStyle w:val="SourceTitle"/>
       </w:pPr>
       <w:r>
         <w:t>D10  Fiji–Australia Vuvale Union Submission</w:t>
       </w:r>
-      <w:bookmarkEnd w:id="83"/>
+      <w:bookmarkEnd w:id="82"/>
     </w:p>
     <w:p>
       <w:pPr>
@@ -19046,7 +18095,7 @@
       <w:pPr>
         <w:pStyle w:val="SourceNote"/>
       </w:pPr>
-      <w:hyperlink r:id="rId42">
+      <w:hyperlink r:id="rId44">
         <w:r>
           <w:rPr>
             <w:color w:val="275E67"/>
@@ -19058,7 +18107,7 @@
       <w:r>
         <w:t xml:space="preserve">  |  </w:t>
       </w:r>
-      <w:hyperlink r:id="rId43">
+      <w:hyperlink r:id="rId45">
         <w:r>
           <w:rPr>
             <w:color w:val="275E67"/>
@@ -19070,7 +18119,7 @@
       <w:r>
         <w:t xml:space="preserve">  |  </w:t>
       </w:r>
-      <w:hyperlink r:id="rId44">
+      <w:hyperlink r:id="rId46">
         <w:r>
           <w:rPr>
             <w:color w:val="275E67"/>
@@ -19081,14 +18130,14 @@
       </w:hyperlink>
     </w:p>
     <w:p>
-      <w:bookmarkStart w:id="84" w:name="source_D11"/>
+      <w:bookmarkStart w:id="83" w:name="source_D11"/>
       <w:pPr>
         <w:pStyle w:val="SourceTitle"/>
       </w:pPr>
       <w:r>
         <w:t>D11  Local Government Funding Inquiry Submission</w:t>
       </w:r>
-      <w:bookmarkEnd w:id="84"/>
+      <w:bookmarkEnd w:id="83"/>
     </w:p>
     <w:p>
       <w:pPr>
@@ -19119,14 +18168,14 @@
       </w:r>
     </w:p>
     <w:p>
-      <w:bookmarkStart w:id="85" w:name="source_D12"/>
+      <w:bookmarkStart w:id="84" w:name="source_D12"/>
       <w:pPr>
         <w:pStyle w:val="SourceTitle"/>
       </w:pPr>
       <w:r>
         <w:t>D12  Ocean of Peace Alliance / Veitacini Treaty Submission</w:t>
       </w:r>
-      <w:bookmarkEnd w:id="85"/>
+      <w:bookmarkEnd w:id="84"/>
     </w:p>
     <w:p>
       <w:pPr>
@@ -19140,7 +18189,7 @@
       <w:pPr>
         <w:pStyle w:val="SourceNote"/>
       </w:pPr>
-      <w:hyperlink r:id="rId45">
+      <w:hyperlink r:id="rId47">
         <w:r>
           <w:rPr>
             <w:color w:val="275E67"/>
@@ -19152,7 +18201,7 @@
       <w:r>
         <w:t xml:space="preserve">  |  </w:t>
       </w:r>
-      <w:hyperlink r:id="rId46">
+      <w:hyperlink r:id="rId48">
         <w:r>
           <w:rPr>
             <w:color w:val="275E67"/>
@@ -19164,7 +18213,7 @@
       <w:r>
         <w:t xml:space="preserve">  |  </w:t>
       </w:r>
-      <w:hyperlink r:id="rId47">
+      <w:hyperlink r:id="rId49">
         <w:r>
           <w:rPr>
             <w:color w:val="275E67"/>
@@ -19175,14 +18224,14 @@
       </w:hyperlink>
     </w:p>
     <w:p>
-      <w:bookmarkStart w:id="86" w:name="source_D13"/>
+      <w:bookmarkStart w:id="85" w:name="source_D13"/>
       <w:pPr>
         <w:pStyle w:val="SourceTitle"/>
       </w:pPr>
       <w:r>
         <w:t>D13  Ready SET Co-op: 2026 Strategy Archive</w:t>
       </w:r>
-      <w:bookmarkEnd w:id="86"/>
+      <w:bookmarkEnd w:id="85"/>
     </w:p>
     <w:p>
       <w:pPr>
@@ -19196,7 +18245,7 @@
       <w:pPr>
         <w:pStyle w:val="SourceNote"/>
       </w:pPr>
-      <w:hyperlink r:id="rId48">
+      <w:hyperlink r:id="rId50">
         <w:r>
           <w:rPr>
             <w:color w:val="275E67"/>
@@ -19208,7 +18257,7 @@
       <w:r>
         <w:t xml:space="preserve">  |  </w:t>
       </w:r>
-      <w:hyperlink r:id="rId49">
+      <w:hyperlink r:id="rId51">
         <w:r>
           <w:rPr>
             <w:color w:val="275E67"/>
@@ -19220,7 +18269,7 @@
       <w:r>
         <w:t xml:space="preserve">  |  </w:t>
       </w:r>
-      <w:hyperlink r:id="rId50">
+      <w:hyperlink r:id="rId52">
         <w:r>
           <w:rPr>
             <w:color w:val="275E67"/>
@@ -19231,14 +18280,14 @@
       </w:hyperlink>
     </w:p>
     <w:p>
-      <w:bookmarkStart w:id="87" w:name="source_D14"/>
+      <w:bookmarkStart w:id="86" w:name="source_D14"/>
       <w:pPr>
         <w:pStyle w:val="SourceTitle"/>
       </w:pPr>
       <w:r>
         <w:t>D14  Global Sensorium: Scientific Models and Debate</w:t>
       </w:r>
-      <w:bookmarkEnd w:id="87"/>
+      <w:bookmarkEnd w:id="86"/>
     </w:p>
     <w:p>
       <w:pPr>
@@ -19252,7 +18301,7 @@
       <w:pPr>
         <w:pStyle w:val="SourceNote"/>
       </w:pPr>
-      <w:hyperlink r:id="rId51">
+      <w:hyperlink r:id="rId53">
         <w:r>
           <w:rPr>
             <w:color w:val="275E67"/>
@@ -19264,7 +18313,7 @@
       <w:r>
         <w:t xml:space="preserve">  |  </w:t>
       </w:r>
-      <w:hyperlink r:id="rId52">
+      <w:hyperlink r:id="rId54">
         <w:r>
           <w:rPr>
             <w:color w:val="275E67"/>
@@ -19276,7 +18325,7 @@
       <w:r>
         <w:t xml:space="preserve">  |  </w:t>
       </w:r>
-      <w:hyperlink r:id="rId53">
+      <w:hyperlink r:id="rId55">
         <w:r>
           <w:rPr>
             <w:color w:val="275E67"/>
@@ -19287,14 +18336,14 @@
       </w:hyperlink>
     </w:p>
     <w:p>
-      <w:bookmarkStart w:id="88" w:name="source_D15"/>
+      <w:bookmarkStart w:id="87" w:name="source_D15"/>
       <w:pPr>
         <w:pStyle w:val="SourceTitle"/>
       </w:pPr>
       <w:r>
         <w:t>D15  Local Government Funding Inquiry Submission 2, public reference copy</w:t>
       </w:r>
-      <w:bookmarkEnd w:id="88"/>
+      <w:bookmarkEnd w:id="87"/>
     </w:p>
     <w:p>
       <w:pPr>
@@ -19320,7 +18369,7 @@
       <w:pPr>
         <w:pStyle w:val="SourceNote"/>
       </w:pPr>
-      <w:hyperlink r:id="rId54">
+      <w:hyperlink r:id="rId56">
         <w:r>
           <w:rPr>
             <w:color w:val="275E67"/>
@@ -19332,7 +18381,7 @@
       <w:r>
         <w:t xml:space="preserve">  |  </w:t>
       </w:r>
-      <w:hyperlink r:id="rId55">
+      <w:hyperlink r:id="rId57">
         <w:r>
           <w:rPr>
             <w:color w:val="275E67"/>
@@ -19344,7 +18393,7 @@
       <w:r>
         <w:t xml:space="preserve">  |  </w:t>
       </w:r>
-      <w:hyperlink r:id="rId56">
+      <w:hyperlink r:id="rId58">
         <w:r>
           <w:rPr>
             <w:color w:val="275E67"/>
@@ -19363,14 +18412,14 @@
       </w:r>
     </w:p>
     <w:p>
-      <w:bookmarkStart w:id="89" w:name="source_P01"/>
+      <w:bookmarkStart w:id="88" w:name="source_P01"/>
       <w:pPr>
         <w:pStyle w:val="SourceTitle"/>
       </w:pPr>
       <w:r>
         <w:t>P01  UNGA81: A fair go in the age of intelligence</w:t>
       </w:r>
-      <w:bookmarkEnd w:id="89"/>
+      <w:bookmarkEnd w:id="88"/>
     </w:p>
     <w:p>
       <w:pPr>
@@ -19384,7 +18433,7 @@
       <w:pPr>
         <w:pStyle w:val="SourceNote"/>
       </w:pPr>
-      <w:hyperlink r:id="rId57">
+      <w:hyperlink r:id="rId59">
         <w:r>
           <w:rPr>
             <w:color w:val="275E67"/>
@@ -19395,14 +18444,14 @@
       </w:hyperlink>
     </w:p>
     <w:p>
-      <w:bookmarkStart w:id="90" w:name="source_P02"/>
+      <w:bookmarkStart w:id="89" w:name="source_P02"/>
       <w:pPr>
         <w:pStyle w:val="SourceTitle"/>
       </w:pPr>
       <w:r>
         <w:t>P02  Ready SET Co-op Cultural Intelligence Node</w:t>
       </w:r>
-      <w:bookmarkEnd w:id="90"/>
+      <w:bookmarkEnd w:id="89"/>
     </w:p>
     <w:p>
       <w:pPr>
@@ -19416,7 +18465,7 @@
       <w:pPr>
         <w:pStyle w:val="SourceNote"/>
       </w:pPr>
-      <w:hyperlink r:id="rId58">
+      <w:hyperlink r:id="rId60">
         <w:r>
           <w:rPr>
             <w:color w:val="275E67"/>
@@ -19427,14 +18476,14 @@
       </w:hyperlink>
     </w:p>
     <w:p>
-      <w:bookmarkStart w:id="91" w:name="source_P03"/>
+      <w:bookmarkStart w:id="90" w:name="source_P03"/>
       <w:pPr>
         <w:pStyle w:val="SourceTitle"/>
       </w:pPr>
       <w:r>
         <w:t>P03  Ready SET Co-op Trust Hub</w:t>
       </w:r>
-      <w:bookmarkEnd w:id="91"/>
+      <w:bookmarkEnd w:id="90"/>
     </w:p>
     <w:p>
       <w:pPr>
@@ -19448,7 +18497,7 @@
       <w:pPr>
         <w:pStyle w:val="SourceNote"/>
       </w:pPr>
-      <w:hyperlink r:id="rId59">
+      <w:hyperlink r:id="rId61">
         <w:r>
           <w:rPr>
             <w:color w:val="275E67"/>
@@ -19459,14 +18508,14 @@
       </w:hyperlink>
     </w:p>
     <w:p>
-      <w:bookmarkStart w:id="92" w:name="source_P04"/>
+      <w:bookmarkStart w:id="91" w:name="source_P04"/>
       <w:pPr>
         <w:pStyle w:val="SourceTitle"/>
       </w:pPr>
       <w:r>
         <w:t>P04  500 Queens Venture Capital</w:t>
       </w:r>
-      <w:bookmarkEnd w:id="92"/>
+      <w:bookmarkEnd w:id="91"/>
     </w:p>
     <w:p>
       <w:pPr>
@@ -19480,7 +18529,7 @@
       <w:pPr>
         <w:pStyle w:val="SourceNote"/>
       </w:pPr>
-      <w:hyperlink r:id="rId60">
+      <w:hyperlink r:id="rId62">
         <w:r>
           <w:rPr>
             <w:color w:val="275E67"/>
@@ -19491,14 +18540,14 @@
       </w:hyperlink>
     </w:p>
     <w:p>
-      <w:bookmarkStart w:id="93" w:name="source_P05"/>
+      <w:bookmarkStart w:id="92" w:name="source_P05"/>
       <w:pPr>
         <w:pStyle w:val="SourceTitle"/>
       </w:pPr>
       <w:r>
         <w:t>P05  Mutual Futures</w:t>
       </w:r>
-      <w:bookmarkEnd w:id="93"/>
+      <w:bookmarkEnd w:id="92"/>
     </w:p>
     <w:p>
       <w:pPr>
@@ -19512,7 +18561,7 @@
       <w:pPr>
         <w:pStyle w:val="SourceNote"/>
       </w:pPr>
-      <w:hyperlink r:id="rId61">
+      <w:hyperlink r:id="rId63">
         <w:r>
           <w:rPr>
             <w:color w:val="275E67"/>
@@ -19523,14 +18572,14 @@
       </w:hyperlink>
     </w:p>
     <w:p>
-      <w:bookmarkStart w:id="94" w:name="source_P06"/>
+      <w:bookmarkStart w:id="93" w:name="source_P06"/>
       <w:pPr>
         <w:pStyle w:val="SourceTitle"/>
       </w:pPr>
       <w:r>
         <w:t>P06  Australian Law 2012 and Your Relevance</w:t>
       </w:r>
-      <w:bookmarkEnd w:id="94"/>
+      <w:bookmarkEnd w:id="93"/>
     </w:p>
     <w:p>
       <w:pPr>
@@ -19544,7 +18593,7 @@
       <w:pPr>
         <w:pStyle w:val="SourceNote"/>
       </w:pPr>
-      <w:hyperlink r:id="rId62">
+      <w:hyperlink r:id="rId64">
         <w:r>
           <w:rPr>
             <w:color w:val="275E67"/>
@@ -19555,14 +18604,14 @@
       </w:hyperlink>
     </w:p>
     <w:p>
-      <w:bookmarkStart w:id="95" w:name="source_P07"/>
+      <w:bookmarkStart w:id="94" w:name="source_P07"/>
       <w:pPr>
         <w:pStyle w:val="SourceTitle"/>
       </w:pPr>
       <w:r>
         <w:t>P07  Australian Legal Engine</w:t>
       </w:r>
-      <w:bookmarkEnd w:id="95"/>
+      <w:bookmarkEnd w:id="94"/>
     </w:p>
     <w:p>
       <w:pPr>
@@ -19576,7 +18625,7 @@
       <w:pPr>
         <w:pStyle w:val="SourceNote"/>
       </w:pPr>
-      <w:hyperlink r:id="rId63">
+      <w:hyperlink r:id="rId65">
         <w:r>
           <w:rPr>
             <w:color w:val="275E67"/>
@@ -19587,14 +18636,14 @@
       </w:hyperlink>
     </w:p>
     <w:p>
-      <w:bookmarkStart w:id="96" w:name="source_P08"/>
+      <w:bookmarkStart w:id="95" w:name="source_P08"/>
       <w:pPr>
         <w:pStyle w:val="SourceTitle"/>
       </w:pPr>
       <w:r>
         <w:t>P08  Legal Memory Workbench</w:t>
       </w:r>
-      <w:bookmarkEnd w:id="96"/>
+      <w:bookmarkEnd w:id="95"/>
     </w:p>
     <w:p>
       <w:pPr>
@@ -19608,7 +18657,7 @@
       <w:pPr>
         <w:pStyle w:val="SourceNote"/>
       </w:pPr>
-      <w:hyperlink r:id="rId64">
+      <w:hyperlink r:id="rId66">
         <w:r>
           <w:rPr>
             <w:color w:val="275E67"/>
@@ -19619,14 +18668,14 @@
       </w:hyperlink>
     </w:p>
     <w:p>
-      <w:bookmarkStart w:id="97" w:name="source_P09"/>
+      <w:bookmarkStart w:id="96" w:name="source_P09"/>
       <w:pPr>
         <w:pStyle w:val="SourceTitle"/>
       </w:pPr>
       <w:r>
         <w:t>P09  C-Hour Introduction</w:t>
       </w:r>
-      <w:bookmarkEnd w:id="97"/>
+      <w:bookmarkEnd w:id="96"/>
     </w:p>
     <w:p>
       <w:pPr>
@@ -19640,7 +18689,7 @@
       <w:pPr>
         <w:pStyle w:val="SourceNote"/>
       </w:pPr>
-      <w:hyperlink r:id="rId65">
+      <w:hyperlink r:id="rId67">
         <w:r>
           <w:rPr>
             <w:color w:val="275E67"/>
@@ -19651,28 +18700,40 @@
       </w:hyperlink>
     </w:p>
     <w:p>
-      <w:bookmarkStart w:id="98" w:name="source_P10"/>
+      <w:bookmarkStart w:id="97" w:name="source_P10"/>
       <w:pPr>
         <w:pStyle w:val="SourceTitle"/>
       </w:pPr>
       <w:r>
         <w:t>P10  P4A</w:t>
       </w:r>
-      <w:bookmarkEnd w:id="98"/>
+      <w:bookmarkEnd w:id="97"/>
     </w:p>
     <w:p>
       <w:pPr>
         <w:pStyle w:val="RegisterText"/>
       </w:pPr>
       <w:r>
-        <w:t>Civic maps, local economic development, councils and public discussion scenarios. Participation in the business does not require political agreement.</w:t>
+        <w:t xml:space="preserve">Civic maps, local economic development, councils and public discussion scenarios. Participation in the business does not require political agreement. Connected project: </w:t>
+      </w:r>
+      <w:hyperlink r:id="rId11">
+        <w:r>
+          <w:rPr>
+            <w:color w:val="275E67"/>
+            <w:u w:val="single"/>
+          </w:rPr>
+          <w:t xml:space="preserve">p4a-xyz-cinema repository</w:t>
+        </w:r>
+      </w:hyperlink>
+      <w:r>
+        <w:t>.</w:t>
       </w:r>
     </w:p>
     <w:p>
       <w:pPr>
         <w:pStyle w:val="SourceNote"/>
       </w:pPr>
-      <w:hyperlink r:id="rId66">
+      <w:hyperlink r:id="rId68">
         <w:r>
           <w:rPr>
             <w:color w:val="275E67"/>
@@ -19683,14 +18744,14 @@
       </w:hyperlink>
     </w:p>
     <w:p>
-      <w:bookmarkStart w:id="99" w:name="source_P11"/>
+      <w:bookmarkStart w:id="98" w:name="source_P11"/>
       <w:pPr>
         <w:pStyle w:val="SourceTitle"/>
       </w:pPr>
       <w:r>
         <w:t>P11  Aura Genesis Geode Atlas</w:t>
       </w:r>
-      <w:bookmarkEnd w:id="99"/>
+      <w:bookmarkEnd w:id="98"/>
     </w:p>
     <w:p>
       <w:pPr>
@@ -19704,7 +18765,7 @@
       <w:pPr>
         <w:pStyle w:val="SourceNote"/>
       </w:pPr>
-      <w:hyperlink r:id="rId67">
+      <w:hyperlink r:id="rId10">
         <w:r>
           <w:rPr>
             <w:color w:val="275E67"/>
@@ -19715,14 +18776,14 @@
       </w:hyperlink>
     </w:p>
     <w:p>
-      <w:bookmarkStart w:id="100" w:name="source_P12"/>
+      <w:bookmarkStart w:id="99" w:name="source_P12"/>
       <w:pPr>
         <w:pStyle w:val="SourceTitle"/>
       </w:pPr>
       <w:r>
         <w:t>P12  Oceania Healthy De-Slop Co-ops</w:t>
       </w:r>
-      <w:bookmarkEnd w:id="100"/>
+      <w:bookmarkEnd w:id="99"/>
     </w:p>
     <w:p>
       <w:pPr>
@@ -19736,7 +18797,7 @@
       <w:pPr>
         <w:pStyle w:val="SourceNote"/>
       </w:pPr>
-      <w:hyperlink r:id="rId68">
+      <w:hyperlink r:id="rId69">
         <w:r>
           <w:rPr>
             <w:color w:val="275E67"/>
@@ -19747,14 +18808,14 @@
       </w:hyperlink>
     </w:p>
     <w:p>
-      <w:bookmarkStart w:id="101" w:name="source_P13"/>
+      <w:bookmarkStart w:id="100" w:name="source_P13"/>
       <w:pPr>
         <w:pStyle w:val="SourceTitle"/>
       </w:pPr>
       <w:r>
         <w:t>P13  82 Claytons Road Anglican partnership proposal</w:t>
       </w:r>
-      <w:bookmarkEnd w:id="101"/>
+      <w:bookmarkEnd w:id="100"/>
     </w:p>
     <w:p>
       <w:pPr>
@@ -19768,7 +18829,7 @@
       <w:pPr>
         <w:pStyle w:val="SourceNote"/>
       </w:pPr>
-      <w:hyperlink r:id="rId69">
+      <w:hyperlink r:id="rId70">
         <w:r>
           <w:rPr>
             <w:color w:val="275E67"/>
@@ -19779,28 +18840,28 @@
       </w:hyperlink>
     </w:p>
     <w:p>
-      <w:bookmarkStart w:id="102" w:name="source_P14"/>
+      <w:bookmarkStart w:id="101" w:name="source_P14"/>
       <w:pPr>
         <w:pStyle w:val="SourceTitle"/>
       </w:pPr>
       <w:r>
         <w:t>P14  Installing the Missing Middle source repository</w:t>
       </w:r>
-      <w:bookmarkEnd w:id="102"/>
+      <w:bookmarkEnd w:id="101"/>
     </w:p>
     <w:p>
       <w:pPr>
         <w:pStyle w:val="RegisterText"/>
       </w:pPr>
       <w:r>
-        <w:t>The deployment, documentation, licensing and navigation reference. This business adapts that method to Luke's proposed agent suite, with operating authority subject to his approval.</w:t>
+        <w:t>Related business-development source. Its structures and assumptions are context to examine, not authority to select an escape-room operating system.</w:t>
       </w:r>
     </w:p>
     <w:p>
       <w:pPr>
         <w:pStyle w:val="SourceNote"/>
       </w:pPr>
-      <w:hyperlink r:id="rId70">
+      <w:hyperlink r:id="rId71">
         <w:r>
           <w:rPr>
             <w:color w:val="275E67"/>
@@ -19819,14 +18880,14 @@
       </w:r>
     </w:p>
     <w:p>
-      <w:bookmarkStart w:id="103" w:name="source_M01"/>
+      <w:bookmarkStart w:id="102" w:name="source_M01"/>
       <w:pPr>
         <w:pStyle w:val="SourceTitle"/>
       </w:pPr>
       <w:r>
         <w:t>M01  Tourism Research Australia national fast facts</w:t>
       </w:r>
-      <w:bookmarkEnd w:id="103"/>
+      <w:bookmarkEnd w:id="102"/>
     </w:p>
     <w:p>
       <w:pPr>
@@ -19842,14 +18903,30 @@
         <w:keepNext/>
       </w:pPr>
       <w:r>
-        <w:t>Checked 2026-10-29</w:t>
+        <w:t>Recorded observation date: 2026-10-29</w:t>
       </w:r>
     </w:p>
     <w:p>
       <w:pPr>
         <w:pStyle w:val="SourceNote"/>
       </w:pPr>
-      <w:hyperlink r:id="rId71">
+      <w:r>
+        <w:t>page rechecked: TRA homepage reproduces the year-ending June 2026 trip and spend figures.</w:t>
+      </w:r>
+    </w:p>
+    <w:p>
+      <w:pPr>
+        <w:pStyle w:val="SourceNote"/>
+      </w:pPr>
+      <w:r>
+        <w:t>Supplier quotation date: none recorded.</w:t>
+      </w:r>
+    </w:p>
+    <w:p>
+      <w:pPr>
+        <w:pStyle w:val="SourceNote"/>
+      </w:pPr>
+      <w:hyperlink r:id="rId72">
         <w:r>
           <w:rPr>
             <w:color w:val="275E67"/>
@@ -19860,14 +18937,14 @@
       </w:hyperlink>
     </w:p>
     <w:p>
-      <w:bookmarkStart w:id="104" w:name="source_M02"/>
+      <w:bookmarkStart w:id="103" w:name="source_M02"/>
       <w:pPr>
         <w:pStyle w:val="SourceTitle"/>
       </w:pPr>
       <w:r>
         <w:t>M02  Domestic Tourism Statistics June quarter 2026</w:t>
       </w:r>
-      <w:bookmarkEnd w:id="104"/>
+      <w:bookmarkEnd w:id="103"/>
     </w:p>
     <w:p>
       <w:pPr>
@@ -19883,14 +18960,30 @@
         <w:keepNext/>
       </w:pPr>
       <w:r>
-        <w:t>Checked 2026-10-29</w:t>
+        <w:t>Recorded observation date: 2026-10-29</w:t>
       </w:r>
     </w:p>
     <w:p>
       <w:pPr>
         <w:pStyle w:val="SourceNote"/>
       </w:pPr>
-      <w:hyperlink r:id="rId72">
+      <w:r>
+        <w:t>page rechecked: Domestic statistics page retrieved; it reports June quarter 2026 separately from the annual homepage figures.</w:t>
+      </w:r>
+    </w:p>
+    <w:p>
+      <w:pPr>
+        <w:pStyle w:val="SourceNote"/>
+      </w:pPr>
+      <w:r>
+        <w:t>Supplier quotation date: none recorded.</w:t>
+      </w:r>
+    </w:p>
+    <w:p>
+      <w:pPr>
+        <w:pStyle w:val="SourceNote"/>
+      </w:pPr>
+      <w:hyperlink r:id="rId73">
         <w:r>
           <w:rPr>
             <w:color w:val="275E67"/>
@@ -19901,14 +18994,14 @@
       </w:hyperlink>
     </w:p>
     <w:p>
-      <w:bookmarkStart w:id="105" w:name="source_M03"/>
+      <w:bookmarkStart w:id="104" w:name="source_M03"/>
       <w:pPr>
         <w:pStyle w:val="SourceTitle"/>
       </w:pPr>
       <w:r>
         <w:t>M03  ABS Schools 2025</w:t>
       </w:r>
-      <w:bookmarkEnd w:id="105"/>
+      <w:bookmarkEnd w:id="104"/>
     </w:p>
     <w:p>
       <w:pPr>
@@ -19924,14 +19017,30 @@
         <w:keepNext/>
       </w:pPr>
       <w:r>
-        <w:t>Checked 2026-10-29</w:t>
+        <w:t>Recorded observation date: 2026-10-29</w:t>
       </w:r>
     </w:p>
     <w:p>
       <w:pPr>
         <w:pStyle w:val="SourceNote"/>
       </w:pPr>
-      <w:hyperlink r:id="rId73">
+      <w:r>
+        <w:t>page rechecked: ABS 2025 Schools release reports 4,160,918 students and 9,673 schools.</w:t>
+      </w:r>
+    </w:p>
+    <w:p>
+      <w:pPr>
+        <w:pStyle w:val="SourceNote"/>
+      </w:pPr>
+      <w:r>
+        <w:t>Supplier quotation date: none recorded.</w:t>
+      </w:r>
+    </w:p>
+    <w:p>
+      <w:pPr>
+        <w:pStyle w:val="SourceNote"/>
+      </w:pPr>
+      <w:hyperlink r:id="rId74">
         <w:r>
           <w:rPr>
             <w:color w:val="275E67"/>
@@ -19942,14 +19051,14 @@
       </w:hyperlink>
     </w:p>
     <w:p>
-      <w:bookmarkStart w:id="106" w:name="source_M04"/>
+      <w:bookmarkStart w:id="105" w:name="source_M04"/>
       <w:pPr>
         <w:pStyle w:val="SourceTitle"/>
       </w:pPr>
       <w:r>
         <w:t>M04  TRA Business events data</w:t>
       </w:r>
-      <w:bookmarkEnd w:id="106"/>
+      <w:bookmarkEnd w:id="105"/>
     </w:p>
     <w:p>
       <w:pPr>
@@ -19965,14 +19074,30 @@
         <w:keepNext/>
       </w:pPr>
       <w:r>
-        <w:t>Checked 2026-10-29</w:t>
+        <w:t>Recorded observation date: 2026-10-29</w:t>
       </w:r>
     </w:p>
     <w:p>
       <w:pPr>
         <w:pStyle w:val="SourceNote"/>
       </w:pPr>
-      <w:hyperlink r:id="rId74">
+      <w:r>
+        <w:t>page rechecked: TRA reports 17.2 billion AUD spend in Australia for business-event visitors during 2025.</w:t>
+      </w:r>
+    </w:p>
+    <w:p>
+      <w:pPr>
+        <w:pStyle w:val="SourceNote"/>
+      </w:pPr>
+      <w:r>
+        <w:t>Supplier quotation date: none recorded.</w:t>
+      </w:r>
+    </w:p>
+    <w:p>
+      <w:pPr>
+        <w:pStyle w:val="SourceNote"/>
+      </w:pPr>
+      <w:hyperlink r:id="rId75">
         <w:r>
           <w:rPr>
             <w:color w:val="275E67"/>
@@ -19983,21 +19108,21 @@
       </w:hyperlink>
     </w:p>
     <w:p>
-      <w:bookmarkStart w:id="107" w:name="source_M05"/>
+      <w:bookmarkStart w:id="106" w:name="source_M05"/>
       <w:pPr>
         <w:pStyle w:val="SourceTitle"/>
       </w:pPr>
       <w:r>
         <w:t>M05  Tourism Australia travel distribution system</w:t>
       </w:r>
-      <w:bookmarkEnd w:id="107"/>
+      <w:bookmarkEnd w:id="106"/>
     </w:p>
     <w:p>
       <w:pPr>
         <w:pStyle w:val="RegisterText"/>
       </w:pPr>
       <w:r>
-        <w:t>Indicative commissions: retail agents 10%, OTAs 10–15%, wholesalers 20%, inbound tour operators 30%. Guidance only, with gross and net rates distinguished.</w:t>
+        <w:t>Inherited observation, recorded 2026-10-29. Indicative commissions: retail agents 10%, OTAs 10–15%, wholesalers 20%, inbound tour operators 30%. Guidance only, with gross and net rates distinguished.</w:t>
       </w:r>
     </w:p>
     <w:p>
@@ -20006,14 +19131,30 @@
         <w:keepNext/>
       </w:pPr>
       <w:r>
-        <w:t>Checked 2026-10-29</w:t>
+        <w:t>Recorded observation date: 2026-10-29</w:t>
       </w:r>
     </w:p>
     <w:p>
       <w:pPr>
         <w:pStyle w:val="SourceNote"/>
       </w:pPr>
-      <w:hyperlink r:id="rId75">
+      <w:r>
+        <w:t>inherited reference requires verification: Source retained from the previous edition; not independently rechecked in this revision. Treat specific factual or price claims as inherited observations.</w:t>
+      </w:r>
+    </w:p>
+    <w:p>
+      <w:pPr>
+        <w:pStyle w:val="SourceNote"/>
+      </w:pPr>
+      <w:r>
+        <w:t>Supplier quotation date: none recorded.</w:t>
+      </w:r>
+    </w:p>
+    <w:p>
+      <w:pPr>
+        <w:pStyle w:val="SourceNote"/>
+      </w:pPr>
+      <w:hyperlink r:id="rId76">
         <w:r>
           <w:rPr>
             <w:color w:val="275E67"/>
@@ -20024,21 +19165,21 @@
       </w:hyperlink>
     </w:p>
     <w:p>
-      <w:bookmarkStart w:id="108" w:name="source_M06"/>
+      <w:bookmarkStart w:id="107" w:name="source_M06"/>
       <w:pPr>
         <w:pStyle w:val="SourceTitle"/>
       </w:pPr>
       <w:r>
         <w:t>M06  Tourism Australia ATDW distribution</w:t>
       </w:r>
-      <w:bookmarkEnd w:id="108"/>
+      <w:bookmarkEnd w:id="107"/>
     </w:p>
     <w:p>
       <w:pPr>
         <w:pStyle w:val="RegisterText"/>
       </w:pPr>
       <w:r>
-        <w:t>ATDW listings can distribute through state/territory websites, Australia.com and distributor network. Registration/approval through relevant state or territory organisation.</w:t>
+        <w:t>Inherited observation, recorded 2026-10-29. ATDW listings can distribute through state/territory websites, Australia.com and distributor network. Registration/approval through relevant state or territory organisation.</w:t>
       </w:r>
     </w:p>
     <w:p>
@@ -20047,14 +19188,30 @@
         <w:keepNext/>
       </w:pPr>
       <w:r>
-        <w:t>Checked 2026-10-29</w:t>
+        <w:t>Recorded observation date: 2026-10-29</w:t>
       </w:r>
     </w:p>
     <w:p>
       <w:pPr>
         <w:pStyle w:val="SourceNote"/>
       </w:pPr>
-      <w:hyperlink r:id="rId76">
+      <w:r>
+        <w:t>inherited reference requires verification: Source retained from the previous edition; not independently rechecked in this revision. Treat specific factual or price claims as inherited observations.</w:t>
+      </w:r>
+    </w:p>
+    <w:p>
+      <w:pPr>
+        <w:pStyle w:val="SourceNote"/>
+      </w:pPr>
+      <w:r>
+        <w:t>Supplier quotation date: none recorded.</w:t>
+      </w:r>
+    </w:p>
+    <w:p>
+      <w:pPr>
+        <w:pStyle w:val="SourceNote"/>
+      </w:pPr>
+      <w:hyperlink r:id="rId77">
         <w:r>
           <w:rPr>
             <w:color w:val="275E67"/>
@@ -20065,14 +19222,14 @@
       </w:hyperlink>
     </w:p>
     <w:p>
-      <w:bookmarkStart w:id="109" w:name="source_M07"/>
+      <w:bookmarkStart w:id="108" w:name="source_M07"/>
       <w:pPr>
         <w:pStyle w:val="SourceTitle"/>
       </w:pPr>
       <w:r>
         <w:t>M07  Fox in a Box Brisbane corporate events</w:t>
       </w:r>
-      <w:bookmarkEnd w:id="109"/>
+      <w:bookmarkEnd w:id="108"/>
     </w:p>
     <w:p>
       <w:pPr>
@@ -20088,14 +19245,30 @@
         <w:keepNext/>
       </w:pPr>
       <w:r>
-        <w:t>Checked 2026-10-29</w:t>
+        <w:t>Recorded observation date: 2026-10-29</w:t>
       </w:r>
     </w:p>
     <w:p>
       <w:pPr>
         <w:pStyle w:val="SourceNote"/>
       </w:pPr>
-      <w:hyperlink r:id="rId77">
+      <w:r>
+        <w:t>page rechecked: Operator page confirms ten rooms and capacity up to sixty. Published corporate offers require their stated conditions.</w:t>
+      </w:r>
+    </w:p>
+    <w:p>
+      <w:pPr>
+        <w:pStyle w:val="SourceNote"/>
+      </w:pPr>
+      <w:r>
+        <w:t>Supplier quotation date: none recorded.</w:t>
+      </w:r>
+    </w:p>
+    <w:p>
+      <w:pPr>
+        <w:pStyle w:val="SourceNote"/>
+      </w:pPr>
+      <w:hyperlink r:id="rId78">
         <w:r>
           <w:rPr>
             <w:color w:val="275E67"/>
@@ -20106,21 +19279,21 @@
       </w:hyperlink>
     </w:p>
     <w:p>
-      <w:bookmarkStart w:id="110" w:name="source_M08"/>
+      <w:bookmarkStart w:id="109" w:name="source_M08"/>
       <w:pPr>
         <w:pStyle w:val="SourceTitle"/>
       </w:pPr>
       <w:r>
         <w:t>M08  Fox in a Box Brisbane FAQs</w:t>
       </w:r>
-      <w:bookmarkEnd w:id="110"/>
+      <w:bookmarkEnd w:id="109"/>
     </w:p>
     <w:p>
       <w:pPr>
         <w:pStyle w:val="RegisterText"/>
       </w:pPr>
       <w:r>
-        <w:t>Two to six players per room, selected rooms accept seven by request; two identical prison rooms support 12 head-to-head players. Up to 60 minutes gameplay and 90 minutes for the whole visit; arrive 15 minutes early.</w:t>
+        <w:t>Inherited observation, recorded 2026-10-29. Two to six players per room, selected rooms accept seven by request; two identical prison rooms support 12 head-to-head players. Up to 60 minutes gameplay and 90 minutes for the whole visit; arrive 15 minutes early.</w:t>
       </w:r>
     </w:p>
     <w:p>
@@ -20129,14 +19302,30 @@
         <w:keepNext/>
       </w:pPr>
       <w:r>
-        <w:t>Checked 2026-10-29</w:t>
+        <w:t>Recorded observation date: 2026-10-29</w:t>
       </w:r>
     </w:p>
     <w:p>
       <w:pPr>
         <w:pStyle w:val="SourceNote"/>
       </w:pPr>
-      <w:hyperlink r:id="rId78">
+      <w:r>
+        <w:t>inherited reference requires verification: Source retained from the previous edition; not independently rechecked in this revision. Treat specific factual or price claims as inherited observations.</w:t>
+      </w:r>
+    </w:p>
+    <w:p>
+      <w:pPr>
+        <w:pStyle w:val="SourceNote"/>
+      </w:pPr>
+      <w:r>
+        <w:t>Supplier quotation date: none recorded.</w:t>
+      </w:r>
+    </w:p>
+    <w:p>
+      <w:pPr>
+        <w:pStyle w:val="SourceNote"/>
+      </w:pPr>
+      <w:hyperlink r:id="rId79">
         <w:r>
           <w:rPr>
             <w:color w:val="275E67"/>
@@ -20147,14 +19336,14 @@
       </w:hyperlink>
     </w:p>
     <w:p>
-      <w:bookmarkStart w:id="111" w:name="source_M09"/>
+      <w:bookmarkStart w:id="110" w:name="source_M09"/>
       <w:pPr>
         <w:pStyle w:val="SourceTitle"/>
       </w:pPr>
       <w:r>
         <w:t>M09  Red Lock pricing</w:t>
       </w:r>
-      <w:bookmarkEnd w:id="111"/>
+      <w:bookmarkEnd w:id="110"/>
     </w:p>
     <w:p>
       <w:pPr>
@@ -20170,14 +19359,30 @@
         <w:keepNext/>
       </w:pPr>
       <w:r>
-        <w:t>Checked 2026-10-29</w:t>
+        <w:t>Recorded observation date: 2026-10-29</w:t>
       </w:r>
     </w:p>
     <w:p>
       <w:pPr>
         <w:pStyle w:val="SourceNote"/>
       </w:pPr>
-      <w:hyperlink r:id="rId79">
+      <w:r>
+        <w:t>partial verification: Pricing page rechecked: 99 AUD weekday three-room offer, minimum two people, same group in one day, excluding Queensland school holidays. Other conditions apply.</w:t>
+      </w:r>
+    </w:p>
+    <w:p>
+      <w:pPr>
+        <w:pStyle w:val="SourceNote"/>
+      </w:pPr>
+      <w:r>
+        <w:t>Supplier quotation date: none recorded.</w:t>
+      </w:r>
+    </w:p>
+    <w:p>
+      <w:pPr>
+        <w:pStyle w:val="SourceNote"/>
+      </w:pPr>
+      <w:hyperlink r:id="rId80">
         <w:r>
           <w:rPr>
             <w:color w:val="275E67"/>
@@ -20188,14 +19393,14 @@
       </w:hyperlink>
     </w:p>
     <w:p>
-      <w:bookmarkStart w:id="112" w:name="source_M10"/>
+      <w:bookmarkStart w:id="111" w:name="source_M10"/>
       <w:pPr>
         <w:pStyle w:val="SourceTitle"/>
       </w:pPr>
       <w:r>
         <w:t>M10  Team Escapes by Escape This capacity</w:t>
       </w:r>
-      <w:bookmarkEnd w:id="112"/>
+      <w:bookmarkEnd w:id="111"/>
     </w:p>
     <w:p>
       <w:pPr>
@@ -20211,14 +19416,30 @@
         <w:keepNext/>
       </w:pPr>
       <w:r>
-        <w:t>Checked 2026-10-29</w:t>
+        <w:t>Recorded observation date: 2026-10-29</w:t>
       </w:r>
     </w:p>
     <w:p>
       <w:pPr>
         <w:pStyle w:val="SourceNote"/>
       </w:pPr>
-      <w:hyperlink r:id="rId80">
+      <w:r>
+        <w:t>partial verification: Full open failed; official provider search result corroborates Perth CBD 14 rooms/108 players. Remaining per-venue counts are inherited and need page-level recheck.</w:t>
+      </w:r>
+    </w:p>
+    <w:p>
+      <w:pPr>
+        <w:pStyle w:val="SourceNote"/>
+      </w:pPr>
+      <w:r>
+        <w:t>Supplier quotation date: none recorded.</w:t>
+      </w:r>
+    </w:p>
+    <w:p>
+      <w:pPr>
+        <w:pStyle w:val="SourceNote"/>
+      </w:pPr>
+      <w:hyperlink r:id="rId81">
         <w:r>
           <w:rPr>
             <w:color w:val="275E67"/>
@@ -20229,14 +19450,14 @@
       </w:hyperlink>
     </w:p>
     <w:p>
-      <w:bookmarkStart w:id="113" w:name="source_M11"/>
+      <w:bookmarkStart w:id="112" w:name="source_M11"/>
       <w:pPr>
         <w:pStyle w:val="SourceTitle"/>
       </w:pPr>
       <w:r>
         <w:t>M11  The Great Escape Melbourne fitout case study</w:t>
       </w:r>
-      <w:bookmarkEnd w:id="113"/>
+      <w:bookmarkEnd w:id="112"/>
     </w:p>
     <w:p>
       <w:pPr>
@@ -20252,14 +19473,30 @@
         <w:keepNext/>
       </w:pPr>
       <w:r>
-        <w:t>Checked 2026-10-29</w:t>
+        <w:t>Recorded observation date: 2026-10-29</w:t>
       </w:r>
     </w:p>
     <w:p>
       <w:pPr>
         <w:pStyle w:val="SourceNote"/>
       </w:pPr>
-      <w:hyperlink r:id="rId81">
+      <w:r>
+        <w:t>page rechecked: Designer project page retrieved; venue area is a whole mixed-use project, not mean game area.</w:t>
+      </w:r>
+    </w:p>
+    <w:p>
+      <w:pPr>
+        <w:pStyle w:val="SourceNote"/>
+      </w:pPr>
+      <w:r>
+        <w:t>Supplier quotation date: none recorded.</w:t>
+      </w:r>
+    </w:p>
+    <w:p>
+      <w:pPr>
+        <w:pStyle w:val="SourceNote"/>
+      </w:pPr>
+      <w:hyperlink r:id="rId82">
         <w:r>
           <w:rPr>
             <w:color w:val="275E67"/>
@@ -20270,14 +19507,14 @@
       </w:hyperlink>
     </w:p>
     <w:p>
-      <w:bookmarkStart w:id="114" w:name="source_M12"/>
+      <w:bookmarkStart w:id="113" w:name="source_M12"/>
       <w:pPr>
         <w:pStyle w:val="SourceTitle"/>
       </w:pPr>
       <w:r>
         <w:t>M12  The Great Escape current game overview</w:t>
       </w:r>
-      <w:bookmarkEnd w:id="114"/>
+      <w:bookmarkEnd w:id="113"/>
     </w:p>
     <w:p>
       <w:pPr>
@@ -20293,14 +19530,30 @@
         <w:keepNext/>
       </w:pPr>
       <w:r>
-        <w:t>Checked 2026-10-29</w:t>
+        <w:t>Recorded observation date: 2026-10-29</w:t>
       </w:r>
     </w:p>
     <w:p>
       <w:pPr>
         <w:pStyle w:val="SourceNote"/>
       </w:pPr>
-      <w:hyperlink r:id="rId82">
+      <w:r>
+        <w:t>page rechecked: Operator page advertises five of nine Melbourne CBD rooms open.</w:t>
+      </w:r>
+    </w:p>
+    <w:p>
+      <w:pPr>
+        <w:pStyle w:val="SourceNote"/>
+      </w:pPr>
+      <w:r>
+        <w:t>Supplier quotation date: none recorded.</w:t>
+      </w:r>
+    </w:p>
+    <w:p>
+      <w:pPr>
+        <w:pStyle w:val="SourceNote"/>
+      </w:pPr>
+      <w:hyperlink r:id="rId83">
         <w:r>
           <w:rPr>
             <w:color w:val="275E67"/>
@@ -20311,21 +19564,21 @@
       </w:hyperlink>
     </w:p>
     <w:p>
-      <w:bookmarkStart w:id="115" w:name="source_M13"/>
+      <w:bookmarkStart w:id="114" w:name="source_M13"/>
       <w:pPr>
         <w:pStyle w:val="SourceTitle"/>
       </w:pPr>
       <w:r>
         <w:t>M13  Mission Sydney Trapped</w:t>
       </w:r>
-      <w:bookmarkEnd w:id="115"/>
+      <w:bookmarkEnd w:id="114"/>
     </w:p>
     <w:p>
       <w:pPr>
         <w:pStyle w:val="RegisterText"/>
       </w:pPr>
       <w:r>
-        <w:t>Trapped takes two to four players for 70 minutes. Its smallest lift chamber is about 6 m², a part of the set rather than the full adventure or venue area.</w:t>
+        <w:t>Inherited observation, recorded 2026-10-29. Trapped takes two to four players for 70 minutes. Its smallest lift chamber is about 6 m², a part of the set rather than the full adventure or venue area.</w:t>
       </w:r>
     </w:p>
     <w:p>
@@ -20334,14 +19587,30 @@
         <w:keepNext/>
       </w:pPr>
       <w:r>
-        <w:t>Checked 2026-10-29</w:t>
+        <w:t>Recorded observation date: 2026-10-29</w:t>
       </w:r>
     </w:p>
     <w:p>
       <w:pPr>
         <w:pStyle w:val="SourceNote"/>
       </w:pPr>
-      <w:hyperlink r:id="rId83">
+      <w:r>
+        <w:t>inherited reference requires verification: Source retained from the previous edition; not independently rechecked in this revision. Treat specific factual or price claims as inherited observations.</w:t>
+      </w:r>
+    </w:p>
+    <w:p>
+      <w:pPr>
+        <w:pStyle w:val="SourceNote"/>
+      </w:pPr>
+      <w:r>
+        <w:t>Supplier quotation date: none recorded.</w:t>
+      </w:r>
+    </w:p>
+    <w:p>
+      <w:pPr>
+        <w:pStyle w:val="SourceNote"/>
+      </w:pPr>
+      <w:hyperlink r:id="rId84">
         <w:r>
           <w:rPr>
             <w:color w:val="275E67"/>
@@ -20352,14 +19621,14 @@
       </w:hyperlink>
     </w:p>
     <w:p>
-      <w:bookmarkStart w:id="116" w:name="source_M14"/>
+      <w:bookmarkStart w:id="115" w:name="source_M14"/>
       <w:pPr>
         <w:pStyle w:val="SourceTitle"/>
       </w:pPr>
       <w:r>
         <w:t>M14  Indestroom Australia supplier catalogue</w:t>
       </w:r>
-      <w:bookmarkEnd w:id="116"/>
+      <w:bookmarkEnd w:id="115"/>
     </w:p>
     <w:p>
       <w:pPr>
@@ -20375,14 +19644,30 @@
         <w:keepNext/>
       </w:pPr>
       <w:r>
-        <w:t>Checked 2026-10-29</w:t>
+        <w:t>Recorded observation date: 2026-10-29</w:t>
       </w:r>
     </w:p>
     <w:p>
       <w:pPr>
         <w:pStyle w:val="SourceNote"/>
       </w:pPr>
-      <w:hyperlink r:id="rId84">
+      <w:r>
+        <w:t>page rechecked: Supplier page confirms named standard package prices, area ranges and source-specific production timing.</w:t>
+      </w:r>
+    </w:p>
+    <w:p>
+      <w:pPr>
+        <w:pStyle w:val="SourceNote"/>
+      </w:pPr>
+      <w:r>
+        <w:t>Supplier quotation date: none recorded.</w:t>
+      </w:r>
+    </w:p>
+    <w:p>
+      <w:pPr>
+        <w:pStyle w:val="SourceNote"/>
+      </w:pPr>
+      <w:hyperlink r:id="rId85">
         <w:r>
           <w:rPr>
             <w:color w:val="275E67"/>
@@ -20393,21 +19678,21 @@
       </w:hyperlink>
     </w:p>
     <w:p>
-      <w:bookmarkStart w:id="117" w:name="source_M15"/>
+      <w:bookmarkStart w:id="116" w:name="source_M15"/>
       <w:pPr>
         <w:pStyle w:val="SourceTitle"/>
       </w:pPr>
       <w:r>
         <w:t>M15  Lost Locks founder interview</w:t>
       </w:r>
-      <w:bookmarkEnd w:id="117"/>
+      <w:bookmarkEnd w:id="116"/>
     </w:p>
     <w:p>
       <w:pPr>
         <w:pStyle w:val="RegisterText"/>
       </w:pPr>
       <w:r>
-        <w:t>Founder interview published 8 May 2023: they sought about 500 m² for up to ten rooms; six were open at interview with space for four more. Whole-premises search target, not a verified current area or count.</w:t>
+        <w:t>Inherited observation, recorded 2026-10-29. Founder interview published 8 May 2023: they sought about 500 m² for up to ten rooms; six were open at interview with space for four more. Whole-premises search target, not a verified current area or count.</w:t>
       </w:r>
     </w:p>
     <w:p>
@@ -20416,14 +19701,30 @@
         <w:keepNext/>
       </w:pPr>
       <w:r>
-        <w:t>Checked 2026-10-29</w:t>
+        <w:t>Recorded observation date: 2026-10-29</w:t>
       </w:r>
     </w:p>
     <w:p>
       <w:pPr>
         <w:pStyle w:val="SourceNote"/>
       </w:pPr>
-      <w:hyperlink r:id="rId85">
+      <w:r>
+        <w:t>inherited reference requires verification: Source retained from the previous edition; not independently rechecked in this revision. Treat specific factual or price claims as inherited observations.</w:t>
+      </w:r>
+    </w:p>
+    <w:p>
+      <w:pPr>
+        <w:pStyle w:val="SourceNote"/>
+      </w:pPr>
+      <w:r>
+        <w:t>Supplier quotation date: none recorded.</w:t>
+      </w:r>
+    </w:p>
+    <w:p>
+      <w:pPr>
+        <w:pStyle w:val="SourceNote"/>
+      </w:pPr>
+      <w:hyperlink r:id="rId86">
         <w:r>
           <w:rPr>
             <w:color w:val="275E67"/>
@@ -20434,14 +19735,14 @@
       </w:hyperlink>
     </w:p>
     <w:p>
-      <w:bookmarkStart w:id="118" w:name="source_M16"/>
+      <w:bookmarkStart w:id="117" w:name="source_M16"/>
       <w:pPr>
         <w:pStyle w:val="SourceTitle"/>
       </w:pPr>
       <w:r>
         <w:t>M16  Mystery Rooms Geelong consolidation and touring games</w:t>
       </w:r>
-      <w:bookmarkEnd w:id="118"/>
+      <w:bookmarkEnd w:id="117"/>
     </w:p>
     <w:p>
       <w:pPr>
@@ -20457,14 +19758,30 @@
         <w:keepNext/>
       </w:pPr>
       <w:r>
-        <w:t>Checked 2026-10-29</w:t>
+        <w:t>Recorded observation date: 2026-10-29</w:t>
       </w:r>
     </w:p>
     <w:p>
       <w:pPr>
         <w:pStyle w:val="SourceNote"/>
       </w:pPr>
-      <w:hyperlink r:id="rId86">
+      <w:r>
+        <w:t>page rechecked: Operator page retrieved for relocation and partner-voucher terms.</w:t>
+      </w:r>
+    </w:p>
+    <w:p>
+      <w:pPr>
+        <w:pStyle w:val="SourceNote"/>
+      </w:pPr>
+      <w:r>
+        <w:t>Supplier quotation date: none recorded.</w:t>
+      </w:r>
+    </w:p>
+    <w:p>
+      <w:pPr>
+        <w:pStyle w:val="SourceNote"/>
+      </w:pPr>
+      <w:hyperlink r:id="rId87">
         <w:r>
           <w:rPr>
             <w:color w:val="275E67"/>
@@ -20475,14 +19792,14 @@
       </w:hyperlink>
     </w:p>
     <w:p>
-      <w:bookmarkStart w:id="119" w:name="source_M17"/>
+      <w:bookmarkStart w:id="118" w:name="source_M17"/>
       <w:pPr>
         <w:pStyle w:val="SourceTitle"/>
       </w:pPr>
       <w:r>
         <w:t>M17  Padlockd room catalogue</w:t>
       </w:r>
-      <w:bookmarkEnd w:id="119"/>
+      <w:bookmarkEnd w:id="118"/>
     </w:p>
     <w:p>
       <w:pPr>
@@ -20498,14 +19815,30 @@
         <w:keepNext/>
       </w:pPr>
       <w:r>
-        <w:t>Checked 2026-10-29</w:t>
+        <w:t>Recorded observation date: 2026-10-29</w:t>
       </w:r>
     </w:p>
     <w:p>
       <w:pPr>
         <w:pStyle w:val="SourceNote"/>
       </w:pPr>
-      <w:hyperlink r:id="rId87">
+      <w:r>
+        <w:t>page rechecked: Operator catalogue retrieved. Catalogue size is not a room count within one premises.</w:t>
+      </w:r>
+    </w:p>
+    <w:p>
+      <w:pPr>
+        <w:pStyle w:val="SourceNote"/>
+      </w:pPr>
+      <w:r>
+        <w:t>Supplier quotation date: none recorded.</w:t>
+      </w:r>
+    </w:p>
+    <w:p>
+      <w:pPr>
+        <w:pStyle w:val="SourceNote"/>
+      </w:pPr>
+      <w:hyperlink r:id="rId88">
         <w:r>
           <w:rPr>
             <w:color w:val="275E67"/>
@@ -20516,14 +19849,14 @@
       </w:hyperlink>
     </w:p>
     <w:p>
-      <w:bookmarkStart w:id="120" w:name="source_M18"/>
+      <w:bookmarkStart w:id="119" w:name="source_M18"/>
       <w:pPr>
         <w:pStyle w:val="SourceTitle"/>
       </w:pPr>
       <w:r>
         <w:t>M18  Puzzled pricing</w:t>
       </w:r>
-      <w:bookmarkEnd w:id="120"/>
+      <w:bookmarkEnd w:id="119"/>
     </w:p>
     <w:p>
       <w:pPr>
@@ -20539,14 +19872,30 @@
         <w:keepNext/>
       </w:pPr>
       <w:r>
-        <w:t>Checked 2026-10-29</w:t>
+        <w:t>Recorded observation date: 2026-10-29</w:t>
       </w:r>
     </w:p>
     <w:p>
       <w:pPr>
         <w:pStyle w:val="SourceNote"/>
       </w:pPr>
-      <w:hyperlink r:id="rId88">
+      <w:r>
+        <w:t>page rechecked: Operator page confirms 42 AUD per person for groups of four to six.</w:t>
+      </w:r>
+    </w:p>
+    <w:p>
+      <w:pPr>
+        <w:pStyle w:val="SourceNote"/>
+      </w:pPr>
+      <w:r>
+        <w:t>Supplier quotation date: none recorded.</w:t>
+      </w:r>
+    </w:p>
+    <w:p>
+      <w:pPr>
+        <w:pStyle w:val="SourceNote"/>
+      </w:pPr>
+      <w:hyperlink r:id="rId89">
         <w:r>
           <w:rPr>
             <w:color w:val="275E67"/>
@@ -20557,14 +19906,14 @@
       </w:hyperlink>
     </w:p>
     <w:p>
-      <w:bookmarkStart w:id="121" w:name="source_M19"/>
+      <w:bookmarkStart w:id="120" w:name="source_M19"/>
       <w:pPr>
         <w:pStyle w:val="SourceTitle"/>
       </w:pPr>
       <w:r>
         <w:t>M19  Puzzled schools</w:t>
       </w:r>
-      <w:bookmarkEnd w:id="121"/>
+      <w:bookmarkEnd w:id="120"/>
     </w:p>
     <w:p>
       <w:pPr>
@@ -20580,14 +19929,30 @@
         <w:keepNext/>
       </w:pPr>
       <w:r>
-        <w:t>Checked 2026-10-29</w:t>
+        <w:t>Recorded observation date: 2026-10-29</w:t>
       </w:r>
     </w:p>
     <w:p>
       <w:pPr>
         <w:pStyle w:val="SourceNote"/>
       </w:pPr>
-      <w:hyperlink r:id="rId89">
+      <w:r>
+        <w:t>page rechecked: Operator page confirms weekday 35 AUD student price with minimum twenty.</w:t>
+      </w:r>
+    </w:p>
+    <w:p>
+      <w:pPr>
+        <w:pStyle w:val="SourceNote"/>
+      </w:pPr>
+      <w:r>
+        <w:t>Supplier quotation date: none recorded.</w:t>
+      </w:r>
+    </w:p>
+    <w:p>
+      <w:pPr>
+        <w:pStyle w:val="SourceNote"/>
+      </w:pPr>
+      <w:hyperlink r:id="rId90">
         <w:r>
           <w:rPr>
             <w:color w:val="275E67"/>
@@ -20598,14 +19963,14 @@
       </w:hyperlink>
     </w:p>
     <w:p>
-      <w:bookmarkStart w:id="122" w:name="source_M20"/>
+      <w:bookmarkStart w:id="121" w:name="source_M20"/>
       <w:pPr>
         <w:pStyle w:val="SourceTitle"/>
       </w:pPr>
       <w:r>
         <w:t>M20  Project Immersive events</w:t>
       </w:r>
-      <w:bookmarkEnd w:id="122"/>
+      <w:bookmarkEnd w:id="121"/>
     </w:p>
     <w:p>
       <w:pPr>
@@ -20621,14 +19986,30 @@
         <w:keepNext/>
       </w:pPr>
       <w:r>
-        <w:t>Checked 2026-10-29</w:t>
+        <w:t>Recorded observation date: 2026-10-29</w:t>
       </w:r>
     </w:p>
     <w:p>
       <w:pPr>
         <w:pStyle w:val="SourceNote"/>
       </w:pPr>
-      <w:hyperlink r:id="rId90">
+      <w:r>
+        <w:t>page rechecked: Operator event page retrieved for group-event comparison.</w:t>
+      </w:r>
+    </w:p>
+    <w:p>
+      <w:pPr>
+        <w:pStyle w:val="SourceNote"/>
+      </w:pPr>
+      <w:r>
+        <w:t>Supplier quotation date: none recorded.</w:t>
+      </w:r>
+    </w:p>
+    <w:p>
+      <w:pPr>
+        <w:pStyle w:val="SourceNote"/>
+      </w:pPr>
+      <w:hyperlink r:id="rId91">
         <w:r>
           <w:rPr>
             <w:color w:val="275E67"/>
@@ -20639,21 +20020,21 @@
       </w:hyperlink>
     </w:p>
     <w:p>
-      <w:bookmarkStart w:id="123" w:name="source_M21"/>
+      <w:bookmarkStart w:id="122" w:name="source_M21"/>
       <w:pPr>
         <w:pStyle w:val="SourceTitle"/>
       </w:pPr>
       <w:r>
         <w:t>M21  TRA State and Regional Tourism Satellite Accounts</w:t>
       </w:r>
-      <w:bookmarkEnd w:id="123"/>
+      <w:bookmarkEnd w:id="122"/>
     </w:p>
     <w:p>
       <w:pPr>
         <w:pStyle w:val="RegisterText"/>
       </w:pPr>
       <w:r>
-        <w:t>2024–25 Queensland tourism consumption AUD 49.0 billion, including regional Queensland AUD 19.8643 billion with 4.8% growth. Consumption differs from trip spending and must not be added to the other TRA headline measures.</w:t>
+        <w:t>Inherited observation, recorded 2026-10-29. 2024–25 Queensland tourism consumption AUD 49.0 billion, including regional Queensland AUD 19.8643 billion with 4.8% growth. Consumption differs from trip spending and must not be added to the other TRA headline measures.</w:t>
       </w:r>
     </w:p>
     <w:p>
@@ -20662,14 +20043,30 @@
         <w:keepNext/>
       </w:pPr>
       <w:r>
-        <w:t>Checked 2026-10-29</w:t>
+        <w:t>Recorded observation date: 2026-10-29</w:t>
       </w:r>
     </w:p>
     <w:p>
       <w:pPr>
         <w:pStyle w:val="SourceNote"/>
       </w:pPr>
-      <w:hyperlink r:id="rId91">
+      <w:r>
+        <w:t>inherited reference requires verification: Source retained from the previous edition; not independently rechecked in this revision. Treat specific factual or price claims as inherited observations.</w:t>
+      </w:r>
+    </w:p>
+    <w:p>
+      <w:pPr>
+        <w:pStyle w:val="SourceNote"/>
+      </w:pPr>
+      <w:r>
+        <w:t>Supplier quotation date: none recorded.</w:t>
+      </w:r>
+    </w:p>
+    <w:p>
+      <w:pPr>
+        <w:pStyle w:val="SourceNote"/>
+      </w:pPr>
+      <w:hyperlink r:id="rId92">
         <w:r>
           <w:rPr>
             <w:color w:val="275E67"/>
@@ -20680,21 +20077,21 @@
       </w:hyperlink>
     </w:p>
     <w:p>
-      <w:bookmarkStart w:id="124" w:name="source_M22"/>
+      <w:bookmarkStart w:id="123" w:name="source_M22"/>
       <w:pPr>
         <w:pStyle w:val="SourceTitle"/>
       </w:pPr>
       <w:r>
         <w:t>M22  Destination NSW tourism distribution</w:t>
       </w:r>
-      <w:bookmarkEnd w:id="124"/>
+      <w:bookmarkEnd w:id="123"/>
     </w:p>
     <w:p>
       <w:pPr>
         <w:pStyle w:val="RegisterText"/>
       </w:pPr>
       <w:r>
-        <w:t>Guidance recommends bookable products with commission included in pricing and connections with local government agencies and tourism associations for distribution.</w:t>
+        <w:t>Inherited observation, recorded 2026-10-29. Guidance recommends bookable products with commission included in pricing and connections with local government agencies and tourism associations for distribution.</w:t>
       </w:r>
     </w:p>
     <w:p>
@@ -20703,14 +20100,30 @@
         <w:keepNext/>
       </w:pPr>
       <w:r>
-        <w:t>Checked 2026-10-29</w:t>
+        <w:t>Recorded observation date: 2026-10-29</w:t>
       </w:r>
     </w:p>
     <w:p>
       <w:pPr>
         <w:pStyle w:val="SourceNote"/>
       </w:pPr>
-      <w:hyperlink r:id="rId92">
+      <w:r>
+        <w:t>inherited reference requires verification: Source retained from the previous edition; not independently rechecked in this revision. Treat specific factual or price claims as inherited observations.</w:t>
+      </w:r>
+    </w:p>
+    <w:p>
+      <w:pPr>
+        <w:pStyle w:val="SourceNote"/>
+      </w:pPr>
+      <w:r>
+        <w:t>Supplier quotation date: none recorded.</w:t>
+      </w:r>
+    </w:p>
+    <w:p>
+      <w:pPr>
+        <w:pStyle w:val="SourceNote"/>
+      </w:pPr>
+      <w:hyperlink r:id="rId93">
         <w:r>
           <w:rPr>
             <w:color w:val="275E67"/>
@@ -20721,21 +20134,21 @@
       </w:hyperlink>
     </w:p>
     <w:p>
-      <w:bookmarkStart w:id="125" w:name="source_M23"/>
+      <w:bookmarkStart w:id="124" w:name="source_M23"/>
       <w:pPr>
         <w:pStyle w:val="SourceTitle"/>
       </w:pPr>
       <w:r>
         <w:t>M23  Local Government Funding submission register</w:t>
       </w:r>
-      <w:bookmarkEnd w:id="125"/>
+      <w:bookmarkEnd w:id="124"/>
     </w:p>
     <w:p>
       <w:pPr>
         <w:pStyle w:val="RegisterText"/>
       </w:pPr>
       <w:r>
-        <w:t>The official register identifies Submission 2 by Mr Luke Nathan Hayes, a 263 KB PDF. The exact uploaded Missing Middle edition has not been recovered.</w:t>
+        <w:t>Inherited observation, recorded 2026-10-29. The official register identifies Submission 2 by Mr Luke Nathan Hayes, a 263 KB PDF. The exact uploaded Missing Middle edition has not been recovered.</w:t>
       </w:r>
     </w:p>
     <w:p>
@@ -20744,14 +20157,30 @@
         <w:keepNext/>
       </w:pPr>
       <w:r>
-        <w:t>Checked 2026-10-29</w:t>
+        <w:t>Recorded observation date: 2026-10-29</w:t>
       </w:r>
     </w:p>
     <w:p>
       <w:pPr>
         <w:pStyle w:val="SourceNote"/>
       </w:pPr>
-      <w:hyperlink r:id="rId93">
+      <w:r>
+        <w:t>inherited reference requires verification: Source retained from the previous edition; not independently rechecked in this revision. Treat specific factual or price claims as inherited observations.</w:t>
+      </w:r>
+    </w:p>
+    <w:p>
+      <w:pPr>
+        <w:pStyle w:val="SourceNote"/>
+      </w:pPr>
+      <w:r>
+        <w:t>Supplier quotation date: none recorded.</w:t>
+      </w:r>
+    </w:p>
+    <w:p>
+      <w:pPr>
+        <w:pStyle w:val="SourceNote"/>
+      </w:pPr>
+      <w:hyperlink r:id="rId94">
         <w:r>
           <w:rPr>
             <w:color w:val="275E67"/>
@@ -20762,21 +20191,21 @@
       </w:hyperlink>
     </w:p>
     <w:p>
-      <w:bookmarkStart w:id="126" w:name="source_M24"/>
+      <w:bookmarkStart w:id="125" w:name="source_M24"/>
       <w:pPr>
         <w:pStyle w:val="SourceTitle"/>
       </w:pPr>
       <w:r>
         <w:t>M24  Australian Curriculum, Personal and Social capability</w:t>
       </w:r>
-      <w:bookmarkEnd w:id="126"/>
+      <w:bookmarkEnd w:id="125"/>
     </w:p>
     <w:p>
       <w:pPr>
         <w:pStyle w:val="RegisterText"/>
       </w:pPr>
       <w:r>
-        <w:t>Curriculum mapping for communication, collaboration, reflective practice and conflict resolution.</w:t>
+        <w:t>Inherited observation, recorded 2026-10-29. Curriculum mapping for communication, collaboration, reflective practice and conflict resolution.</w:t>
       </w:r>
     </w:p>
     <w:p>
@@ -20785,14 +20214,30 @@
         <w:keepNext/>
       </w:pPr>
       <w:r>
-        <w:t>Checked 2026-10-29</w:t>
+        <w:t>Recorded observation date: 2026-10-29</w:t>
       </w:r>
     </w:p>
     <w:p>
       <w:pPr>
         <w:pStyle w:val="SourceNote"/>
       </w:pPr>
-      <w:hyperlink r:id="rId94">
+      <w:r>
+        <w:t>inherited reference requires verification: Source retained from the previous edition; not independently rechecked in this revision. Treat specific factual or price claims as inherited observations.</w:t>
+      </w:r>
+    </w:p>
+    <w:p>
+      <w:pPr>
+        <w:pStyle w:val="SourceNote"/>
+      </w:pPr>
+      <w:r>
+        <w:t>Supplier quotation date: none recorded.</w:t>
+      </w:r>
+    </w:p>
+    <w:p>
+      <w:pPr>
+        <w:pStyle w:val="SourceNote"/>
+      </w:pPr>
+      <w:hyperlink r:id="rId95">
         <w:r>
           <w:rPr>
             <w:color w:val="275E67"/>
@@ -20803,21 +20248,21 @@
       </w:hyperlink>
     </w:p>
     <w:p>
-      <w:bookmarkStart w:id="127" w:name="source_M25"/>
+      <w:bookmarkStart w:id="126" w:name="source_M25"/>
       <w:pPr>
         <w:pStyle w:val="SourceTitle"/>
       </w:pPr>
       <w:r>
         <w:t>M25  QCAA Personal and Social capability learning continuum</w:t>
       </w:r>
-      <w:bookmarkEnd w:id="127"/>
+      <w:bookmarkEnd w:id="126"/>
     </w:p>
     <w:p>
       <w:pPr>
         <w:pStyle w:val="RegisterText"/>
       </w:pPr>
       <w:r>
-        <w:t>Developmental continuum for selecting school-stage outcomes and planning suitable activities.</w:t>
+        <w:t>Inherited observation, recorded 2026-10-29. Developmental continuum for selecting school-stage outcomes and planning suitable activities.</w:t>
       </w:r>
     </w:p>
     <w:p>
@@ -20826,14 +20271,30 @@
         <w:keepNext/>
       </w:pPr>
       <w:r>
-        <w:t>Checked 2026-10-29</w:t>
+        <w:t>Recorded observation date: 2026-10-29</w:t>
       </w:r>
     </w:p>
     <w:p>
       <w:pPr>
         <w:pStyle w:val="SourceNote"/>
       </w:pPr>
-      <w:hyperlink r:id="rId95">
+      <w:r>
+        <w:t>inherited reference requires verification: Source retained from the previous edition; not independently rechecked in this revision. Treat specific factual or price claims as inherited observations.</w:t>
+      </w:r>
+    </w:p>
+    <w:p>
+      <w:pPr>
+        <w:pStyle w:val="SourceNote"/>
+      </w:pPr>
+      <w:r>
+        <w:t>Supplier quotation date: none recorded.</w:t>
+      </w:r>
+    </w:p>
+    <w:p>
+      <w:pPr>
+        <w:pStyle w:val="SourceNote"/>
+      </w:pPr>
+      <w:hyperlink r:id="rId96">
         <w:r>
           <w:rPr>
             <w:color w:val="275E67"/>
@@ -20844,14 +20305,14 @@
       </w:hyperlink>
     </w:p>
     <w:p>
-      <w:bookmarkStart w:id="128" w:name="source_R101"/>
+      <w:bookmarkStart w:id="127" w:name="source_R101"/>
       <w:pPr>
         <w:pStyle w:val="SourceTitle"/>
       </w:pPr>
       <w:r>
         <w:t>R101  Fair Work, Amusement Events and Recreation Award, effective 1 July 2026</w:t>
       </w:r>
-      <w:bookmarkEnd w:id="128"/>
+      <w:bookmarkEnd w:id="127"/>
     </w:p>
     <w:p>
       <w:pPr>
@@ -20867,14 +20328,30 @@
         <w:keepNext/>
       </w:pPr>
       <w:r>
-        <w:t>Checked 2026-10-29</w:t>
+        <w:t>Recorded observation date: 2026-10-29</w:t>
       </w:r>
     </w:p>
     <w:p>
       <w:pPr>
         <w:pStyle w:val="SourceNote"/>
       </w:pPr>
-      <w:hyperlink r:id="rId96">
+      <w:r>
+        <w:t>page rechecked: Official award rechecked, including example adult casual Grade 4 and Grade 6 rates.</w:t>
+      </w:r>
+    </w:p>
+    <w:p>
+      <w:pPr>
+        <w:pStyle w:val="SourceNote"/>
+      </w:pPr>
+      <w:r>
+        <w:t>Supplier quotation date: none recorded.</w:t>
+      </w:r>
+    </w:p>
+    <w:p>
+      <w:pPr>
+        <w:pStyle w:val="SourceNote"/>
+      </w:pPr>
+      <w:hyperlink r:id="rId97">
         <w:r>
           <w:rPr>
             <w:color w:val="275E67"/>
@@ -20885,14 +20362,14 @@
       </w:hyperlink>
     </w:p>
     <w:p>
-      <w:bookmarkStart w:id="129" w:name="source_R102"/>
+      <w:bookmarkStart w:id="128" w:name="source_R102"/>
       <w:pPr>
         <w:pStyle w:val="SourceTitle"/>
       </w:pPr>
       <w:r>
         <w:t>R102  ATO, calculating super guarantee</w:t>
       </w:r>
-      <w:bookmarkEnd w:id="129"/>
+      <w:bookmarkEnd w:id="128"/>
     </w:p>
     <w:p>
       <w:pPr>
@@ -20908,14 +20385,30 @@
         <w:keepNext/>
       </w:pPr>
       <w:r>
-        <w:t>Checked 2026-10-29</w:t>
+        <w:t>Recorded observation date: 2026-10-29</w:t>
       </w:r>
     </w:p>
     <w:p>
       <w:pPr>
         <w:pStyle w:val="SourceNote"/>
       </w:pPr>
-      <w:hyperlink r:id="rId97">
+      <w:r>
+        <w:t>partial verification: Earlier teaching page did not expose the rate in retrieved text. Official ATO material corroborates 12%; see the added official Payday Super source.</w:t>
+      </w:r>
+    </w:p>
+    <w:p>
+      <w:pPr>
+        <w:pStyle w:val="SourceNote"/>
+      </w:pPr>
+      <w:r>
+        <w:t>Supplier quotation date: none recorded.</w:t>
+      </w:r>
+    </w:p>
+    <w:p>
+      <w:pPr>
+        <w:pStyle w:val="SourceNote"/>
+      </w:pPr>
+      <w:hyperlink r:id="rId98">
         <w:r>
           <w:rPr>
             <w:color w:val="275E67"/>
@@ -20926,14 +20419,14 @@
       </w:hyperlink>
     </w:p>
     <w:p>
-      <w:bookmarkStart w:id="130" w:name="source_R103"/>
+      <w:bookmarkStart w:id="129" w:name="source_R103"/>
       <w:pPr>
         <w:pStyle w:val="SourceTitle"/>
       </w:pPr>
       <w:r>
         <w:t>R103  Stripe Australia, current pricing</w:t>
       </w:r>
-      <w:bookmarkEnd w:id="130"/>
+      <w:bookmarkEnd w:id="129"/>
     </w:p>
     <w:p>
       <w:pPr>
@@ -20949,14 +20442,30 @@
         <w:keepNext/>
       </w:pPr>
       <w:r>
-        <w:t>Checked 2026-10-29</w:t>
+        <w:t>Recorded observation date: 2026-10-29</w:t>
       </w:r>
     </w:p>
     <w:p>
       <w:pPr>
         <w:pStyle w:val="SourceNote"/>
       </w:pPr>
-      <w:hyperlink r:id="rId98">
+      <w:r>
+        <w:t>page rechecked: Provider page confirms domestic online cards at 1.65% plus 0.30 AUD and fees including GST.</w:t>
+      </w:r>
+    </w:p>
+    <w:p>
+      <w:pPr>
+        <w:pStyle w:val="SourceNote"/>
+      </w:pPr>
+      <w:r>
+        <w:t>Supplier quotation date: none recorded.</w:t>
+      </w:r>
+    </w:p>
+    <w:p>
+      <w:pPr>
+        <w:pStyle w:val="SourceNote"/>
+      </w:pPr>
+      <w:hyperlink r:id="rId99">
         <w:r>
           <w:rPr>
             <w:color w:val="275E67"/>
@@ -20967,14 +20476,14 @@
       </w:hyperlink>
     </w:p>
     <w:p>
-      <w:bookmarkStart w:id="131" w:name="source_R104"/>
+      <w:bookmarkStart w:id="130" w:name="source_R104"/>
       <w:pPr>
         <w:pStyle w:val="SourceTitle"/>
       </w:pPr>
       <w:r>
         <w:t>R104  Dash Group, Brisbane labour hire charge rates</w:t>
       </w:r>
-      <w:bookmarkEnd w:id="131"/>
+      <w:bookmarkEnd w:id="130"/>
     </w:p>
     <w:p>
       <w:pPr>
@@ -20990,14 +20499,30 @@
         <w:keepNext/>
       </w:pPr>
       <w:r>
-        <w:t>Checked 2026-10-29</w:t>
+        <w:t>Recorded observation date: 2026-10-29</w:t>
       </w:r>
     </w:p>
     <w:p>
       <w:pPr>
         <w:pStyle w:val="SourceNote"/>
       </w:pPr>
-      <w:hyperlink r:id="rId99">
+      <w:r>
+        <w:t>partial verification: Full open failed; provider search result reproduces indicative labour/carpentry/shopfitting rates. Not a requested quote.</w:t>
+      </w:r>
+    </w:p>
+    <w:p>
+      <w:pPr>
+        <w:pStyle w:val="SourceNote"/>
+      </w:pPr>
+      <w:r>
+        <w:t>Supplier quotation date: none recorded.</w:t>
+      </w:r>
+    </w:p>
+    <w:p>
+      <w:pPr>
+        <w:pStyle w:val="SourceNote"/>
+      </w:pPr>
+      <w:hyperlink r:id="rId100">
         <w:r>
           <w:rPr>
             <w:color w:val="275E67"/>
@@ -21008,14 +20533,14 @@
       </w:hyperlink>
     </w:p>
     <w:p>
-      <w:bookmarkStart w:id="132" w:name="source_R105"/>
+      <w:bookmarkStart w:id="131" w:name="source_R105"/>
       <w:pPr>
         <w:pStyle w:val="SourceTitle"/>
       </w:pPr>
       <w:r>
         <w:t>R105  Voltora, Brisbane electrical attendance prices</w:t>
       </w:r>
-      <w:bookmarkEnd w:id="132"/>
+      <w:bookmarkEnd w:id="131"/>
     </w:p>
     <w:p>
       <w:pPr>
@@ -21031,14 +20556,30 @@
         <w:keepNext/>
       </w:pPr>
       <w:r>
-        <w:t>Checked 2026-10-29</w:t>
+        <w:t>Recorded observation date: 2026-10-29</w:t>
       </w:r>
     </w:p>
     <w:p>
       <w:pPr>
         <w:pStyle w:val="SourceNote"/>
       </w:pPr>
-      <w:hyperlink r:id="rId100">
+      <w:r>
+        <w:t>page rechecked: Provider page confirms 258.50 AUD first attendance/hour and 148.50 AUD additional hours including GST; indicative only.</w:t>
+      </w:r>
+    </w:p>
+    <w:p>
+      <w:pPr>
+        <w:pStyle w:val="SourceNote"/>
+      </w:pPr>
+      <w:r>
+        <w:t>Supplier quotation date: none recorded.</w:t>
+      </w:r>
+    </w:p>
+    <w:p>
+      <w:pPr>
+        <w:pStyle w:val="SourceNote"/>
+      </w:pPr>
+      <w:hyperlink r:id="rId101">
         <w:r>
           <w:rPr>
             <w:color w:val="275E67"/>
@@ -21049,14 +20590,14 @@
       </w:hyperlink>
     </w:p>
     <w:p>
-      <w:bookmarkStart w:id="133" w:name="source_R106"/>
+      <w:bookmarkStart w:id="132" w:name="source_R106"/>
       <w:pPr>
         <w:pStyle w:val="SourceTitle"/>
       </w:pPr>
       <w:r>
         <w:t>R106  Store DJ, Rode Wireless PRO dual kit</w:t>
       </w:r>
-      <w:bookmarkEnd w:id="133"/>
+      <w:bookmarkEnd w:id="132"/>
     </w:p>
     <w:p>
       <w:pPr>
@@ -21072,14 +20613,30 @@
         <w:keepNext/>
       </w:pPr>
       <w:r>
-        <w:t>Checked 2026-10-29</w:t>
+        <w:t>Recorded observation date: 2026-10-29</w:t>
       </w:r>
     </w:p>
     <w:p>
       <w:pPr>
         <w:pStyle w:val="SourceNote"/>
       </w:pPr>
-      <w:hyperlink r:id="rId101">
+      <w:r>
+        <w:t>page rechecked: Retail page rechecked for 385 AUD promotional price. Availability and offer expiry remain order-specific.</w:t>
+      </w:r>
+    </w:p>
+    <w:p>
+      <w:pPr>
+        <w:pStyle w:val="SourceNote"/>
+      </w:pPr>
+      <w:r>
+        <w:t>Supplier quotation date: none recorded.</w:t>
+      </w:r>
+    </w:p>
+    <w:p>
+      <w:pPr>
+        <w:pStyle w:val="SourceNote"/>
+      </w:pPr>
+      <w:hyperlink r:id="rId102">
         <w:r>
           <w:rPr>
             <w:color w:val="275E67"/>
@@ -21090,14 +20647,14 @@
       </w:hyperlink>
     </w:p>
     <w:p>
-      <w:bookmarkStart w:id="134" w:name="source_R107"/>
+      <w:bookmarkStart w:id="133" w:name="source_R107"/>
       <w:pPr>
         <w:pStyle w:val="SourceTitle"/>
       </w:pPr>
       <w:r>
         <w:t>R107  Rode, simultaneous Wireless PRO systems</w:t>
       </w:r>
-      <w:bookmarkEnd w:id="134"/>
+      <w:bookmarkEnd w:id="133"/>
     </w:p>
     <w:p>
       <w:pPr>
@@ -21113,14 +20670,30 @@
         <w:keepNext/>
       </w:pPr>
       <w:r>
-        <w:t>Checked 2026-10-29</w:t>
+        <w:t>Recorded observation date: 2026-10-29</w:t>
       </w:r>
     </w:p>
     <w:p>
       <w:pPr>
         <w:pStyle w:val="SourceNote"/>
       </w:pPr>
-      <w:hyperlink r:id="rId102">
+      <w:r>
+        <w:t>page rechecked: Manufacturer page rechecked for up to four Wireless PRO kits/eight transmitters in one location.</w:t>
+      </w:r>
+    </w:p>
+    <w:p>
+      <w:pPr>
+        <w:pStyle w:val="SourceNote"/>
+      </w:pPr>
+      <w:r>
+        <w:t>Supplier quotation date: none recorded.</w:t>
+      </w:r>
+    </w:p>
+    <w:p>
+      <w:pPr>
+        <w:pStyle w:val="SourceNote"/>
+      </w:pPr>
+      <w:hyperlink r:id="rId103">
         <w:r>
           <w:rPr>
             <w:color w:val="275E67"/>
@@ -21131,14 +20704,14 @@
       </w:hyperlink>
     </w:p>
     <w:p>
-      <w:bookmarkStart w:id="135" w:name="source_R108"/>
+      <w:bookmarkStart w:id="134" w:name="source_R108"/>
       <w:pPr>
         <w:pStyle w:val="SourceTitle"/>
       </w:pPr>
       <w:r>
         <w:t>R108  Better Music, Zoom LiveTrak L-8</w:t>
       </w:r>
-      <w:bookmarkEnd w:id="135"/>
+      <w:bookmarkEnd w:id="134"/>
     </w:p>
     <w:p>
       <w:pPr>
@@ -21154,14 +20727,30 @@
         <w:keepNext/>
       </w:pPr>
       <w:r>
-        <w:t>Checked 2026-10-29</w:t>
+        <w:t>Recorded observation date: 2026-10-29</w:t>
       </w:r>
     </w:p>
     <w:p>
       <w:pPr>
         <w:pStyle w:val="SourceNote"/>
       </w:pPr>
-      <w:hyperlink r:id="rId103">
+      <w:r>
+        <w:t>page rechecked: Retail page rechecked for 715 AUD. This is a list-price observation, not a delivered quote.</w:t>
+      </w:r>
+    </w:p>
+    <w:p>
+      <w:pPr>
+        <w:pStyle w:val="SourceNote"/>
+      </w:pPr>
+      <w:r>
+        <w:t>Supplier quotation date: none recorded.</w:t>
+      </w:r>
+    </w:p>
+    <w:p>
+      <w:pPr>
+        <w:pStyle w:val="SourceNote"/>
+      </w:pPr>
+      <w:hyperlink r:id="rId104">
         <w:r>
           <w:rPr>
             <w:color w:val="275E67"/>
@@ -21172,14 +20761,14 @@
       </w:hyperlink>
     </w:p>
     <w:p>
-      <w:bookmarkStart w:id="136" w:name="source_R109"/>
+      <w:bookmarkStart w:id="135" w:name="source_R109"/>
       <w:pPr>
         <w:pStyle w:val="SourceTitle"/>
       </w:pPr>
       <w:r>
         <w:t>R109  Store DJ, Hosa CMP-159 breakout cable</w:t>
       </w:r>
-      <w:bookmarkEnd w:id="136"/>
+      <w:bookmarkEnd w:id="135"/>
     </w:p>
     <w:p>
       <w:pPr>
@@ -21195,14 +20784,30 @@
         <w:keepNext/>
       </w:pPr>
       <w:r>
-        <w:t>Checked 2026-10-29</w:t>
+        <w:t>Recorded observation date: 2026-10-29</w:t>
       </w:r>
     </w:p>
     <w:p>
       <w:pPr>
         <w:pStyle w:val="SourceNote"/>
       </w:pPr>
-      <w:hyperlink r:id="rId104">
+      <w:r>
+        <w:t>page rechecked: Retail page rechecked for 22 AUD cable price; delivery is separate.</w:t>
+      </w:r>
+    </w:p>
+    <w:p>
+      <w:pPr>
+        <w:pStyle w:val="SourceNote"/>
+      </w:pPr>
+      <w:r>
+        <w:t>Supplier quotation date: none recorded.</w:t>
+      </w:r>
+    </w:p>
+    <w:p>
+      <w:pPr>
+        <w:pStyle w:val="SourceNote"/>
+      </w:pPr>
+      <w:hyperlink r:id="rId105">
         <w:r>
           <w:rPr>
             <w:color w:val="275E67"/>
@@ -21213,14 +20818,14 @@
       </w:hyperlink>
     </w:p>
     <w:p>
-      <w:bookmarkStart w:id="137" w:name="source_R110"/>
+      <w:bookmarkStart w:id="136" w:name="source_R110"/>
       <w:pPr>
         <w:pStyle w:val="SourceTitle"/>
       </w:pPr>
       <w:r>
         <w:t>R110  Officeworks, Matrix visitor chair</w:t>
       </w:r>
-      <w:bookmarkEnd w:id="137"/>
+      <w:bookmarkEnd w:id="136"/>
     </w:p>
     <w:p>
       <w:pPr>
@@ -21236,14 +20841,30 @@
         <w:keepNext/>
       </w:pPr>
       <w:r>
-        <w:t>Checked 2026-10-29</w:t>
+        <w:t>Recorded observation date: 2026-10-29</w:t>
       </w:r>
     </w:p>
     <w:p>
       <w:pPr>
         <w:pStyle w:val="SourceNote"/>
       </w:pPr>
-      <w:hyperlink r:id="rId105">
+      <w:r>
+        <w:t>page rechecked: Retail page rechecked for 179 AUD chair price.</w:t>
+      </w:r>
+    </w:p>
+    <w:p>
+      <w:pPr>
+        <w:pStyle w:val="SourceNote"/>
+      </w:pPr>
+      <w:r>
+        <w:t>Supplier quotation date: none recorded.</w:t>
+      </w:r>
+    </w:p>
+    <w:p>
+      <w:pPr>
+        <w:pStyle w:val="SourceNote"/>
+      </w:pPr>
+      <w:hyperlink r:id="rId106">
         <w:r>
           <w:rPr>
             <w:color w:val="275E67"/>
@@ -21254,14 +20875,14 @@
       </w:hyperlink>
     </w:p>
     <w:p>
-      <w:bookmarkStart w:id="138" w:name="source_R111"/>
+      <w:bookmarkStart w:id="137" w:name="source_R111"/>
       <w:pPr>
         <w:pStyle w:val="SourceTitle"/>
       </w:pPr>
       <w:r>
         <w:t>R111  Officeworks, Matrix visitor armchair</w:t>
       </w:r>
-      <w:bookmarkEnd w:id="138"/>
+      <w:bookmarkEnd w:id="137"/>
     </w:p>
     <w:p>
       <w:pPr>
@@ -21270,7 +20891,7 @@
       <w:r>
         <w:t xml:space="preserve">New armchair listed in the associated Officeworks range at $199; product specifies 160 kg capacity and delivery surcharge. See range </w:t>
       </w:r>
-      <w:hyperlink r:id="rId106">
+      <w:hyperlink r:id="rId107">
         <w:r>
           <w:rPr>
             <w:color w:val="275E67"/>
@@ -21289,14 +20910,30 @@
         <w:keepNext/>
       </w:pPr>
       <w:r>
-        <w:t>Checked 2026-10-29</w:t>
+        <w:t>Recorded observation date: 2026-10-29</w:t>
       </w:r>
     </w:p>
     <w:p>
       <w:pPr>
         <w:pStyle w:val="SourceNote"/>
       </w:pPr>
-      <w:hyperlink r:id="rId107">
+      <w:r>
+        <w:t>page rechecked: Retail page rechecked for 199 AUD armchair price; specification claims retained from prior research need product confirmation.</w:t>
+      </w:r>
+    </w:p>
+    <w:p>
+      <w:pPr>
+        <w:pStyle w:val="SourceNote"/>
+      </w:pPr>
+      <w:r>
+        <w:t>Supplier quotation date: none recorded.</w:t>
+      </w:r>
+    </w:p>
+    <w:p>
+      <w:pPr>
+        <w:pStyle w:val="SourceNote"/>
+      </w:pPr>
+      <w:hyperlink r:id="rId108">
         <w:r>
           <w:rPr>
             <w:color w:val="275E67"/>
@@ -21307,23 +20944,23 @@
       </w:hyperlink>
     </w:p>
     <w:p>
-      <w:bookmarkStart w:id="139" w:name="source_R112"/>
+      <w:bookmarkStart w:id="138" w:name="source_R112"/>
       <w:pPr>
         <w:pStyle w:val="SourceTitle"/>
       </w:pPr>
       <w:r>
         <w:t>R112  Danny's Desks, Chibel ex-hire chair</w:t>
       </w:r>
-      <w:bookmarkEnd w:id="139"/>
+      <w:bookmarkEnd w:id="138"/>
     </w:p>
     <w:p>
       <w:pPr>
         <w:pStyle w:val="RegisterText"/>
       </w:pPr>
       <w:r>
-        <w:t xml:space="preserve">Category lists $39. Product describes light scuffs, as-is clearance, no commercial/manufacturer warranty, 110 kg rating, Eagle Farm collection by appointment. Stock quantity and GST invoice to confirm. Category </w:t>
-      </w:r>
-      <w:hyperlink r:id="rId108">
+        <w:t xml:space="preserve">Inherited observation, recorded 2026-10-29. Category lists $39. Product describes light scuffs, as-is clearance, no commercial/manufacturer warranty, 110 kg rating, Eagle Farm collection by appointment. Stock quantity and GST invoice to confirm. Category </w:t>
+      </w:r>
+      <w:hyperlink r:id="rId109">
         <w:r>
           <w:rPr>
             <w:color w:val="275E67"/>
@@ -21342,14 +20979,30 @@
         <w:keepNext/>
       </w:pPr>
       <w:r>
-        <w:t>Checked 2026-10-29</w:t>
+        <w:t>Recorded observation date: 2026-10-29</w:t>
       </w:r>
     </w:p>
     <w:p>
       <w:pPr>
         <w:pStyle w:val="SourceNote"/>
       </w:pPr>
-      <w:hyperlink r:id="rId109">
+      <w:r>
+        <w:t>inherited reference requires verification: Used-product page not retrievable. 39 AUD, condition, load rating and collection details remain inherited unverified claims.</w:t>
+      </w:r>
+    </w:p>
+    <w:p>
+      <w:pPr>
+        <w:pStyle w:val="SourceNote"/>
+      </w:pPr>
+      <w:r>
+        <w:t>Supplier quotation date: none recorded.</w:t>
+      </w:r>
+    </w:p>
+    <w:p>
+      <w:pPr>
+        <w:pStyle w:val="SourceNote"/>
+      </w:pPr>
+      <w:hyperlink r:id="rId110">
         <w:r>
           <w:rPr>
             <w:color w:val="275E67"/>
@@ -21360,14 +21013,14 @@
       </w:hyperlink>
     </w:p>
     <w:p>
-      <w:bookmarkStart w:id="140" w:name="source_R113"/>
+      <w:bookmarkStart w:id="139" w:name="source_R113"/>
       <w:pPr>
         <w:pStyle w:val="SourceTitle"/>
       </w:pPr>
       <w:r>
         <w:t>R113  Officeworks, folding table range</w:t>
       </w:r>
-      <w:bookmarkEnd w:id="140"/>
+      <w:bookmarkEnd w:id="139"/>
     </w:p>
     <w:p>
       <w:pPr>
@@ -21383,14 +21036,30 @@
         <w:keepNext/>
       </w:pPr>
       <w:r>
-        <w:t>Checked 2026-10-29</w:t>
+        <w:t>Recorded observation date: 2026-10-29</w:t>
       </w:r>
     </w:p>
     <w:p>
       <w:pPr>
         <w:pStyle w:val="SourceNote"/>
       </w:pPr>
-      <w:hyperlink r:id="rId110">
+      <w:r>
+        <w:t>partial verification: Range page retrieved without the 292 AUD table price. Retain as unverified inherited input.</w:t>
+      </w:r>
+    </w:p>
+    <w:p>
+      <w:pPr>
+        <w:pStyle w:val="SourceNote"/>
+      </w:pPr>
+      <w:r>
+        <w:t>Supplier quotation date: none recorded.</w:t>
+      </w:r>
+    </w:p>
+    <w:p>
+      <w:pPr>
+        <w:pStyle w:val="SourceNote"/>
+      </w:pPr>
+      <w:hyperlink r:id="rId111">
         <w:r>
           <w:rPr>
             <w:color w:val="275E67"/>
@@ -21401,23 +21070,23 @@
       </w:hyperlink>
     </w:p>
     <w:p>
-      <w:bookmarkStart w:id="141" w:name="source_R114"/>
+      <w:bookmarkStart w:id="140" w:name="source_R114"/>
       <w:pPr>
         <w:pStyle w:val="SourceTitle"/>
       </w:pPr>
       <w:r>
-        <w:t>R114  Mack's Office Furniture, current second-hand catalogue</w:t>
-      </w:r>
-      <w:bookmarkEnd w:id="141"/>
+        <w:t>R114  Mack's Office Furniture, recorded second-hand catalogue</w:t>
+      </w:r>
+      <w:bookmarkEnd w:id="140"/>
     </w:p>
     <w:p>
       <w:pPr>
         <w:pStyle w:val="RegisterText"/>
       </w:pPr>
       <w:r>
-        <w:t xml:space="preserve">Direct product pages list a used metal-frame desk, 1600 x 800 mm, at $150 including GST, listed 19 October 2026 and described as in good condition; and a used cupboard, 1600h x 900w x 430d mm, at $129 including GST, listed 23 October 2026. Both pages display availability, but required quantities and delivered cost remain unconfirmed. Central Victoria dealer. Direct product links: </w:t>
-      </w:r>
-      <w:hyperlink r:id="rId111">
+        <w:t xml:space="preserve">Inherited observation, recorded 2026-10-29. Direct product pages list a used metal-frame desk, 1600 x 800 mm, at $150 including GST, listed 19 October 2026 and described as in good condition; and a used cupboard, 1600h x 900w x 430d mm, at $129 including GST, listed 23 October 2026. Both pages display availability, but required quantities and delivered cost remain unconfirmed. Central Victoria dealer. Direct product links: </w:t>
+      </w:r>
+      <w:hyperlink r:id="rId112">
         <w:r>
           <w:rPr>
             <w:color w:val="275E67"/>
@@ -21429,7 +21098,7 @@
       <w:r>
         <w:t xml:space="preserve"> and </w:t>
       </w:r>
-      <w:hyperlink r:id="rId112">
+      <w:hyperlink r:id="rId113">
         <w:r>
           <w:rPr>
             <w:color w:val="275E67"/>
@@ -21448,14 +21117,30 @@
         <w:keepNext/>
       </w:pPr>
       <w:r>
-        <w:t>Checked 2026-10-29</w:t>
+        <w:t>Recorded observation date: 2026-10-29</w:t>
       </w:r>
     </w:p>
     <w:p>
       <w:pPr>
         <w:pStyle w:val="SourceNote"/>
       </w:pPr>
-      <w:hyperlink r:id="rId113">
+      <w:r>
+        <w:t>inherited reference requires verification: Used desk and cupboard pages not retrievable. 150/129 AUD, listing dates, tax basis, stock and condition remain inherited unverified claims.</w:t>
+      </w:r>
+    </w:p>
+    <w:p>
+      <w:pPr>
+        <w:pStyle w:val="SourceNote"/>
+      </w:pPr>
+      <w:r>
+        <w:t>Supplier quotation date: none recorded.</w:t>
+      </w:r>
+    </w:p>
+    <w:p>
+      <w:pPr>
+        <w:pStyle w:val="SourceNote"/>
+      </w:pPr>
+      <w:hyperlink r:id="rId114">
         <w:r>
           <w:rPr>
             <w:color w:val="275E67"/>
@@ -21466,21 +21151,21 @@
       </w:hyperlink>
     </w:p>
     <w:p>
-      <w:bookmarkStart w:id="142" w:name="source_R115"/>
+      <w:bookmarkStart w:id="141" w:name="source_R115"/>
       <w:pPr>
         <w:pStyle w:val="SourceTitle"/>
       </w:pPr>
       <w:r>
         <w:t>R115  Australian Computer Traders, refurbished desktop range</w:t>
       </w:r>
-      <w:bookmarkEnd w:id="142"/>
+      <w:bookmarkEnd w:id="141"/>
     </w:p>
     <w:p>
       <w:pPr>
         <w:pStyle w:val="RegisterText"/>
       </w:pPr>
       <w:r>
-        <w:t>Grade A HP EliteDesk 800 G6 Mini, i5 tenth generation, 16 GB RAM, 256 GB SSD, Windows 11 listed $399. Intended as prototype capture/control computer, not a guaranteed multi-room AI inference server.</w:t>
+        <w:t>Inherited observation, recorded 2026-10-29. Grade A HP EliteDesk 800 G6 Mini, i5 tenth generation, 16 GB RAM, 256 GB SSD, Windows 11 listed $399. Intended as prototype capture/control computer, not a guaranteed multi-room AI inference server.</w:t>
       </w:r>
     </w:p>
     <w:p>
@@ -21489,14 +21174,30 @@
         <w:keepNext/>
       </w:pPr>
       <w:r>
-        <w:t>Checked 2026-10-29</w:t>
+        <w:t>Recorded observation date: 2026-10-29</w:t>
       </w:r>
     </w:p>
     <w:p>
       <w:pPr>
         <w:pStyle w:val="SourceNote"/>
       </w:pPr>
-      <w:hyperlink r:id="rId114">
+      <w:r>
+        <w:t>inherited reference requires verification: Supplier homepage timed out. Exact refurbished configuration and 399 AUD remain inherited unverified claims.</w:t>
+      </w:r>
+    </w:p>
+    <w:p>
+      <w:pPr>
+        <w:pStyle w:val="SourceNote"/>
+      </w:pPr>
+      <w:r>
+        <w:t>Supplier quotation date: none recorded.</w:t>
+      </w:r>
+    </w:p>
+    <w:p>
+      <w:pPr>
+        <w:pStyle w:val="SourceNote"/>
+      </w:pPr>
+      <w:hyperlink r:id="rId115">
         <w:r>
           <w:rPr>
             <w:color w:val="275E67"/>
@@ -21507,14 +21208,14 @@
       </w:hyperlink>
     </w:p>
     <w:p>
-      <w:bookmarkStart w:id="143" w:name="source_R116"/>
+      <w:bookmarkStart w:id="142" w:name="source_R116"/>
       <w:pPr>
         <w:pStyle w:val="SourceTitle"/>
       </w:pPr>
       <w:r>
         <w:t>R116  Scorptec, CyberPower UPS published range</w:t>
       </w:r>
-      <w:bookmarkEnd w:id="143"/>
+      <w:bookmarkEnd w:id="142"/>
     </w:p>
     <w:p>
       <w:pPr>
@@ -21530,14 +21231,30 @@
         <w:keepNext/>
       </w:pPr>
       <w:r>
-        <w:t>Checked 2026-10-29</w:t>
+        <w:t>Recorded observation date: 2026-10-29</w:t>
       </w:r>
     </w:p>
     <w:p>
       <w:pPr>
         <w:pStyle w:val="SourceNote"/>
       </w:pPr>
-      <w:hyperlink r:id="rId115">
+      <w:r>
+        <w:t>partial verification: Range page retrieved; exact 299 AUD model/stock assertion not independently confirmed in this revision.</w:t>
+      </w:r>
+    </w:p>
+    <w:p>
+      <w:pPr>
+        <w:pStyle w:val="SourceNote"/>
+      </w:pPr>
+      <w:r>
+        <w:t>Supplier quotation date: none recorded.</w:t>
+      </w:r>
+    </w:p>
+    <w:p>
+      <w:pPr>
+        <w:pStyle w:val="SourceNote"/>
+      </w:pPr>
+      <w:hyperlink r:id="rId116">
         <w:r>
           <w:rPr>
             <w:color w:val="275E67"/>
@@ -21548,14 +21265,14 @@
       </w:hyperlink>
     </w:p>
     <w:p>
-      <w:bookmarkStart w:id="144" w:name="source_R117"/>
+      <w:bookmarkStart w:id="143" w:name="source_R117"/>
       <w:pPr>
         <w:pStyle w:val="SourceTitle"/>
       </w:pPr>
       <w:r>
         <w:t>R117  Indestroom, Australian turnkey room catalogue</w:t>
       </w:r>
-      <w:bookmarkEnd w:id="144"/>
+      <w:bookmarkEnd w:id="143"/>
     </w:p>
     <w:p>
       <w:pPr>
@@ -21571,14 +21288,30 @@
         <w:keepNext/>
       </w:pPr>
       <w:r>
-        <w:t>Checked 2026-10-29</w:t>
+        <w:t>Recorded observation date: 2026-10-29</w:t>
       </w:r>
     </w:p>
     <w:p>
       <w:pPr>
         <w:pStyle w:val="SourceNote"/>
       </w:pPr>
-      <w:hyperlink r:id="rId84">
+      <w:r>
+        <w:t>page rechecked: Supplier catalogue rechecked for 42500, 89900, 63300 and 101600 AUD package benchmarks.</w:t>
+      </w:r>
+    </w:p>
+    <w:p>
+      <w:pPr>
+        <w:pStyle w:val="SourceNote"/>
+      </w:pPr>
+      <w:r>
+        <w:t>Supplier quotation date: none recorded.</w:t>
+      </w:r>
+    </w:p>
+    <w:p>
+      <w:pPr>
+        <w:pStyle w:val="SourceNote"/>
+      </w:pPr>
+      <w:hyperlink r:id="rId85">
         <w:r>
           <w:rPr>
             <w:color w:val="275E67"/>
@@ -21589,14 +21322,14 @@
       </w:hyperlink>
     </w:p>
     <w:p>
-      <w:bookmarkStart w:id="145" w:name="source_R118"/>
+      <w:bookmarkStart w:id="144" w:name="source_R118"/>
       <w:pPr>
         <w:pStyle w:val="SourceTitle"/>
       </w:pPr>
       <w:r>
         <w:t>R118  Property Now, 338 Lytton Road listing</w:t>
       </w:r>
-      <w:bookmarkEnd w:id="145"/>
+      <w:bookmarkEnd w:id="144"/>
     </w:p>
     <w:p>
       <w:pPr>
@@ -21612,14 +21345,30 @@
         <w:keepNext/>
       </w:pPr>
       <w:r>
-        <w:t>Checked 2026-10-29</w:t>
+        <w:t>Recorded observation date: 2026-10-29</w:t>
       </w:r>
     </w:p>
     <w:p>
       <w:pPr>
         <w:pStyle w:val="SourceNote"/>
       </w:pPr>
-      <w:hyperlink r:id="rId116">
+      <w:r>
+        <w:t>page rechecked: Listing rechecked at 6750 AUD per month plus GST and outgoings, 300 m², updated 22 September 2026.</w:t>
+      </w:r>
+    </w:p>
+    <w:p>
+      <w:pPr>
+        <w:pStyle w:val="SourceNote"/>
+      </w:pPr>
+      <w:r>
+        <w:t>Supplier quotation date: none recorded.</w:t>
+      </w:r>
+    </w:p>
+    <w:p>
+      <w:pPr>
+        <w:pStyle w:val="SourceNote"/>
+      </w:pPr>
+      <w:hyperlink r:id="rId117">
         <w:r>
           <w:rPr>
             <w:color w:val="275E67"/>
@@ -21630,21 +21379,21 @@
       </w:hyperlink>
     </w:p>
     <w:p>
-      <w:bookmarkStart w:id="146" w:name="source_R119"/>
+      <w:bookmarkStart w:id="145" w:name="source_R119"/>
       <w:pPr>
         <w:pStyle w:val="SourceTitle"/>
       </w:pPr>
       <w:r>
         <w:t>R119  Chase Commercial, 4/65 Riverside Place listing</w:t>
       </w:r>
-      <w:bookmarkEnd w:id="146"/>
+      <w:bookmarkEnd w:id="145"/>
     </w:p>
     <w:p>
       <w:pPr>
         <w:pStyle w:val="RegisterText"/>
       </w:pPr>
       <w:r>
-        <w:t>300 m² two-level office/storage listing $72,000 per year plus outgoings and GST, last updated 29 September 2026. Different layout from a single-level escape venue.</w:t>
+        <w:t>Rechecked advertised rent: 300 m² two-level premises at 78,000 AUD per year plus outgoings and GST, equivalent to 260 AUD/m²/year. Page update 11 September 2026; observed 29 October 2026. No lease or site choice.</w:t>
       </w:r>
     </w:p>
     <w:p>
@@ -21653,14 +21402,30 @@
         <w:keepNext/>
       </w:pPr>
       <w:r>
-        <w:t>Checked 2026-10-29</w:t>
+        <w:t>Recorded observation date: 2026-10-29</w:t>
       </w:r>
     </w:p>
     <w:p>
       <w:pPr>
         <w:pStyle w:val="SourceNote"/>
       </w:pPr>
-      <w:hyperlink r:id="rId117">
+      <w:r>
+        <w:t>page rechecked: Correction: retrieved listing asks 78000 AUD per year plus GST and outgoings, 300 m², updated 11 September 2026. Earlier 72000 AUD value superseded.</w:t>
+      </w:r>
+    </w:p>
+    <w:p>
+      <w:pPr>
+        <w:pStyle w:val="SourceNote"/>
+      </w:pPr>
+      <w:r>
+        <w:t>Supplier quotation date: none recorded.</w:t>
+      </w:r>
+    </w:p>
+    <w:p>
+      <w:pPr>
+        <w:pStyle w:val="SourceNote"/>
+      </w:pPr>
+      <w:hyperlink r:id="rId118">
         <w:r>
           <w:rPr>
             <w:color w:val="275E67"/>
@@ -21671,21 +21436,21 @@
       </w:hyperlink>
     </w:p>
     <w:p>
-      <w:bookmarkStart w:id="147" w:name="source_R120"/>
+      <w:bookmarkStart w:id="146" w:name="source_R120"/>
       <w:pPr>
         <w:pStyle w:val="SourceTitle"/>
       </w:pPr>
       <w:r>
         <w:t>R120  Alliance Electrical, Northern Rivers rates</w:t>
       </w:r>
-      <w:bookmarkEnd w:id="147"/>
+      <w:bookmarkEnd w:id="146"/>
     </w:p>
     <w:p>
       <w:pPr>
         <w:pStyle w:val="RegisterText"/>
       </w:pPr>
       <w:r>
-        <w:t>Northern Rivers NSW regional comparison only: first hour $190 excluding GST, later $110; effective 30 July 2026, materials and specified travel additional. Not used as a Brisbane quote.</w:t>
+        <w:t>Inherited observation, recorded 2026-10-29. Northern Rivers NSW regional comparison only: first hour $190 excluding GST, later $110; effective 30 July 2026, materials and specified travel additional. Not used as a Brisbane quote.</w:t>
       </w:r>
     </w:p>
     <w:p>
@@ -21694,14 +21459,30 @@
         <w:keepNext/>
       </w:pPr>
       <w:r>
-        <w:t>Checked 2026-10-29</w:t>
+        <w:t>Recorded observation date: 2026-10-29</w:t>
       </w:r>
     </w:p>
     <w:p>
       <w:pPr>
         <w:pStyle w:val="SourceNote"/>
       </w:pPr>
-      <w:hyperlink r:id="rId118">
+      <w:r>
+        <w:t>inherited reference requires verification: Source retained from the previous edition; not independently rechecked in this revision. Treat specific factual or price claims as inherited observations.</w:t>
+      </w:r>
+    </w:p>
+    <w:p>
+      <w:pPr>
+        <w:pStyle w:val="SourceNote"/>
+      </w:pPr>
+      <w:r>
+        <w:t>Supplier quotation date: none recorded.</w:t>
+      </w:r>
+    </w:p>
+    <w:p>
+      <w:pPr>
+        <w:pStyle w:val="SourceNote"/>
+      </w:pPr>
+      <w:hyperlink r:id="rId119">
         <w:r>
           <w:rPr>
             <w:color w:val="275E67"/>
@@ -21712,14 +21493,14 @@
       </w:hyperlink>
     </w:p>
     <w:p>
-      <w:bookmarkStart w:id="148" w:name="source_R121"/>
+      <w:bookmarkStart w:id="147" w:name="source_R121"/>
       <w:pPr>
         <w:pStyle w:val="SourceTitle"/>
       </w:pPr>
       <w:r>
         <w:t>R121  OpenAI, current API prices</w:t>
       </w:r>
-      <w:bookmarkEnd w:id="148"/>
+      <w:bookmarkEnd w:id="147"/>
     </w:p>
     <w:p>
       <w:pPr>
@@ -21735,14 +21516,30 @@
         <w:keepNext/>
       </w:pPr>
       <w:r>
-        <w:t>Checked 2026-10-29</w:t>
+        <w:t>Recorded observation date: 2026-10-29</w:t>
       </w:r>
     </w:p>
     <w:p>
       <w:pPr>
         <w:pStyle w:val="SourceNote"/>
       </w:pPr>
-      <w:hyperlink r:id="rId119">
+      <w:r>
+        <w:t>page rechecked: Official pricing and named model pages rechecked. Standard short-context gpt-6.1-sol input/output examples are 2/10 USD per million; transcription examples 0.0045/0.017 USD per minute.</w:t>
+      </w:r>
+    </w:p>
+    <w:p>
+      <w:pPr>
+        <w:pStyle w:val="SourceNote"/>
+      </w:pPr>
+      <w:r>
+        <w:t>Supplier quotation date: none recorded.</w:t>
+      </w:r>
+    </w:p>
+    <w:p>
+      <w:pPr>
+        <w:pStyle w:val="SourceNote"/>
+      </w:pPr>
+      <w:hyperlink r:id="rId120">
         <w:r>
           <w:rPr>
             <w:color w:val="275E67"/>
@@ -21753,14 +21550,14 @@
       </w:hyperlink>
     </w:p>
     <w:p>
-      <w:bookmarkStart w:id="149" w:name="source_R122"/>
+      <w:bookmarkStart w:id="148" w:name="source_R122"/>
       <w:pPr>
         <w:pStyle w:val="SourceTitle"/>
       </w:pPr>
       <w:r>
         <w:t>R122  OpenAI, current transcription workflows</w:t>
       </w:r>
-      <w:bookmarkEnd w:id="149"/>
+      <w:bookmarkEnd w:id="148"/>
     </w:p>
     <w:p>
       <w:pPr>
@@ -21776,14 +21573,30 @@
         <w:keepNext/>
       </w:pPr>
       <w:r>
-        <w:t>Checked 2026-10-29</w:t>
+        <w:t>Recorded observation date: 2026-10-29</w:t>
       </w:r>
     </w:p>
     <w:p>
       <w:pPr>
         <w:pStyle w:val="SourceNote"/>
       </w:pPr>
-      <w:hyperlink r:id="rId120">
+      <w:r>
+        <w:t>page rechecked: Official transcription guide retrieved. Workflow/model names are documentation examples, not business choices.</w:t>
+      </w:r>
+    </w:p>
+    <w:p>
+      <w:pPr>
+        <w:pStyle w:val="SourceNote"/>
+      </w:pPr>
+      <w:r>
+        <w:t>Supplier quotation date: none recorded.</w:t>
+      </w:r>
+    </w:p>
+    <w:p>
+      <w:pPr>
+        <w:pStyle w:val="SourceNote"/>
+      </w:pPr>
+      <w:hyperlink r:id="rId121">
         <w:r>
           <w:rPr>
             <w:color w:val="275E67"/>
@@ -21794,21 +21607,21 @@
       </w:hyperlink>
     </w:p>
     <w:p>
-      <w:bookmarkStart w:id="150" w:name="source_R123"/>
+      <w:bookmarkStart w:id="149" w:name="source_R123"/>
       <w:pPr>
         <w:pStyle w:val="SourceTitle"/>
       </w:pPr>
       <w:r>
         <w:t>R123  OpenAI, API credit currency</w:t>
       </w:r>
-      <w:bookmarkEnd w:id="150"/>
+      <w:bookmarkEnd w:id="149"/>
     </w:p>
     <w:p>
       <w:pPr>
         <w:pStyle w:val="RegisterText"/>
       </w:pPr>
       <w:r>
-        <w:t>API credit purchases are currently limited to USD. Translate actual invoice amounts using the actual AUD conversion and separately record taxes and payment charges.</w:t>
+        <w:t>Inherited observation, recorded 2026-10-29. API credit purchases are currently limited to USD. Translate actual invoice amounts using the actual AUD conversion and separately record taxes and payment charges.</w:t>
       </w:r>
     </w:p>
     <w:p>
@@ -21817,14 +21630,30 @@
         <w:keepNext/>
       </w:pPr>
       <w:r>
-        <w:t>Checked 2026-10-29</w:t>
+        <w:t>Recorded observation date: 2026-10-29</w:t>
       </w:r>
     </w:p>
     <w:p>
       <w:pPr>
         <w:pStyle w:val="SourceNote"/>
       </w:pPr>
-      <w:hyperlink r:id="rId121">
+      <w:r>
+        <w:t>inherited reference requires verification: Source retained from the previous edition; not independently rechecked in this revision. Treat specific factual or price claims as inherited observations.</w:t>
+      </w:r>
+    </w:p>
+    <w:p>
+      <w:pPr>
+        <w:pStyle w:val="SourceNote"/>
+      </w:pPr>
+      <w:r>
+        <w:t>Supplier quotation date: none recorded.</w:t>
+      </w:r>
+    </w:p>
+    <w:p>
+      <w:pPr>
+        <w:pStyle w:val="SourceNote"/>
+      </w:pPr>
+      <w:hyperlink r:id="rId122">
         <w:r>
           <w:rPr>
             <w:color w:val="275E67"/>
@@ -21835,21 +21664,21 @@
       </w:hyperlink>
     </w:p>
     <w:p>
-      <w:bookmarkStart w:id="151" w:name="source_R124"/>
+      <w:bookmarkStart w:id="150" w:name="source_R124"/>
       <w:pPr>
         <w:pStyle w:val="SourceTitle"/>
       </w:pPr>
       <w:r>
         <w:t>R124  Deepgram, processed multichannel duration pricing rule</w:t>
       </w:r>
-      <w:bookmarkEnd w:id="151"/>
+      <w:bookmarkEnd w:id="150"/>
     </w:p>
     <w:p>
       <w:pPr>
         <w:pStyle w:val="RegisterText"/>
       </w:pPr>
       <w:r>
-        <w:t>The official pricing page says multichannel processing is billed by total processed duration across channels. This supports the conservative separate-channel volume method; the selected unit-price example is a separate OpenAI file transcription benchmark.</w:t>
+        <w:t>Inherited observation, recorded 2026-10-29. The official pricing page says multichannel processing is billed by total processed duration across channels. This supports the conservative separate-channel volume method; the selected unit-price example is a separate OpenAI file transcription benchmark.</w:t>
       </w:r>
     </w:p>
     <w:p>
@@ -21858,14 +21687,30 @@
         <w:keepNext/>
       </w:pPr>
       <w:r>
-        <w:t>Checked 2026-10-29</w:t>
+        <w:t>Recorded observation date: 2026-10-29</w:t>
       </w:r>
     </w:p>
     <w:p>
       <w:pPr>
         <w:pStyle w:val="SourceNote"/>
       </w:pPr>
-      <w:hyperlink r:id="rId122">
+      <w:r>
+        <w:t>inherited reference requires verification: Source retained from the previous edition; not independently rechecked in this revision. Treat specific factual or price claims as inherited observations.</w:t>
+      </w:r>
+    </w:p>
+    <w:p>
+      <w:pPr>
+        <w:pStyle w:val="SourceNote"/>
+      </w:pPr>
+      <w:r>
+        <w:t>Supplier quotation date: none recorded.</w:t>
+      </w:r>
+    </w:p>
+    <w:p>
+      <w:pPr>
+        <w:pStyle w:val="SourceNote"/>
+      </w:pPr>
+      <w:hyperlink r:id="rId123">
         <w:r>
           <w:rPr>
             <w:color w:val="275E67"/>
@@ -21876,6 +21721,63 @@
       </w:hyperlink>
     </w:p>
     <w:p>
+      <w:bookmarkStart w:id="151" w:name="source_R125"/>
+      <w:pPr>
+        <w:pStyle w:val="SourceTitle"/>
+      </w:pPr>
+      <w:r>
+        <w:t>R125  ATO Payday Super</w:t>
+      </w:r>
+      <w:bookmarkEnd w:id="151"/>
+    </w:p>
+    <w:p>
+      <w:pPr>
+        <w:pStyle w:val="RegisterText"/>
+      </w:pPr>
+      <w:r>
+        <w:t>The official ATO page states that from 1 July 2026 super guarantee is calculated at 12% of qualifying earnings and paid on payday. The actual payroll treatment requires the relevant current rules.</w:t>
+      </w:r>
+    </w:p>
+    <w:p>
+      <w:pPr>
+        <w:pStyle w:val="SourceNote"/>
+        <w:keepNext/>
+      </w:pPr>
+      <w:r>
+        <w:t>Recorded observation date: 2026-10-29</w:t>
+      </w:r>
+    </w:p>
+    <w:p>
+      <w:pPr>
+        <w:pStyle w:val="SourceNote"/>
+      </w:pPr>
+      <w:r>
+        <w:t>page rechecked: Official ATO source retrieved for the 12% rate and payment timing from 1 July 2026.</w:t>
+      </w:r>
+    </w:p>
+    <w:p>
+      <w:pPr>
+        <w:pStyle w:val="SourceNote"/>
+      </w:pPr>
+      <w:r>
+        <w:t>Supplier quotation date: none recorded.</w:t>
+      </w:r>
+    </w:p>
+    <w:p>
+      <w:pPr>
+        <w:pStyle w:val="SourceNote"/>
+      </w:pPr>
+      <w:hyperlink r:id="rId124">
+        <w:r>
+          <w:rPr>
+            <w:color w:val="275E67"/>
+            <w:u w:val="single"/>
+          </w:rPr>
+          <w:t xml:space="preserve">https://softwaredevelopers.ato.gov.au/PaydaySuper</w:t>
+        </w:r>
+      </w:hyperlink>
+    </w:p>
+    <w:p>
       <w:bookmarkStart w:id="152" w:name="rights"/>
       <w:pPr>
         <w:pStyle w:val="Heading1"/>
@@ -21991,7 +21893,7 @@
       <w:r>
         <w:t xml:space="preserve">Based on escape-room-team-building by Luke Nathan Hayes / Strange But True / Aura of Intelligence. Original project: </w:t>
       </w:r>
-      <w:hyperlink r:id="rId123">
+      <w:hyperlink r:id="rId125">
         <w:r>
           <w:rPr>
             <w:color w:val="275E67"/>
